--- a/docs/LifeDuo - Documentação de Projeto.docx
+++ b/docs/LifeDuo - Documentação de Projeto.docx
@@ -1193,6 +1193,9 @@
             <w:pPr>
               <w:spacing w:before="40" w:after="40"/>
             </w:pPr>
+            <w:r>
+              <w:t>Kayke Emanoel de Souza Santos</w:t>
+            </w:r>
           </w:p>
         </w:tc>
         <w:tc>
@@ -1206,6 +1209,9 @@
             <w:pPr>
               <w:spacing w:before="40" w:after="40"/>
             </w:pPr>
+            <w:r>
+              <w:t>19/05/2026</w:t>
+            </w:r>
           </w:p>
         </w:tc>
         <w:tc>
@@ -1219,6 +1225,19 @@
             <w:pPr>
               <w:spacing w:before="40" w:after="40"/>
             </w:pPr>
+            <w:proofErr w:type="spellStart"/>
+            <w:r>
+              <w:t>Documento</w:t>
+            </w:r>
+            <w:proofErr w:type="spellEnd"/>
+            <w:r>
+              <w:t xml:space="preserve"> </w:t>
+            </w:r>
+            <w:proofErr w:type="spellStart"/>
+            <w:r>
+              <w:t>iniciado</w:t>
+            </w:r>
+            <w:proofErr w:type="spellEnd"/>
           </w:p>
         </w:tc>
         <w:tc>
@@ -1232,6 +1251,9 @@
             <w:pPr>
               <w:spacing w:before="40" w:after="40"/>
             </w:pPr>
+            <w:r>
+              <w:t>1.0.0</w:t>
+            </w:r>
           </w:p>
         </w:tc>
       </w:tr>
@@ -1325,6 +1347,8 @@
       <w:pPr>
         <w:jc w:val="both"/>
       </w:pPr>
+      <w:bookmarkStart w:id="4" w:name="_1fob9te" w:colFirst="0" w:colLast="0"/>
+      <w:bookmarkEnd w:id="4"/>
       <w:r>
         <w:t xml:space="preserve">Este </w:t>
       </w:r>
@@ -1338,23 +1362,31 @@
       </w:r>
       <w:proofErr w:type="spellStart"/>
       <w:r>
-        <w:t>agrega</w:t>
-      </w:r>
-      <w:proofErr w:type="spellEnd"/>
-      <w:r>
-        <w:t xml:space="preserve">: 1) </w:t>
-      </w:r>
-      <w:proofErr w:type="gramStart"/>
-      <w:r>
-        <w:t>a</w:t>
-      </w:r>
-      <w:proofErr w:type="gramEnd"/>
-      <w:r>
-        <w:t xml:space="preserve"> </w:t>
-      </w:r>
-      <w:proofErr w:type="spellStart"/>
-      <w:r>
-        <w:t>elaboração</w:t>
+        <w:t>aborda</w:t>
+      </w:r>
+      <w:proofErr w:type="spellEnd"/>
+      <w:r>
+        <w:t xml:space="preserve"> </w:t>
+      </w:r>
+      <w:proofErr w:type="spellStart"/>
+      <w:r>
+        <w:t>os</w:t>
+      </w:r>
+      <w:proofErr w:type="spellEnd"/>
+      <w:r>
+        <w:t xml:space="preserve"> </w:t>
+      </w:r>
+      <w:proofErr w:type="spellStart"/>
+      <w:r>
+        <w:t>modelos</w:t>
+      </w:r>
+      <w:proofErr w:type="spellEnd"/>
+      <w:r>
+        <w:t xml:space="preserve"> de </w:t>
+      </w:r>
+      <w:proofErr w:type="spellStart"/>
+      <w:r>
+        <w:t>usuário</w:t>
       </w:r>
       <w:proofErr w:type="spellEnd"/>
       <w:r>
@@ -1362,7 +1394,207 @@
       </w:r>
       <w:proofErr w:type="spellStart"/>
       <w:r>
-        <w:t>revisão</w:t>
+        <w:t>requisitos</w:t>
+      </w:r>
+      <w:proofErr w:type="spellEnd"/>
+      <w:r>
+        <w:t xml:space="preserve"> do </w:t>
+      </w:r>
+      <w:proofErr w:type="spellStart"/>
+      <w:r>
+        <w:t>sistema</w:t>
+      </w:r>
+      <w:proofErr w:type="spellEnd"/>
+      <w:r>
+        <w:t xml:space="preserve"> </w:t>
+      </w:r>
+      <w:proofErr w:type="spellStart"/>
+      <w:r>
+        <w:t>LifeDuo</w:t>
+      </w:r>
+      <w:proofErr w:type="spellEnd"/>
+      <w:r>
+        <w:t xml:space="preserve">, um </w:t>
+      </w:r>
+      <w:proofErr w:type="spellStart"/>
+      <w:r>
+        <w:t>aplicativo</w:t>
+      </w:r>
+      <w:proofErr w:type="spellEnd"/>
+      <w:r>
+        <w:t xml:space="preserve"> mobile </w:t>
+      </w:r>
+      <w:proofErr w:type="spellStart"/>
+      <w:r>
+        <w:t>voltado</w:t>
+      </w:r>
+      <w:proofErr w:type="spellEnd"/>
+      <w:r>
+        <w:t xml:space="preserve"> para </w:t>
+      </w:r>
+      <w:proofErr w:type="spellStart"/>
+      <w:r>
+        <w:t>casais</w:t>
+      </w:r>
+      <w:proofErr w:type="spellEnd"/>
+      <w:r>
+        <w:t xml:space="preserve">. São </w:t>
+      </w:r>
+      <w:proofErr w:type="spellStart"/>
+      <w:r>
+        <w:t>descritos</w:t>
+      </w:r>
+      <w:proofErr w:type="spellEnd"/>
+      <w:r>
+        <w:t xml:space="preserve"> </w:t>
+      </w:r>
+      <w:proofErr w:type="spellStart"/>
+      <w:r>
+        <w:t>os</w:t>
+      </w:r>
+      <w:proofErr w:type="spellEnd"/>
+      <w:r>
+        <w:t xml:space="preserve"> </w:t>
+      </w:r>
+      <w:proofErr w:type="spellStart"/>
+      <w:r>
+        <w:t>atores</w:t>
+      </w:r>
+      <w:proofErr w:type="spellEnd"/>
+      <w:r>
+        <w:t xml:space="preserve"> </w:t>
+      </w:r>
+      <w:proofErr w:type="spellStart"/>
+      <w:r>
+        <w:t>envolvidos</w:t>
+      </w:r>
+      <w:proofErr w:type="spellEnd"/>
+      <w:r>
+        <w:t xml:space="preserve"> no </w:t>
+      </w:r>
+      <w:proofErr w:type="spellStart"/>
+      <w:r>
+        <w:t>sistema</w:t>
+      </w:r>
+      <w:proofErr w:type="spellEnd"/>
+      <w:r>
+        <w:t xml:space="preserve"> — </w:t>
+      </w:r>
+      <w:proofErr w:type="spellStart"/>
+      <w:r>
+        <w:t>os</w:t>
+      </w:r>
+      <w:proofErr w:type="spellEnd"/>
+      <w:r>
+        <w:t xml:space="preserve"> </w:t>
+      </w:r>
+      <w:proofErr w:type="spellStart"/>
+      <w:r>
+        <w:t>parceiros</w:t>
+      </w:r>
+      <w:proofErr w:type="spellEnd"/>
+      <w:r>
+        <w:t xml:space="preserve"> </w:t>
+      </w:r>
+      <w:proofErr w:type="spellStart"/>
+      <w:r>
+        <w:t>como</w:t>
+      </w:r>
+      <w:proofErr w:type="spellEnd"/>
+      <w:r>
+        <w:t xml:space="preserve"> </w:t>
+      </w:r>
+      <w:proofErr w:type="spellStart"/>
+      <w:r>
+        <w:t>usuários</w:t>
+      </w:r>
+      <w:proofErr w:type="spellEnd"/>
+      <w:r>
+        <w:t xml:space="preserve"> </w:t>
+      </w:r>
+      <w:proofErr w:type="spellStart"/>
+      <w:r>
+        <w:t>principais</w:t>
+      </w:r>
+      <w:proofErr w:type="spellEnd"/>
+      <w:r>
+        <w:t xml:space="preserve">, o </w:t>
+      </w:r>
+      <w:proofErr w:type="spellStart"/>
+      <w:r>
+        <w:t>administrador</w:t>
+      </w:r>
+      <w:proofErr w:type="spellEnd"/>
+      <w:r>
+        <w:t xml:space="preserve"> da </w:t>
+      </w:r>
+      <w:proofErr w:type="spellStart"/>
+      <w:r>
+        <w:t>plataforma</w:t>
+      </w:r>
+      <w:proofErr w:type="spellEnd"/>
+      <w:r>
+        <w:t xml:space="preserve"> e </w:t>
+      </w:r>
+      <w:proofErr w:type="spellStart"/>
+      <w:r>
+        <w:t>os</w:t>
+      </w:r>
+      <w:proofErr w:type="spellEnd"/>
+      <w:r>
+        <w:t xml:space="preserve"> </w:t>
+      </w:r>
+      <w:proofErr w:type="spellStart"/>
+      <w:r>
+        <w:t>serviços</w:t>
+      </w:r>
+      <w:proofErr w:type="spellEnd"/>
+      <w:r>
+        <w:t xml:space="preserve"> </w:t>
+      </w:r>
+      <w:proofErr w:type="spellStart"/>
+      <w:r>
+        <w:t>externos</w:t>
+      </w:r>
+      <w:proofErr w:type="spellEnd"/>
+      <w:r>
+        <w:t xml:space="preserve"> </w:t>
+      </w:r>
+      <w:proofErr w:type="spellStart"/>
+      <w:r>
+        <w:t>integrados</w:t>
+      </w:r>
+      <w:proofErr w:type="spellEnd"/>
+      <w:r>
+        <w:t xml:space="preserve"> — </w:t>
+      </w:r>
+      <w:proofErr w:type="spellStart"/>
+      <w:r>
+        <w:t>bem</w:t>
+      </w:r>
+      <w:proofErr w:type="spellEnd"/>
+      <w:r>
+        <w:t xml:space="preserve"> </w:t>
+      </w:r>
+      <w:proofErr w:type="spellStart"/>
+      <w:r>
+        <w:t>como</w:t>
+      </w:r>
+      <w:proofErr w:type="spellEnd"/>
+      <w:r>
+        <w:t xml:space="preserve"> </w:t>
+      </w:r>
+      <w:proofErr w:type="spellStart"/>
+      <w:r>
+        <w:t>os</w:t>
+      </w:r>
+      <w:proofErr w:type="spellEnd"/>
+      <w:r>
+        <w:t xml:space="preserve"> </w:t>
+      </w:r>
+      <w:proofErr w:type="spellStart"/>
+      <w:r>
+        <w:t>casos</w:t>
       </w:r>
       <w:proofErr w:type="spellEnd"/>
       <w:r>
@@ -1370,7 +1602,71 @@
       </w:r>
       <w:proofErr w:type="spellStart"/>
       <w:r>
-        <w:t>modelos</w:t>
+        <w:t>uso</w:t>
+      </w:r>
+      <w:proofErr w:type="spellEnd"/>
+      <w:r>
+        <w:t xml:space="preserve"> que </w:t>
+      </w:r>
+      <w:proofErr w:type="spellStart"/>
+      <w:r>
+        <w:t>representam</w:t>
+      </w:r>
+      <w:proofErr w:type="spellEnd"/>
+      <w:r>
+        <w:t xml:space="preserve"> </w:t>
+      </w:r>
+      <w:proofErr w:type="spellStart"/>
+      <w:r>
+        <w:t>todas</w:t>
+      </w:r>
+      <w:proofErr w:type="spellEnd"/>
+      <w:r>
+        <w:t xml:space="preserve"> as </w:t>
+      </w:r>
+      <w:proofErr w:type="spellStart"/>
+      <w:r>
+        <w:t>interações</w:t>
+      </w:r>
+      <w:proofErr w:type="spellEnd"/>
+      <w:r>
+        <w:t xml:space="preserve"> </w:t>
+      </w:r>
+      <w:proofErr w:type="spellStart"/>
+      <w:r>
+        <w:t>possíveis</w:t>
+      </w:r>
+      <w:proofErr w:type="spellEnd"/>
+      <w:r>
+        <w:t xml:space="preserve"> entre esses </w:t>
+      </w:r>
+      <w:proofErr w:type="spellStart"/>
+      <w:r>
+        <w:t>atores</w:t>
+      </w:r>
+      <w:proofErr w:type="spellEnd"/>
+      <w:r>
+        <w:t xml:space="preserve"> e o app, </w:t>
+      </w:r>
+      <w:proofErr w:type="spellStart"/>
+      <w:r>
+        <w:t>acompanhados</w:t>
+      </w:r>
+      <w:proofErr w:type="spellEnd"/>
+      <w:r>
+        <w:t xml:space="preserve"> das </w:t>
+      </w:r>
+      <w:proofErr w:type="spellStart"/>
+      <w:r>
+        <w:t>respectivas</w:t>
+      </w:r>
+      <w:proofErr w:type="spellEnd"/>
+      <w:r>
+        <w:t xml:space="preserve"> </w:t>
+      </w:r>
+      <w:proofErr w:type="spellStart"/>
+      <w:r>
+        <w:t>histórias</w:t>
       </w:r>
       <w:proofErr w:type="spellEnd"/>
       <w:r>
@@ -1378,15 +1674,31 @@
       </w:r>
       <w:proofErr w:type="spellStart"/>
       <w:r>
-        <w:t>domínio</w:t>
-      </w:r>
-      <w:proofErr w:type="spellEnd"/>
-      <w:r>
-        <w:t xml:space="preserve"> e 2) </w:t>
-      </w:r>
-      <w:proofErr w:type="spellStart"/>
-      <w:r>
-        <w:t>modelos</w:t>
+        <w:t>usuário</w:t>
+      </w:r>
+      <w:proofErr w:type="spellEnd"/>
+      <w:r>
+        <w:t xml:space="preserve"> que </w:t>
+      </w:r>
+      <w:proofErr w:type="spellStart"/>
+      <w:r>
+        <w:t>expressam</w:t>
+      </w:r>
+      <w:proofErr w:type="spellEnd"/>
+      <w:r>
+        <w:t xml:space="preserve"> as </w:t>
+      </w:r>
+      <w:proofErr w:type="spellStart"/>
+      <w:r>
+        <w:t>necessidades</w:t>
+      </w:r>
+      <w:proofErr w:type="spellEnd"/>
+      <w:r>
+        <w:t xml:space="preserve"> e </w:t>
+      </w:r>
+      <w:proofErr w:type="spellStart"/>
+      <w:r>
+        <w:t>expectativas</w:t>
       </w:r>
       <w:proofErr w:type="spellEnd"/>
       <w:r>
@@ -1394,11 +1706,19 @@
       </w:r>
       <w:proofErr w:type="spellStart"/>
       <w:r>
-        <w:t>projeto</w:t>
-      </w:r>
-      <w:proofErr w:type="spellEnd"/>
-      <w:r>
-        <w:t xml:space="preserve"> para o </w:t>
+        <w:t>quem</w:t>
+      </w:r>
+      <w:proofErr w:type="spellEnd"/>
+      <w:r>
+        <w:t xml:space="preserve"> </w:t>
+      </w:r>
+      <w:proofErr w:type="spellStart"/>
+      <w:r>
+        <w:t>utiliza</w:t>
+      </w:r>
+      <w:proofErr w:type="spellEnd"/>
+      <w:r>
+        <w:t xml:space="preserve"> o </w:t>
       </w:r>
       <w:proofErr w:type="spellStart"/>
       <w:r>
@@ -1406,122 +1726,7 @@
       </w:r>
       <w:proofErr w:type="spellEnd"/>
       <w:r>
-        <w:t xml:space="preserve"> &lt;</w:t>
-      </w:r>
-      <w:proofErr w:type="spellStart"/>
-      <w:r>
-        <w:rPr>
-          <w:color w:val="FF0000"/>
-        </w:rPr>
-        <w:t>LifeDuo</w:t>
-      </w:r>
-      <w:proofErr w:type="spellEnd"/>
-      <w:r>
-        <w:t xml:space="preserve">&gt;. A </w:t>
-      </w:r>
-      <w:proofErr w:type="spellStart"/>
-      <w:r>
-        <w:t>referência</w:t>
-      </w:r>
-      <w:proofErr w:type="spellEnd"/>
-      <w:r>
-        <w:t xml:space="preserve"> principal para a </w:t>
-      </w:r>
-      <w:proofErr w:type="spellStart"/>
-      <w:r>
-        <w:t>descrição</w:t>
-      </w:r>
-      <w:proofErr w:type="spellEnd"/>
-      <w:r>
-        <w:t xml:space="preserve"> </w:t>
-      </w:r>
-      <w:proofErr w:type="spellStart"/>
-      <w:r>
-        <w:t>geral</w:t>
-      </w:r>
-      <w:proofErr w:type="spellEnd"/>
-      <w:r>
-        <w:t xml:space="preserve"> do </w:t>
-      </w:r>
-      <w:proofErr w:type="spellStart"/>
-      <w:r>
-        <w:t>problema</w:t>
-      </w:r>
-      <w:proofErr w:type="spellEnd"/>
-      <w:r>
-        <w:t xml:space="preserve">, </w:t>
-      </w:r>
-      <w:proofErr w:type="spellStart"/>
-      <w:r>
-        <w:t>domínio</w:t>
-      </w:r>
-      <w:proofErr w:type="spellEnd"/>
-      <w:r>
-        <w:t xml:space="preserve"> e </w:t>
-      </w:r>
-      <w:proofErr w:type="spellStart"/>
-      <w:r>
-        <w:t>requisitos</w:t>
-      </w:r>
-      <w:proofErr w:type="spellEnd"/>
-      <w:r>
-        <w:t xml:space="preserve"> do </w:t>
-      </w:r>
-      <w:proofErr w:type="spellStart"/>
-      <w:r>
-        <w:t>sistema</w:t>
-      </w:r>
-      <w:proofErr w:type="spellEnd"/>
-      <w:r>
-        <w:t xml:space="preserve"> é o </w:t>
-      </w:r>
-      <w:proofErr w:type="spellStart"/>
-      <w:r>
-        <w:t>documento</w:t>
-      </w:r>
-      <w:proofErr w:type="spellEnd"/>
-      <w:r>
-        <w:t xml:space="preserve"> de </w:t>
-      </w:r>
-      <w:proofErr w:type="spellStart"/>
-      <w:r>
-        <w:t>especificação</w:t>
-      </w:r>
-      <w:proofErr w:type="spellEnd"/>
-      <w:r>
-        <w:t xml:space="preserve"> que </w:t>
-      </w:r>
-      <w:proofErr w:type="spellStart"/>
-      <w:r>
-        <w:t>descreve</w:t>
-      </w:r>
-      <w:proofErr w:type="spellEnd"/>
-      <w:r>
-        <w:t xml:space="preserve"> a </w:t>
-      </w:r>
-      <w:proofErr w:type="spellStart"/>
-      <w:r>
-        <w:t>visão</w:t>
-      </w:r>
-      <w:proofErr w:type="spellEnd"/>
-      <w:r>
-        <w:t xml:space="preserve"> de </w:t>
-      </w:r>
-      <w:proofErr w:type="spellStart"/>
-      <w:r>
-        <w:t>domínio</w:t>
-      </w:r>
-      <w:proofErr w:type="spellEnd"/>
-      <w:r>
-        <w:t xml:space="preserve"> do </w:t>
-      </w:r>
-      <w:proofErr w:type="spellStart"/>
-      <w:r>
-        <w:t>sistema</w:t>
-      </w:r>
-      <w:proofErr w:type="spellEnd"/>
-      <w:r>
-        <w:t xml:space="preserve">. </w:t>
+        <w:t>.</w:t>
       </w:r>
     </w:p>
     <w:p>
@@ -1532,8 +1737,6 @@
           <w:numId w:val="1"/>
         </w:numPr>
       </w:pPr>
-      <w:bookmarkStart w:id="4" w:name="_1fob9te" w:colFirst="0" w:colLast="0"/>
-      <w:bookmarkEnd w:id="4"/>
       <w:proofErr w:type="spellStart"/>
       <w:r>
         <w:t>Modelos</w:t>
@@ -1584,28 +1787,633 @@
       <w:pPr>
         <w:jc w:val="both"/>
       </w:pPr>
-      <w:r>
-        <w:t xml:space="preserve">Nesta </w:t>
-      </w:r>
-      <w:proofErr w:type="spellStart"/>
-      <w:r>
-        <w:t>subseção</w:t>
-      </w:r>
-      <w:proofErr w:type="spellEnd"/>
-      <w:r>
-        <w:t xml:space="preserve"> é </w:t>
-      </w:r>
-      <w:proofErr w:type="spellStart"/>
-      <w:r>
-        <w:t>apresentado</w:t>
-      </w:r>
-      <w:proofErr w:type="spellEnd"/>
-      <w:r>
-        <w:t xml:space="preserve"> </w:t>
-      </w:r>
-      <w:proofErr w:type="spellStart"/>
-      <w:r>
-        <w:t>descrição</w:t>
+      <w:proofErr w:type="spellStart"/>
+      <w:r>
+        <w:rPr>
+          <w:b/>
+          <w:bCs/>
+        </w:rPr>
+        <w:t>Parceiro</w:t>
+      </w:r>
+      <w:proofErr w:type="spellEnd"/>
+      <w:r>
+        <w:rPr>
+          <w:b/>
+          <w:bCs/>
+        </w:rPr>
+        <w:t xml:space="preserve"> A</w:t>
+      </w:r>
+      <w:r>
+        <w:t xml:space="preserve"> e </w:t>
+      </w:r>
+      <w:proofErr w:type="spellStart"/>
+      <w:r>
+        <w:rPr>
+          <w:b/>
+          <w:bCs/>
+        </w:rPr>
+        <w:t>Parceiro</w:t>
+      </w:r>
+      <w:proofErr w:type="spellEnd"/>
+      <w:r>
+        <w:rPr>
+          <w:b/>
+          <w:bCs/>
+        </w:rPr>
+        <w:t xml:space="preserve"> B</w:t>
+      </w:r>
+      <w:r>
+        <w:t xml:space="preserve"> </w:t>
+      </w:r>
+      <w:proofErr w:type="spellStart"/>
+      <w:r>
+        <w:t>são</w:t>
+      </w:r>
+      <w:proofErr w:type="spellEnd"/>
+      <w:r>
+        <w:t xml:space="preserve"> </w:t>
+      </w:r>
+      <w:proofErr w:type="spellStart"/>
+      <w:r>
+        <w:t>os</w:t>
+      </w:r>
+      <w:proofErr w:type="spellEnd"/>
+      <w:r>
+        <w:t xml:space="preserve"> </w:t>
+      </w:r>
+      <w:proofErr w:type="spellStart"/>
+      <w:r>
+        <w:t>usuários</w:t>
+      </w:r>
+      <w:proofErr w:type="spellEnd"/>
+      <w:r>
+        <w:t xml:space="preserve"> </w:t>
+      </w:r>
+      <w:proofErr w:type="spellStart"/>
+      <w:r>
+        <w:t>principais</w:t>
+      </w:r>
+      <w:proofErr w:type="spellEnd"/>
+      <w:r>
+        <w:t xml:space="preserve"> do app. </w:t>
+      </w:r>
+      <w:proofErr w:type="spellStart"/>
+      <w:r>
+        <w:t>Representam</w:t>
+      </w:r>
+      <w:proofErr w:type="spellEnd"/>
+      <w:r>
+        <w:t xml:space="preserve"> as duas </w:t>
+      </w:r>
+      <w:proofErr w:type="spellStart"/>
+      <w:r>
+        <w:t>pessoas</w:t>
+      </w:r>
+      <w:proofErr w:type="spellEnd"/>
+      <w:r>
+        <w:t xml:space="preserve"> do </w:t>
+      </w:r>
+      <w:proofErr w:type="spellStart"/>
+      <w:r>
+        <w:t>casal</w:t>
+      </w:r>
+      <w:proofErr w:type="spellEnd"/>
+      <w:r>
+        <w:t xml:space="preserve"> </w:t>
+      </w:r>
+      <w:proofErr w:type="spellStart"/>
+      <w:r>
+        <w:t>vinculado</w:t>
+      </w:r>
+      <w:proofErr w:type="spellEnd"/>
+      <w:r>
+        <w:t xml:space="preserve"> e </w:t>
+      </w:r>
+      <w:proofErr w:type="spellStart"/>
+      <w:r>
+        <w:t>possuem</w:t>
+      </w:r>
+      <w:proofErr w:type="spellEnd"/>
+      <w:r>
+        <w:t xml:space="preserve"> </w:t>
+      </w:r>
+      <w:proofErr w:type="spellStart"/>
+      <w:r>
+        <w:t>papéis</w:t>
+      </w:r>
+      <w:proofErr w:type="spellEnd"/>
+      <w:r>
+        <w:t xml:space="preserve"> </w:t>
+      </w:r>
+      <w:proofErr w:type="spellStart"/>
+      <w:r>
+        <w:t>simétricos</w:t>
+      </w:r>
+      <w:proofErr w:type="spellEnd"/>
+      <w:r>
+        <w:t xml:space="preserve">, </w:t>
+      </w:r>
+      <w:proofErr w:type="spellStart"/>
+      <w:r>
+        <w:t>ou</w:t>
+      </w:r>
+      <w:proofErr w:type="spellEnd"/>
+      <w:r>
+        <w:t xml:space="preserve"> </w:t>
+      </w:r>
+      <w:proofErr w:type="spellStart"/>
+      <w:r>
+        <w:t>seja</w:t>
+      </w:r>
+      <w:proofErr w:type="spellEnd"/>
+      <w:r>
+        <w:t xml:space="preserve">, </w:t>
+      </w:r>
+      <w:proofErr w:type="spellStart"/>
+      <w:r>
+        <w:t>qualquer</w:t>
+      </w:r>
+      <w:proofErr w:type="spellEnd"/>
+      <w:r>
+        <w:t xml:space="preserve"> um dos </w:t>
+      </w:r>
+      <w:proofErr w:type="spellStart"/>
+      <w:r>
+        <w:t>dois</w:t>
+      </w:r>
+      <w:proofErr w:type="spellEnd"/>
+      <w:r>
+        <w:t xml:space="preserve"> </w:t>
+      </w:r>
+      <w:proofErr w:type="spellStart"/>
+      <w:r>
+        <w:t>pode</w:t>
+      </w:r>
+      <w:proofErr w:type="spellEnd"/>
+      <w:r>
+        <w:t xml:space="preserve"> </w:t>
+      </w:r>
+      <w:proofErr w:type="spellStart"/>
+      <w:r>
+        <w:t>iniciar</w:t>
+      </w:r>
+      <w:proofErr w:type="spellEnd"/>
+      <w:r>
+        <w:t xml:space="preserve"> </w:t>
+      </w:r>
+      <w:proofErr w:type="spellStart"/>
+      <w:r>
+        <w:t>qualquer</w:t>
+      </w:r>
+      <w:proofErr w:type="spellEnd"/>
+      <w:r>
+        <w:t xml:space="preserve"> </w:t>
+      </w:r>
+      <w:proofErr w:type="spellStart"/>
+      <w:r>
+        <w:t>ação</w:t>
+      </w:r>
+      <w:proofErr w:type="spellEnd"/>
+      <w:r>
+        <w:t xml:space="preserve"> </w:t>
+      </w:r>
+      <w:proofErr w:type="spellStart"/>
+      <w:r>
+        <w:t>disponível</w:t>
+      </w:r>
+      <w:proofErr w:type="spellEnd"/>
+      <w:r>
+        <w:t xml:space="preserve"> no </w:t>
+      </w:r>
+      <w:proofErr w:type="spellStart"/>
+      <w:r>
+        <w:t>sistema</w:t>
+      </w:r>
+      <w:proofErr w:type="spellEnd"/>
+      <w:r>
+        <w:t xml:space="preserve">, </w:t>
+      </w:r>
+      <w:proofErr w:type="spellStart"/>
+      <w:r>
+        <w:t>como</w:t>
+      </w:r>
+      <w:proofErr w:type="spellEnd"/>
+      <w:r>
+        <w:t xml:space="preserve"> </w:t>
+      </w:r>
+      <w:proofErr w:type="spellStart"/>
+      <w:r>
+        <w:t>fazer</w:t>
+      </w:r>
+      <w:proofErr w:type="spellEnd"/>
+      <w:r>
+        <w:t xml:space="preserve"> check-in, </w:t>
+      </w:r>
+      <w:proofErr w:type="spellStart"/>
+      <w:r>
+        <w:t>criar</w:t>
+      </w:r>
+      <w:proofErr w:type="spellEnd"/>
+      <w:r>
+        <w:t xml:space="preserve"> </w:t>
+      </w:r>
+      <w:proofErr w:type="spellStart"/>
+      <w:r>
+        <w:t>metas</w:t>
+      </w:r>
+      <w:proofErr w:type="spellEnd"/>
+      <w:r>
+        <w:t xml:space="preserve">, </w:t>
+      </w:r>
+      <w:proofErr w:type="spellStart"/>
+      <w:r>
+        <w:t>enviar</w:t>
+      </w:r>
+      <w:proofErr w:type="spellEnd"/>
+      <w:r>
+        <w:t xml:space="preserve"> </w:t>
+      </w:r>
+      <w:proofErr w:type="spellStart"/>
+      <w:r>
+        <w:t>presentes</w:t>
+      </w:r>
+      <w:proofErr w:type="spellEnd"/>
+      <w:r>
+        <w:t xml:space="preserve"> e </w:t>
+      </w:r>
+      <w:proofErr w:type="spellStart"/>
+      <w:r>
+        <w:t>interagir</w:t>
+      </w:r>
+      <w:proofErr w:type="spellEnd"/>
+      <w:r>
+        <w:t xml:space="preserve"> com o </w:t>
+      </w:r>
+      <w:proofErr w:type="spellStart"/>
+      <w:r>
+        <w:t>mascote</w:t>
+      </w:r>
+      <w:proofErr w:type="spellEnd"/>
+      <w:r>
+        <w:t xml:space="preserve">. </w:t>
+      </w:r>
+      <w:proofErr w:type="spellStart"/>
+      <w:r>
+        <w:t>Certas</w:t>
+      </w:r>
+      <w:proofErr w:type="spellEnd"/>
+      <w:r>
+        <w:t xml:space="preserve"> </w:t>
+      </w:r>
+      <w:proofErr w:type="spellStart"/>
+      <w:r>
+        <w:t>funcionalidades</w:t>
+      </w:r>
+      <w:proofErr w:type="spellEnd"/>
+      <w:r>
+        <w:t xml:space="preserve">, </w:t>
+      </w:r>
+      <w:proofErr w:type="spellStart"/>
+      <w:r>
+        <w:t>como</w:t>
+      </w:r>
+      <w:proofErr w:type="spellEnd"/>
+      <w:r>
+        <w:t xml:space="preserve"> o streak </w:t>
+      </w:r>
+      <w:proofErr w:type="spellStart"/>
+      <w:r>
+        <w:t>diário</w:t>
+      </w:r>
+      <w:proofErr w:type="spellEnd"/>
+      <w:r>
+        <w:t xml:space="preserve"> e as </w:t>
+      </w:r>
+      <w:proofErr w:type="spellStart"/>
+      <w:r>
+        <w:t>missões</w:t>
+      </w:r>
+      <w:proofErr w:type="spellEnd"/>
+      <w:r>
+        <w:t xml:space="preserve"> </w:t>
+      </w:r>
+      <w:proofErr w:type="spellStart"/>
+      <w:r>
+        <w:t>semanais</w:t>
+      </w:r>
+      <w:proofErr w:type="spellEnd"/>
+      <w:r>
+        <w:t xml:space="preserve">, </w:t>
+      </w:r>
+      <w:proofErr w:type="spellStart"/>
+      <w:r>
+        <w:t>exigem</w:t>
+      </w:r>
+      <w:proofErr w:type="spellEnd"/>
+      <w:r>
+        <w:t xml:space="preserve"> a </w:t>
+      </w:r>
+      <w:proofErr w:type="spellStart"/>
+      <w:r>
+        <w:t>participação</w:t>
+      </w:r>
+      <w:proofErr w:type="spellEnd"/>
+      <w:r>
+        <w:t xml:space="preserve"> dos </w:t>
+      </w:r>
+      <w:proofErr w:type="spellStart"/>
+      <w:r>
+        <w:t>dois</w:t>
+      </w:r>
+      <w:proofErr w:type="spellEnd"/>
+      <w:r>
+        <w:t xml:space="preserve"> para </w:t>
+      </w:r>
+      <w:proofErr w:type="spellStart"/>
+      <w:r>
+        <w:t>serem</w:t>
+      </w:r>
+      <w:proofErr w:type="spellEnd"/>
+      <w:r>
+        <w:t xml:space="preserve"> </w:t>
+      </w:r>
+      <w:proofErr w:type="spellStart"/>
+      <w:r>
+        <w:t>concluídas</w:t>
+      </w:r>
+      <w:proofErr w:type="spellEnd"/>
+      <w:r>
+        <w:t>.</w:t>
+      </w:r>
+    </w:p>
+    <w:p>
+      <w:pPr>
+        <w:jc w:val="both"/>
+      </w:pPr>
+    </w:p>
+    <w:p>
+      <w:pPr>
+        <w:jc w:val="both"/>
+      </w:pPr>
+      <w:proofErr w:type="spellStart"/>
+      <w:r>
+        <w:rPr>
+          <w:b/>
+          <w:bCs/>
+        </w:rPr>
+        <w:t>Administrador</w:t>
+      </w:r>
+      <w:proofErr w:type="spellEnd"/>
+      <w:r>
+        <w:t xml:space="preserve"> é o </w:t>
+      </w:r>
+      <w:proofErr w:type="spellStart"/>
+      <w:r>
+        <w:t>responsável</w:t>
+      </w:r>
+      <w:proofErr w:type="spellEnd"/>
+      <w:r>
+        <w:t xml:space="preserve"> pela </w:t>
+      </w:r>
+      <w:proofErr w:type="spellStart"/>
+      <w:r>
+        <w:t>gestão</w:t>
+      </w:r>
+      <w:proofErr w:type="spellEnd"/>
+      <w:r>
+        <w:t xml:space="preserve"> da </w:t>
+      </w:r>
+      <w:proofErr w:type="spellStart"/>
+      <w:r>
+        <w:t>plataforma</w:t>
+      </w:r>
+      <w:proofErr w:type="spellEnd"/>
+      <w:r>
+        <w:t xml:space="preserve">. </w:t>
+      </w:r>
+      <w:proofErr w:type="spellStart"/>
+      <w:r>
+        <w:t>Configura</w:t>
+      </w:r>
+      <w:proofErr w:type="spellEnd"/>
+      <w:r>
+        <w:t xml:space="preserve"> </w:t>
+      </w:r>
+      <w:proofErr w:type="spellStart"/>
+      <w:r>
+        <w:t>missões</w:t>
+      </w:r>
+      <w:proofErr w:type="spellEnd"/>
+      <w:r>
+        <w:t xml:space="preserve">, </w:t>
+      </w:r>
+      <w:proofErr w:type="spellStart"/>
+      <w:r>
+        <w:t>conquistas</w:t>
+      </w:r>
+      <w:proofErr w:type="spellEnd"/>
+      <w:r>
+        <w:t xml:space="preserve"> e gift cards </w:t>
+      </w:r>
+      <w:proofErr w:type="spellStart"/>
+      <w:r>
+        <w:t>disponíveis</w:t>
+      </w:r>
+      <w:proofErr w:type="spellEnd"/>
+      <w:r>
+        <w:t xml:space="preserve">, </w:t>
+      </w:r>
+      <w:proofErr w:type="spellStart"/>
+      <w:r>
+        <w:t>modera</w:t>
+      </w:r>
+      <w:proofErr w:type="spellEnd"/>
+      <w:r>
+        <w:t xml:space="preserve"> </w:t>
+      </w:r>
+      <w:proofErr w:type="spellStart"/>
+      <w:r>
+        <w:t>conteúdo</w:t>
+      </w:r>
+      <w:proofErr w:type="spellEnd"/>
+      <w:r>
+        <w:t xml:space="preserve"> e </w:t>
+      </w:r>
+      <w:proofErr w:type="spellStart"/>
+      <w:r>
+        <w:t>monitora</w:t>
+      </w:r>
+      <w:proofErr w:type="spellEnd"/>
+      <w:r>
+        <w:t xml:space="preserve"> a </w:t>
+      </w:r>
+      <w:proofErr w:type="spellStart"/>
+      <w:r>
+        <w:t>saúde</w:t>
+      </w:r>
+      <w:proofErr w:type="spellEnd"/>
+      <w:r>
+        <w:t xml:space="preserve"> do </w:t>
+      </w:r>
+      <w:proofErr w:type="spellStart"/>
+      <w:r>
+        <w:t>sistema</w:t>
+      </w:r>
+      <w:proofErr w:type="spellEnd"/>
+      <w:r>
+        <w:t xml:space="preserve">. </w:t>
+      </w:r>
+      <w:proofErr w:type="spellStart"/>
+      <w:r>
+        <w:t>Não</w:t>
+      </w:r>
+      <w:proofErr w:type="spellEnd"/>
+      <w:r>
+        <w:t xml:space="preserve"> </w:t>
+      </w:r>
+      <w:proofErr w:type="spellStart"/>
+      <w:r>
+        <w:t>tem</w:t>
+      </w:r>
+      <w:proofErr w:type="spellEnd"/>
+      <w:r>
+        <w:t xml:space="preserve"> </w:t>
+      </w:r>
+      <w:proofErr w:type="spellStart"/>
+      <w:r>
+        <w:t>acesso</w:t>
+      </w:r>
+      <w:proofErr w:type="spellEnd"/>
+      <w:r>
+        <w:t xml:space="preserve"> </w:t>
+      </w:r>
+      <w:proofErr w:type="spellStart"/>
+      <w:r>
+        <w:t>aos</w:t>
+      </w:r>
+      <w:proofErr w:type="spellEnd"/>
+      <w:r>
+        <w:t xml:space="preserve"> dados privados dos </w:t>
+      </w:r>
+      <w:proofErr w:type="spellStart"/>
+      <w:r>
+        <w:t>casais</w:t>
+      </w:r>
+      <w:proofErr w:type="spellEnd"/>
+      <w:r>
+        <w:t>.</w:t>
+      </w:r>
+    </w:p>
+    <w:p>
+      <w:pPr>
+        <w:jc w:val="both"/>
+      </w:pPr>
+    </w:p>
+    <w:p>
+      <w:pPr>
+        <w:jc w:val="both"/>
+      </w:pPr>
+      <w:r>
+        <w:rPr>
+          <w:b/>
+          <w:bCs/>
+        </w:rPr>
+        <w:t xml:space="preserve">Sistema de </w:t>
+      </w:r>
+      <w:proofErr w:type="spellStart"/>
+      <w:r>
+        <w:rPr>
+          <w:b/>
+          <w:bCs/>
+        </w:rPr>
+        <w:t>Notificação</w:t>
+      </w:r>
+      <w:proofErr w:type="spellEnd"/>
+      <w:r>
+        <w:rPr>
+          <w:b/>
+          <w:bCs/>
+        </w:rPr>
+        <w:t xml:space="preserve"> (FCM)</w:t>
+      </w:r>
+      <w:r>
+        <w:t xml:space="preserve"> é o </w:t>
+      </w:r>
+      <w:proofErr w:type="spellStart"/>
+      <w:r>
+        <w:t>serviço</w:t>
+      </w:r>
+      <w:proofErr w:type="spellEnd"/>
+      <w:r>
+        <w:t xml:space="preserve"> </w:t>
+      </w:r>
+      <w:proofErr w:type="spellStart"/>
+      <w:r>
+        <w:t>externo</w:t>
+      </w:r>
+      <w:proofErr w:type="spellEnd"/>
+      <w:r>
+        <w:t xml:space="preserve"> do Firebase </w:t>
+      </w:r>
+      <w:proofErr w:type="spellStart"/>
+      <w:r>
+        <w:t>acionado</w:t>
+      </w:r>
+      <w:proofErr w:type="spellEnd"/>
+      <w:r>
+        <w:t xml:space="preserve"> </w:t>
+      </w:r>
+      <w:proofErr w:type="spellStart"/>
+      <w:r>
+        <w:t>pelo</w:t>
+      </w:r>
+      <w:proofErr w:type="spellEnd"/>
+      <w:r>
+        <w:t xml:space="preserve"> back-end para </w:t>
+      </w:r>
+      <w:proofErr w:type="spellStart"/>
+      <w:r>
+        <w:t>entregar</w:t>
+      </w:r>
+      <w:proofErr w:type="spellEnd"/>
+      <w:r>
+        <w:t xml:space="preserve"> push notifications </w:t>
+      </w:r>
+      <w:proofErr w:type="spellStart"/>
+      <w:r>
+        <w:t>aos</w:t>
+      </w:r>
+      <w:proofErr w:type="spellEnd"/>
+      <w:r>
+        <w:t xml:space="preserve"> </w:t>
+      </w:r>
+      <w:proofErr w:type="spellStart"/>
+      <w:r>
+        <w:t>dispositivos</w:t>
+      </w:r>
+      <w:proofErr w:type="spellEnd"/>
+      <w:r>
+        <w:t xml:space="preserve"> dos </w:t>
+      </w:r>
+      <w:proofErr w:type="spellStart"/>
+      <w:r>
+        <w:t>parceiros</w:t>
+      </w:r>
+      <w:proofErr w:type="spellEnd"/>
+      <w:r>
+        <w:t xml:space="preserve">, tais </w:t>
+      </w:r>
+      <w:proofErr w:type="spellStart"/>
+      <w:r>
+        <w:t>como</w:t>
+      </w:r>
+      <w:proofErr w:type="spellEnd"/>
+      <w:r>
+        <w:t xml:space="preserve"> </w:t>
+      </w:r>
+      <w:proofErr w:type="spellStart"/>
+      <w:r>
+        <w:t>lembretes</w:t>
       </w:r>
       <w:proofErr w:type="spellEnd"/>
       <w:r>
@@ -1613,15 +2421,219 @@
       </w:r>
       <w:proofErr w:type="spellStart"/>
       <w:r>
-        <w:t>cada</w:t>
-      </w:r>
-      <w:proofErr w:type="spellEnd"/>
-      <w:r>
-        <w:t xml:space="preserve"> um dos </w:t>
-      </w:r>
-      <w:proofErr w:type="spellStart"/>
-      <w:r>
-        <w:t>atores</w:t>
+        <w:t>datas</w:t>
+      </w:r>
+      <w:proofErr w:type="spellEnd"/>
+      <w:r>
+        <w:t xml:space="preserve"> </w:t>
+      </w:r>
+      <w:proofErr w:type="spellStart"/>
+      <w:r>
+        <w:t>especiais</w:t>
+      </w:r>
+      <w:proofErr w:type="spellEnd"/>
+      <w:r>
+        <w:t xml:space="preserve">, </w:t>
+      </w:r>
+      <w:proofErr w:type="spellStart"/>
+      <w:r>
+        <w:t>alertas</w:t>
+      </w:r>
+      <w:proofErr w:type="spellEnd"/>
+      <w:r>
+        <w:t xml:space="preserve"> de streak, </w:t>
+      </w:r>
+      <w:proofErr w:type="spellStart"/>
+      <w:r>
+        <w:t>avisos</w:t>
+      </w:r>
+      <w:proofErr w:type="spellEnd"/>
+      <w:r>
+        <w:t xml:space="preserve"> de </w:t>
+      </w:r>
+      <w:proofErr w:type="spellStart"/>
+      <w:r>
+        <w:t>missão</w:t>
+      </w:r>
+      <w:proofErr w:type="spellEnd"/>
+      <w:r>
+        <w:t xml:space="preserve"> </w:t>
+      </w:r>
+      <w:proofErr w:type="spellStart"/>
+      <w:r>
+        <w:t>semanal</w:t>
+      </w:r>
+      <w:proofErr w:type="spellEnd"/>
+      <w:r>
+        <w:t xml:space="preserve"> e </w:t>
+      </w:r>
+      <w:proofErr w:type="spellStart"/>
+      <w:r>
+        <w:t>notificação</w:t>
+      </w:r>
+      <w:proofErr w:type="spellEnd"/>
+      <w:r>
+        <w:t xml:space="preserve"> de </w:t>
+      </w:r>
+      <w:proofErr w:type="spellStart"/>
+      <w:r>
+        <w:t>chegada</w:t>
+      </w:r>
+      <w:proofErr w:type="spellEnd"/>
+      <w:r>
+        <w:t xml:space="preserve"> </w:t>
+      </w:r>
+      <w:proofErr w:type="spellStart"/>
+      <w:r>
+        <w:t>em</w:t>
+      </w:r>
+      <w:proofErr w:type="spellEnd"/>
+      <w:r>
+        <w:t xml:space="preserve"> casa.</w:t>
+      </w:r>
+    </w:p>
+    <w:p>
+      <w:pPr>
+        <w:jc w:val="both"/>
+      </w:pPr>
+    </w:p>
+    <w:p>
+      <w:pPr>
+        <w:jc w:val="both"/>
+      </w:pPr>
+      <w:proofErr w:type="spellStart"/>
+      <w:r>
+        <w:rPr>
+          <w:b/>
+          <w:bCs/>
+        </w:rPr>
+        <w:t>Provedor</w:t>
+      </w:r>
+      <w:proofErr w:type="spellEnd"/>
+      <w:r>
+        <w:rPr>
+          <w:b/>
+          <w:bCs/>
+        </w:rPr>
+        <w:t xml:space="preserve"> de Gift Cards</w:t>
+      </w:r>
+      <w:r>
+        <w:t xml:space="preserve"> é o </w:t>
+      </w:r>
+      <w:proofErr w:type="spellStart"/>
+      <w:r>
+        <w:t>serviço</w:t>
+      </w:r>
+      <w:proofErr w:type="spellEnd"/>
+      <w:r>
+        <w:t xml:space="preserve"> </w:t>
+      </w:r>
+      <w:proofErr w:type="spellStart"/>
+      <w:r>
+        <w:t>externo</w:t>
+      </w:r>
+      <w:proofErr w:type="spellEnd"/>
+      <w:r>
+        <w:t xml:space="preserve"> </w:t>
+      </w:r>
+      <w:proofErr w:type="spellStart"/>
+      <w:r>
+        <w:t>integrado</w:t>
+      </w:r>
+      <w:proofErr w:type="spellEnd"/>
+      <w:r>
+        <w:t xml:space="preserve"> </w:t>
+      </w:r>
+      <w:proofErr w:type="spellStart"/>
+      <w:r>
+        <w:t>ao</w:t>
+      </w:r>
+      <w:proofErr w:type="spellEnd"/>
+      <w:r>
+        <w:t xml:space="preserve"> Gift Center que </w:t>
+      </w:r>
+      <w:proofErr w:type="spellStart"/>
+      <w:r>
+        <w:t>processa</w:t>
+      </w:r>
+      <w:proofErr w:type="spellEnd"/>
+      <w:r>
+        <w:t xml:space="preserve"> a </w:t>
+      </w:r>
+      <w:proofErr w:type="spellStart"/>
+      <w:r>
+        <w:t>compra</w:t>
+      </w:r>
+      <w:proofErr w:type="spellEnd"/>
+      <w:r>
+        <w:t xml:space="preserve"> e </w:t>
+      </w:r>
+      <w:proofErr w:type="spellStart"/>
+      <w:r>
+        <w:t>entrega</w:t>
+      </w:r>
+      <w:proofErr w:type="spellEnd"/>
+      <w:r>
+        <w:t xml:space="preserve"> digital de gift cards e </w:t>
+      </w:r>
+      <w:proofErr w:type="spellStart"/>
+      <w:r>
+        <w:t>experiências</w:t>
+      </w:r>
+      <w:proofErr w:type="spellEnd"/>
+      <w:r>
+        <w:t xml:space="preserve"> </w:t>
+      </w:r>
+      <w:proofErr w:type="spellStart"/>
+      <w:r>
+        <w:t>enviadas</w:t>
+      </w:r>
+      <w:proofErr w:type="spellEnd"/>
+      <w:r>
+        <w:t xml:space="preserve"> de um </w:t>
+      </w:r>
+      <w:proofErr w:type="spellStart"/>
+      <w:r>
+        <w:t>parceiro</w:t>
+      </w:r>
+      <w:proofErr w:type="spellEnd"/>
+      <w:r>
+        <w:t xml:space="preserve"> </w:t>
+      </w:r>
+      <w:proofErr w:type="spellStart"/>
+      <w:r>
+        <w:t>ao</w:t>
+      </w:r>
+      <w:proofErr w:type="spellEnd"/>
+      <w:r>
+        <w:t xml:space="preserve"> outro.</w:t>
+      </w:r>
+    </w:p>
+    <w:p>
+      <w:pPr>
+        <w:jc w:val="both"/>
+      </w:pPr>
+      <w:r>
+        <w:rPr>
+          <w:b/>
+          <w:bCs/>
+        </w:rPr>
+        <w:t>Google Maps API</w:t>
+      </w:r>
+      <w:r>
+        <w:t xml:space="preserve"> é o </w:t>
+      </w:r>
+      <w:proofErr w:type="spellStart"/>
+      <w:r>
+        <w:t>serviço</w:t>
+      </w:r>
+      <w:proofErr w:type="spellEnd"/>
+      <w:r>
+        <w:t xml:space="preserve"> </w:t>
+      </w:r>
+      <w:proofErr w:type="spellStart"/>
+      <w:r>
+        <w:t>externo</w:t>
       </w:r>
       <w:proofErr w:type="spellEnd"/>
       <w:r>
@@ -1629,19 +2641,1169 @@
       </w:r>
       <w:proofErr w:type="spellStart"/>
       <w:r>
-        <w:t>interagem</w:t>
-      </w:r>
-      <w:proofErr w:type="spellEnd"/>
-      <w:r>
-        <w:t xml:space="preserve"> com o </w:t>
-      </w:r>
-      <w:proofErr w:type="spellStart"/>
-      <w:r>
-        <w:t>sistema</w:t>
+        <w:t>fornece</w:t>
+      </w:r>
+      <w:proofErr w:type="spellEnd"/>
+      <w:r>
+        <w:t xml:space="preserve"> </w:t>
+      </w:r>
+      <w:proofErr w:type="spellStart"/>
+      <w:r>
+        <w:t>geolocalização</w:t>
+      </w:r>
+      <w:proofErr w:type="spellEnd"/>
+      <w:r>
+        <w:t xml:space="preserve">, </w:t>
+      </w:r>
+      <w:proofErr w:type="spellStart"/>
+      <w:r>
+        <w:t>busca</w:t>
+      </w:r>
+      <w:proofErr w:type="spellEnd"/>
+      <w:r>
+        <w:t xml:space="preserve"> de </w:t>
+      </w:r>
+      <w:proofErr w:type="spellStart"/>
+      <w:r>
+        <w:t>lugares</w:t>
+      </w:r>
+      <w:proofErr w:type="spellEnd"/>
+      <w:r>
+        <w:t xml:space="preserve"> e </w:t>
+      </w:r>
+      <w:proofErr w:type="spellStart"/>
+      <w:r>
+        <w:t>renderização</w:t>
+      </w:r>
+      <w:proofErr w:type="spellEnd"/>
+      <w:r>
+        <w:t xml:space="preserve"> do </w:t>
+      </w:r>
+      <w:proofErr w:type="spellStart"/>
+      <w:r>
+        <w:t>mapa</w:t>
+      </w:r>
+      <w:proofErr w:type="spellEnd"/>
+      <w:r>
+        <w:t xml:space="preserve"> de </w:t>
+      </w:r>
+      <w:proofErr w:type="spellStart"/>
+      <w:r>
+        <w:t>memórias</w:t>
+      </w:r>
+      <w:proofErr w:type="spellEnd"/>
+      <w:r>
+        <w:t xml:space="preserve"> do </w:t>
+      </w:r>
+      <w:proofErr w:type="spellStart"/>
+      <w:r>
+        <w:t>casal</w:t>
       </w:r>
       <w:proofErr w:type="spellEnd"/>
       <w:r>
         <w:t>.</w:t>
+      </w:r>
+    </w:p>
+    <w:p>
+      <w:pPr>
+        <w:jc w:val="both"/>
+      </w:pPr>
+    </w:p>
+    <w:p>
+      <w:pPr>
+        <w:jc w:val="both"/>
+      </w:pPr>
+      <w:r>
+        <w:rPr>
+          <w:b/>
+          <w:bCs/>
+        </w:rPr>
+        <w:t xml:space="preserve">Gateway de </w:t>
+      </w:r>
+      <w:proofErr w:type="spellStart"/>
+      <w:r>
+        <w:rPr>
+          <w:b/>
+          <w:bCs/>
+        </w:rPr>
+        <w:t>Pagamento</w:t>
+      </w:r>
+      <w:proofErr w:type="spellEnd"/>
+      <w:r>
+        <w:t xml:space="preserve"> é o </w:t>
+      </w:r>
+      <w:proofErr w:type="spellStart"/>
+      <w:r>
+        <w:t>responsável</w:t>
+      </w:r>
+      <w:proofErr w:type="spellEnd"/>
+      <w:r>
+        <w:t xml:space="preserve"> </w:t>
+      </w:r>
+      <w:proofErr w:type="spellStart"/>
+      <w:r>
+        <w:t>por</w:t>
+      </w:r>
+      <w:proofErr w:type="spellEnd"/>
+      <w:r>
+        <w:t xml:space="preserve"> </w:t>
+      </w:r>
+      <w:proofErr w:type="spellStart"/>
+      <w:r>
+        <w:t>processar</w:t>
+      </w:r>
+      <w:proofErr w:type="spellEnd"/>
+      <w:r>
+        <w:t xml:space="preserve"> </w:t>
+      </w:r>
+      <w:proofErr w:type="spellStart"/>
+      <w:r>
+        <w:t>os</w:t>
+      </w:r>
+      <w:proofErr w:type="spellEnd"/>
+      <w:r>
+        <w:t xml:space="preserve"> </w:t>
+      </w:r>
+      <w:proofErr w:type="spellStart"/>
+      <w:r>
+        <w:t>pagamentos</w:t>
+      </w:r>
+      <w:proofErr w:type="spellEnd"/>
+      <w:r>
+        <w:t xml:space="preserve"> </w:t>
+      </w:r>
+      <w:proofErr w:type="spellStart"/>
+      <w:r>
+        <w:t>realizados</w:t>
+      </w:r>
+      <w:proofErr w:type="spellEnd"/>
+      <w:r>
+        <w:t xml:space="preserve"> </w:t>
+      </w:r>
+      <w:proofErr w:type="spellStart"/>
+      <w:r>
+        <w:t>dentro</w:t>
+      </w:r>
+      <w:proofErr w:type="spellEnd"/>
+      <w:r>
+        <w:t xml:space="preserve"> do </w:t>
+      </w:r>
+      <w:proofErr w:type="spellStart"/>
+      <w:r>
+        <w:t>aplicativo</w:t>
+      </w:r>
+      <w:proofErr w:type="spellEnd"/>
+      <w:r>
+        <w:t xml:space="preserve"> para </w:t>
+      </w:r>
+      <w:proofErr w:type="spellStart"/>
+      <w:r>
+        <w:t>compra</w:t>
+      </w:r>
+      <w:proofErr w:type="spellEnd"/>
+      <w:r>
+        <w:t xml:space="preserve"> de </w:t>
+      </w:r>
+      <w:proofErr w:type="spellStart"/>
+      <w:r>
+        <w:t>acessórios</w:t>
+      </w:r>
+      <w:proofErr w:type="spellEnd"/>
+      <w:r>
+        <w:t xml:space="preserve">, skins, </w:t>
+      </w:r>
+      <w:proofErr w:type="spellStart"/>
+      <w:r>
+        <w:t>mascot</w:t>
+      </w:r>
+      <w:r>
+        <w:t>e</w:t>
+      </w:r>
+      <w:r>
+        <w:t>s</w:t>
+      </w:r>
+      <w:proofErr w:type="spellEnd"/>
+      <w:r>
+        <w:t xml:space="preserve"> </w:t>
+      </w:r>
+      <w:proofErr w:type="spellStart"/>
+      <w:r>
+        <w:t>ou</w:t>
+      </w:r>
+      <w:proofErr w:type="spellEnd"/>
+      <w:r>
+        <w:t xml:space="preserve"> gift cards.</w:t>
+      </w:r>
+    </w:p>
+    <w:p>
+      <w:pPr>
+        <w:jc w:val="both"/>
+      </w:pPr>
+      <w:r>
+        <w:rPr>
+          <w:noProof/>
+        </w:rPr>
+        <w:lastRenderedPageBreak/>
+        <w:drawing>
+          <wp:inline distT="0" distB="0" distL="0" distR="0" wp14:anchorId="49F81C41" wp14:editId="19C22E91">
+            <wp:extent cx="4038600" cy="2305050"/>
+            <wp:effectExtent l="0" t="0" r="0" b="0"/>
+            <wp:docPr id="3" name="Imagem 3"/>
+            <wp:cNvGraphicFramePr>
+              <a:graphicFrameLocks xmlns:a="http://schemas.openxmlformats.org/drawingml/2006/main" noChangeAspect="1"/>
+            </wp:cNvGraphicFramePr>
+            <a:graphic xmlns:a="http://schemas.openxmlformats.org/drawingml/2006/main">
+              <a:graphicData uri="http://schemas.openxmlformats.org/drawingml/2006/picture">
+                <pic:pic xmlns:pic="http://schemas.openxmlformats.org/drawingml/2006/picture">
+                  <pic:nvPicPr>
+                    <pic:cNvPr id="0" name="Picture 3"/>
+                    <pic:cNvPicPr>
+                      <a:picLocks noChangeAspect="1" noChangeArrowheads="1"/>
+                    </pic:cNvPicPr>
+                  </pic:nvPicPr>
+                  <pic:blipFill>
+                    <a:blip r:embed="rId11">
+                      <a:extLst>
+                        <a:ext uri="{28A0092B-C50C-407E-A947-70E740481C1C}">
+                          <a14:useLocalDpi xmlns:a14="http://schemas.microsoft.com/office/drawing/2010/main" val="0"/>
+                        </a:ext>
+                      </a:extLst>
+                    </a:blip>
+                    <a:srcRect/>
+                    <a:stretch>
+                      <a:fillRect/>
+                    </a:stretch>
+                  </pic:blipFill>
+                  <pic:spPr bwMode="auto">
+                    <a:xfrm>
+                      <a:off x="0" y="0"/>
+                      <a:ext cx="4038600" cy="2305050"/>
+                    </a:xfrm>
+                    <a:prstGeom prst="rect">
+                      <a:avLst/>
+                    </a:prstGeom>
+                    <a:noFill/>
+                    <a:ln>
+                      <a:noFill/>
+                    </a:ln>
+                  </pic:spPr>
+                </pic:pic>
+              </a:graphicData>
+            </a:graphic>
+          </wp:inline>
+        </w:drawing>
+      </w:r>
+    </w:p>
+    <w:p>
+      <w:pPr>
+        <w:pStyle w:val="Ttulo2"/>
+        <w:numPr>
+          <w:ilvl w:val="1"/>
+          <w:numId w:val="1"/>
+        </w:numPr>
+        <w:ind w:right="2985"/>
+        <w:jc w:val="both"/>
+      </w:pPr>
+      <w:bookmarkStart w:id="6" w:name="_2et92p0" w:colFirst="0" w:colLast="0"/>
+      <w:bookmarkEnd w:id="6"/>
+      <w:proofErr w:type="spellStart"/>
+      <w:r>
+        <w:t>Modelo</w:t>
+      </w:r>
+      <w:proofErr w:type="spellEnd"/>
+      <w:r>
+        <w:t xml:space="preserve"> de Casos de </w:t>
+      </w:r>
+      <w:proofErr w:type="spellStart"/>
+      <w:r>
+        <w:t>Uso</w:t>
+      </w:r>
+      <w:proofErr w:type="spellEnd"/>
+      <w:r>
+        <w:t xml:space="preserve"> </w:t>
+      </w:r>
+    </w:p>
+    <w:p>
+      <w:pPr>
+        <w:jc w:val="both"/>
+      </w:pPr>
+      <w:r>
+        <w:t xml:space="preserve">HU-01 — Como </w:t>
+      </w:r>
+      <w:proofErr w:type="spellStart"/>
+      <w:r>
+        <w:t>casal</w:t>
+      </w:r>
+      <w:proofErr w:type="spellEnd"/>
+      <w:r>
+        <w:t xml:space="preserve">, </w:t>
+      </w:r>
+      <w:proofErr w:type="spellStart"/>
+      <w:r>
+        <w:t>queremos</w:t>
+      </w:r>
+      <w:proofErr w:type="spellEnd"/>
+      <w:r>
+        <w:t xml:space="preserve"> registrar </w:t>
+      </w:r>
+      <w:proofErr w:type="spellStart"/>
+      <w:r>
+        <w:t>nosso</w:t>
+      </w:r>
+      <w:proofErr w:type="spellEnd"/>
+      <w:r>
+        <w:t xml:space="preserve"> humor </w:t>
+      </w:r>
+      <w:proofErr w:type="spellStart"/>
+      <w:r>
+        <w:t>diário</w:t>
+      </w:r>
+      <w:proofErr w:type="spellEnd"/>
+      <w:r>
+        <w:t xml:space="preserve"> para </w:t>
+      </w:r>
+      <w:proofErr w:type="spellStart"/>
+      <w:r>
+        <w:t>acompanhar</w:t>
+      </w:r>
+      <w:proofErr w:type="spellEnd"/>
+      <w:r>
+        <w:t xml:space="preserve"> o </w:t>
+      </w:r>
+      <w:proofErr w:type="spellStart"/>
+      <w:r>
+        <w:t>bem-estar</w:t>
+      </w:r>
+      <w:proofErr w:type="spellEnd"/>
+      <w:r>
+        <w:t xml:space="preserve"> </w:t>
+      </w:r>
+      <w:proofErr w:type="spellStart"/>
+      <w:r>
+        <w:t>emocional</w:t>
+      </w:r>
+      <w:proofErr w:type="spellEnd"/>
+      <w:r>
+        <w:t xml:space="preserve"> da </w:t>
+      </w:r>
+      <w:proofErr w:type="spellStart"/>
+      <w:r>
+        <w:t>relação</w:t>
+      </w:r>
+      <w:proofErr w:type="spellEnd"/>
+      <w:r>
+        <w:t xml:space="preserve"> e </w:t>
+      </w:r>
+      <w:proofErr w:type="spellStart"/>
+      <w:r>
+        <w:t>manter</w:t>
+      </w:r>
+      <w:proofErr w:type="spellEnd"/>
+      <w:r>
+        <w:t xml:space="preserve"> </w:t>
+      </w:r>
+      <w:proofErr w:type="spellStart"/>
+      <w:r>
+        <w:t>nossa</w:t>
+      </w:r>
+      <w:proofErr w:type="spellEnd"/>
+      <w:r>
+        <w:t xml:space="preserve"> </w:t>
+      </w:r>
+      <w:proofErr w:type="spellStart"/>
+      <w:r>
+        <w:t>sequência</w:t>
+      </w:r>
+      <w:proofErr w:type="spellEnd"/>
+      <w:r>
+        <w:t xml:space="preserve"> </w:t>
+      </w:r>
+      <w:proofErr w:type="spellStart"/>
+      <w:r>
+        <w:t>ativa</w:t>
+      </w:r>
+      <w:proofErr w:type="spellEnd"/>
+      <w:r>
+        <w:t xml:space="preserve"> no app.</w:t>
+      </w:r>
+    </w:p>
+    <w:p>
+      <w:pPr>
+        <w:jc w:val="both"/>
+      </w:pPr>
+    </w:p>
+    <w:p>
+      <w:pPr>
+        <w:jc w:val="both"/>
+      </w:pPr>
+      <w:r>
+        <w:t xml:space="preserve">HU-02 — Como </w:t>
+      </w:r>
+      <w:proofErr w:type="spellStart"/>
+      <w:r>
+        <w:t>casal</w:t>
+      </w:r>
+      <w:proofErr w:type="spellEnd"/>
+      <w:r>
+        <w:t xml:space="preserve">, </w:t>
+      </w:r>
+      <w:proofErr w:type="spellStart"/>
+      <w:r>
+        <w:t>queremos</w:t>
+      </w:r>
+      <w:proofErr w:type="spellEnd"/>
+      <w:r>
+        <w:t xml:space="preserve"> </w:t>
+      </w:r>
+      <w:proofErr w:type="spellStart"/>
+      <w:r>
+        <w:t>cumprir</w:t>
+      </w:r>
+      <w:proofErr w:type="spellEnd"/>
+      <w:r>
+        <w:t xml:space="preserve"> </w:t>
+      </w:r>
+      <w:proofErr w:type="spellStart"/>
+      <w:r>
+        <w:t>missões</w:t>
+      </w:r>
+      <w:proofErr w:type="spellEnd"/>
+      <w:r>
+        <w:t xml:space="preserve"> </w:t>
+      </w:r>
+      <w:proofErr w:type="spellStart"/>
+      <w:r>
+        <w:t>semanais</w:t>
+      </w:r>
+      <w:proofErr w:type="spellEnd"/>
+      <w:r>
+        <w:t xml:space="preserve"> </w:t>
+      </w:r>
+      <w:proofErr w:type="spellStart"/>
+      <w:r>
+        <w:t>sorteadas</w:t>
+      </w:r>
+      <w:proofErr w:type="spellEnd"/>
+      <w:r>
+        <w:t xml:space="preserve"> </w:t>
+      </w:r>
+      <w:proofErr w:type="spellStart"/>
+      <w:r>
+        <w:t>automaticamente</w:t>
+      </w:r>
+      <w:proofErr w:type="spellEnd"/>
+      <w:r>
+        <w:t xml:space="preserve"> para </w:t>
+      </w:r>
+      <w:proofErr w:type="spellStart"/>
+      <w:r>
+        <w:t>ter</w:t>
+      </w:r>
+      <w:proofErr w:type="spellEnd"/>
+      <w:r>
+        <w:t xml:space="preserve"> </w:t>
+      </w:r>
+      <w:proofErr w:type="spellStart"/>
+      <w:r>
+        <w:t>sugestões</w:t>
+      </w:r>
+      <w:proofErr w:type="spellEnd"/>
+      <w:r>
+        <w:t xml:space="preserve"> de </w:t>
+      </w:r>
+      <w:proofErr w:type="spellStart"/>
+      <w:r>
+        <w:t>atividades</w:t>
+      </w:r>
+      <w:proofErr w:type="spellEnd"/>
+      <w:r>
+        <w:t xml:space="preserve"> que </w:t>
+      </w:r>
+      <w:proofErr w:type="spellStart"/>
+      <w:r>
+        <w:t>fortaleçam</w:t>
+      </w:r>
+      <w:proofErr w:type="spellEnd"/>
+      <w:r>
+        <w:t xml:space="preserve"> </w:t>
+      </w:r>
+      <w:proofErr w:type="spellStart"/>
+      <w:r>
+        <w:t>nossa</w:t>
+      </w:r>
+      <w:proofErr w:type="spellEnd"/>
+      <w:r>
+        <w:t xml:space="preserve"> </w:t>
+      </w:r>
+      <w:proofErr w:type="spellStart"/>
+      <w:r>
+        <w:t>conexão</w:t>
+      </w:r>
+      <w:proofErr w:type="spellEnd"/>
+      <w:r>
+        <w:t>.</w:t>
+      </w:r>
+    </w:p>
+    <w:p>
+      <w:pPr>
+        <w:jc w:val="both"/>
+      </w:pPr>
+    </w:p>
+    <w:p>
+      <w:pPr>
+        <w:jc w:val="both"/>
+      </w:pPr>
+      <w:r>
+        <w:t xml:space="preserve">HU-03 — Como </w:t>
+      </w:r>
+      <w:proofErr w:type="spellStart"/>
+      <w:r>
+        <w:t>casal</w:t>
+      </w:r>
+      <w:proofErr w:type="spellEnd"/>
+      <w:r>
+        <w:t xml:space="preserve">, </w:t>
+      </w:r>
+      <w:proofErr w:type="spellStart"/>
+      <w:r>
+        <w:t>queremos</w:t>
+      </w:r>
+      <w:proofErr w:type="spellEnd"/>
+      <w:r>
+        <w:t xml:space="preserve"> </w:t>
+      </w:r>
+      <w:proofErr w:type="spellStart"/>
+      <w:r>
+        <w:t>criar</w:t>
+      </w:r>
+      <w:proofErr w:type="spellEnd"/>
+      <w:r>
+        <w:t xml:space="preserve"> </w:t>
+      </w:r>
+      <w:proofErr w:type="spellStart"/>
+      <w:r>
+        <w:t>metas</w:t>
+      </w:r>
+      <w:proofErr w:type="spellEnd"/>
+      <w:r>
+        <w:t xml:space="preserve">, </w:t>
+      </w:r>
+      <w:proofErr w:type="spellStart"/>
+      <w:r>
+        <w:t>notas</w:t>
+      </w:r>
+      <w:proofErr w:type="spellEnd"/>
+      <w:r>
+        <w:t xml:space="preserve"> e </w:t>
+      </w:r>
+      <w:proofErr w:type="spellStart"/>
+      <w:r>
+        <w:t>listas</w:t>
+      </w:r>
+      <w:proofErr w:type="spellEnd"/>
+      <w:r>
+        <w:t xml:space="preserve"> </w:t>
+      </w:r>
+      <w:proofErr w:type="spellStart"/>
+      <w:r>
+        <w:t>compartilhadas</w:t>
+      </w:r>
+      <w:proofErr w:type="spellEnd"/>
+      <w:r>
+        <w:t xml:space="preserve"> para </w:t>
+      </w:r>
+      <w:proofErr w:type="spellStart"/>
+      <w:r>
+        <w:t>planejar</w:t>
+      </w:r>
+      <w:proofErr w:type="spellEnd"/>
+      <w:r>
+        <w:t xml:space="preserve"> e </w:t>
+      </w:r>
+      <w:proofErr w:type="spellStart"/>
+      <w:r>
+        <w:t>organizar</w:t>
+      </w:r>
+      <w:proofErr w:type="spellEnd"/>
+      <w:r>
+        <w:t xml:space="preserve"> </w:t>
+      </w:r>
+      <w:proofErr w:type="spellStart"/>
+      <w:r>
+        <w:t>nossa</w:t>
+      </w:r>
+      <w:proofErr w:type="spellEnd"/>
+      <w:r>
+        <w:t xml:space="preserve"> </w:t>
+      </w:r>
+      <w:proofErr w:type="spellStart"/>
+      <w:r>
+        <w:t>rotina</w:t>
+      </w:r>
+      <w:proofErr w:type="spellEnd"/>
+      <w:r>
+        <w:t xml:space="preserve"> num </w:t>
+      </w:r>
+      <w:proofErr w:type="spellStart"/>
+      <w:r>
+        <w:t>só</w:t>
+      </w:r>
+      <w:proofErr w:type="spellEnd"/>
+      <w:r>
+        <w:t xml:space="preserve"> </w:t>
+      </w:r>
+      <w:proofErr w:type="spellStart"/>
+      <w:r>
+        <w:t>lugar</w:t>
+      </w:r>
+      <w:proofErr w:type="spellEnd"/>
+      <w:r>
+        <w:t>.</w:t>
+      </w:r>
+    </w:p>
+    <w:p>
+      <w:pPr>
+        <w:jc w:val="both"/>
+      </w:pPr>
+    </w:p>
+    <w:p>
+      <w:pPr>
+        <w:jc w:val="both"/>
+      </w:pPr>
+      <w:r>
+        <w:t xml:space="preserve">HU-04 — Como </w:t>
+      </w:r>
+      <w:proofErr w:type="spellStart"/>
+      <w:r>
+        <w:t>usuário</w:t>
+      </w:r>
+      <w:proofErr w:type="spellEnd"/>
+      <w:r>
+        <w:t xml:space="preserve">, </w:t>
+      </w:r>
+      <w:proofErr w:type="spellStart"/>
+      <w:r>
+        <w:t>quero</w:t>
+      </w:r>
+      <w:proofErr w:type="spellEnd"/>
+      <w:r>
+        <w:t xml:space="preserve"> </w:t>
+      </w:r>
+      <w:proofErr w:type="spellStart"/>
+      <w:r>
+        <w:t>personalizar</w:t>
+      </w:r>
+      <w:proofErr w:type="spellEnd"/>
+      <w:r>
+        <w:t xml:space="preserve"> o </w:t>
+      </w:r>
+      <w:proofErr w:type="spellStart"/>
+      <w:r>
+        <w:t>mascote</w:t>
+      </w:r>
+      <w:proofErr w:type="spellEnd"/>
+      <w:r>
+        <w:t xml:space="preserve"> e </w:t>
+      </w:r>
+      <w:proofErr w:type="spellStart"/>
+      <w:r>
+        <w:t>acompanhar</w:t>
+      </w:r>
+      <w:proofErr w:type="spellEnd"/>
+      <w:r>
+        <w:t xml:space="preserve"> </w:t>
+      </w:r>
+      <w:proofErr w:type="spellStart"/>
+      <w:r>
+        <w:t>sua</w:t>
+      </w:r>
+      <w:proofErr w:type="spellEnd"/>
+      <w:r>
+        <w:t xml:space="preserve"> </w:t>
+      </w:r>
+      <w:proofErr w:type="spellStart"/>
+      <w:r>
+        <w:t>evolução</w:t>
+      </w:r>
+      <w:proofErr w:type="spellEnd"/>
+      <w:r>
+        <w:t>.</w:t>
+      </w:r>
+    </w:p>
+    <w:p>
+      <w:pPr>
+        <w:jc w:val="both"/>
+      </w:pPr>
+    </w:p>
+    <w:p>
+      <w:pPr>
+        <w:jc w:val="both"/>
+      </w:pPr>
+      <w:r>
+        <w:t xml:space="preserve">HU-05 — Como </w:t>
+      </w:r>
+      <w:proofErr w:type="spellStart"/>
+      <w:r>
+        <w:t>usuário</w:t>
+      </w:r>
+      <w:proofErr w:type="spellEnd"/>
+      <w:r>
+        <w:t xml:space="preserve">, </w:t>
+      </w:r>
+      <w:proofErr w:type="spellStart"/>
+      <w:r>
+        <w:t>quero</w:t>
+      </w:r>
+      <w:proofErr w:type="spellEnd"/>
+      <w:r>
+        <w:t xml:space="preserve"> </w:t>
+      </w:r>
+      <w:proofErr w:type="spellStart"/>
+      <w:r>
+        <w:t>gerenciar</w:t>
+      </w:r>
+      <w:proofErr w:type="spellEnd"/>
+      <w:r>
+        <w:t xml:space="preserve"> </w:t>
+      </w:r>
+      <w:proofErr w:type="spellStart"/>
+      <w:r>
+        <w:t>lembretes</w:t>
+      </w:r>
+      <w:proofErr w:type="spellEnd"/>
+      <w:r>
+        <w:t xml:space="preserve"> de </w:t>
+      </w:r>
+      <w:proofErr w:type="spellStart"/>
+      <w:r>
+        <w:t>datas</w:t>
+      </w:r>
+      <w:proofErr w:type="spellEnd"/>
+      <w:r>
+        <w:t xml:space="preserve"> </w:t>
+      </w:r>
+      <w:proofErr w:type="spellStart"/>
+      <w:r>
+        <w:t>especiais</w:t>
+      </w:r>
+      <w:proofErr w:type="spellEnd"/>
+      <w:r>
+        <w:t xml:space="preserve"> e </w:t>
+      </w:r>
+      <w:proofErr w:type="spellStart"/>
+      <w:r>
+        <w:t>enviar</w:t>
+      </w:r>
+      <w:proofErr w:type="spellEnd"/>
+      <w:r>
+        <w:t xml:space="preserve"> </w:t>
+      </w:r>
+      <w:proofErr w:type="spellStart"/>
+      <w:r>
+        <w:t>presentes</w:t>
+      </w:r>
+      <w:proofErr w:type="spellEnd"/>
+      <w:r>
+        <w:t xml:space="preserve"> </w:t>
+      </w:r>
+      <w:proofErr w:type="spellStart"/>
+      <w:r>
+        <w:t>digitais</w:t>
+      </w:r>
+      <w:proofErr w:type="spellEnd"/>
+      <w:r>
+        <w:t xml:space="preserve"> </w:t>
+      </w:r>
+      <w:proofErr w:type="spellStart"/>
+      <w:r>
+        <w:t>pelo</w:t>
+      </w:r>
+      <w:proofErr w:type="spellEnd"/>
+      <w:r>
+        <w:t xml:space="preserve"> Gift Center para </w:t>
+      </w:r>
+      <w:proofErr w:type="spellStart"/>
+      <w:r>
+        <w:t>surpreender</w:t>
+      </w:r>
+      <w:proofErr w:type="spellEnd"/>
+      <w:r>
+        <w:t xml:space="preserve"> meu par.</w:t>
+      </w:r>
+    </w:p>
+    <w:p>
+      <w:pPr>
+        <w:jc w:val="both"/>
+      </w:pPr>
+    </w:p>
+    <w:p>
+      <w:pPr>
+        <w:jc w:val="both"/>
+      </w:pPr>
+      <w:r>
+        <w:t xml:space="preserve">HU-06 — Como </w:t>
+      </w:r>
+      <w:proofErr w:type="spellStart"/>
+      <w:r>
+        <w:t>casal</w:t>
+      </w:r>
+      <w:proofErr w:type="spellEnd"/>
+      <w:r>
+        <w:t xml:space="preserve">, </w:t>
+      </w:r>
+      <w:proofErr w:type="spellStart"/>
+      <w:r>
+        <w:t>queremos</w:t>
+      </w:r>
+      <w:proofErr w:type="spellEnd"/>
+      <w:r>
+        <w:t xml:space="preserve"> </w:t>
+      </w:r>
+      <w:proofErr w:type="spellStart"/>
+      <w:r>
+        <w:t>salvar</w:t>
+      </w:r>
+      <w:proofErr w:type="spellEnd"/>
+      <w:r>
+        <w:t xml:space="preserve"> </w:t>
+      </w:r>
+      <w:proofErr w:type="spellStart"/>
+      <w:r>
+        <w:t>lugares</w:t>
+      </w:r>
+      <w:proofErr w:type="spellEnd"/>
+      <w:r>
+        <w:t xml:space="preserve"> que </w:t>
+      </w:r>
+      <w:proofErr w:type="spellStart"/>
+      <w:r>
+        <w:t>visitamos</w:t>
+      </w:r>
+      <w:proofErr w:type="spellEnd"/>
+      <w:r>
+        <w:t xml:space="preserve"> e </w:t>
+      </w:r>
+      <w:proofErr w:type="spellStart"/>
+      <w:r>
+        <w:t>visualizá-los</w:t>
+      </w:r>
+      <w:proofErr w:type="spellEnd"/>
+      <w:r>
+        <w:t xml:space="preserve"> num </w:t>
+      </w:r>
+      <w:proofErr w:type="spellStart"/>
+      <w:r>
+        <w:t>mapa</w:t>
+      </w:r>
+      <w:proofErr w:type="spellEnd"/>
+      <w:r>
+        <w:t xml:space="preserve"> de </w:t>
+      </w:r>
+      <w:proofErr w:type="spellStart"/>
+      <w:r>
+        <w:t>memórias</w:t>
+      </w:r>
+      <w:proofErr w:type="spellEnd"/>
+      <w:r>
+        <w:t xml:space="preserve"> para registrar as </w:t>
+      </w:r>
+      <w:proofErr w:type="spellStart"/>
+      <w:r>
+        <w:t>experiências</w:t>
+      </w:r>
+      <w:proofErr w:type="spellEnd"/>
+      <w:r>
+        <w:t xml:space="preserve"> que </w:t>
+      </w:r>
+      <w:proofErr w:type="spellStart"/>
+      <w:r>
+        <w:t>vivemos</w:t>
+      </w:r>
+      <w:proofErr w:type="spellEnd"/>
+      <w:r>
+        <w:t xml:space="preserve"> </w:t>
+      </w:r>
+      <w:proofErr w:type="spellStart"/>
+      <w:r>
+        <w:t>juntos</w:t>
+      </w:r>
+      <w:proofErr w:type="spellEnd"/>
+      <w:r>
+        <w:t>.</w:t>
+      </w:r>
+    </w:p>
+    <w:p>
+      <w:pPr>
+        <w:jc w:val="both"/>
+      </w:pPr>
+    </w:p>
+    <w:p>
+      <w:pPr>
+        <w:jc w:val="both"/>
+      </w:pPr>
+      <w:r>
+        <w:t xml:space="preserve">HU-07 — Como </w:t>
+      </w:r>
+      <w:proofErr w:type="spellStart"/>
+      <w:r>
+        <w:t>casal</w:t>
+      </w:r>
+      <w:proofErr w:type="spellEnd"/>
+      <w:r>
+        <w:t xml:space="preserve">, </w:t>
+      </w:r>
+      <w:proofErr w:type="spellStart"/>
+      <w:r>
+        <w:t>queremos</w:t>
+      </w:r>
+      <w:proofErr w:type="spellEnd"/>
+      <w:r>
+        <w:t xml:space="preserve"> </w:t>
+      </w:r>
+      <w:proofErr w:type="spellStart"/>
+      <w:r>
+        <w:t>jogar</w:t>
+      </w:r>
+      <w:proofErr w:type="spellEnd"/>
+      <w:r>
+        <w:t xml:space="preserve"> quizzes e </w:t>
+      </w:r>
+      <w:proofErr w:type="spellStart"/>
+      <w:r>
+        <w:t>receber</w:t>
+      </w:r>
+      <w:proofErr w:type="spellEnd"/>
+      <w:r>
+        <w:t xml:space="preserve"> </w:t>
+      </w:r>
+      <w:proofErr w:type="spellStart"/>
+      <w:r>
+        <w:t>dicas</w:t>
+      </w:r>
+      <w:proofErr w:type="spellEnd"/>
+      <w:r>
+        <w:t xml:space="preserve"> </w:t>
+      </w:r>
+      <w:proofErr w:type="spellStart"/>
+      <w:r>
+        <w:t>diárias</w:t>
+      </w:r>
+      <w:proofErr w:type="spellEnd"/>
+      <w:r>
+        <w:t xml:space="preserve"> </w:t>
+      </w:r>
+      <w:proofErr w:type="spellStart"/>
+      <w:r>
+        <w:t>contextualizadas</w:t>
+      </w:r>
+      <w:proofErr w:type="spellEnd"/>
+      <w:r>
+        <w:t xml:space="preserve"> para </w:t>
+      </w:r>
+      <w:proofErr w:type="spellStart"/>
+      <w:r>
+        <w:t>aprender</w:t>
+      </w:r>
+      <w:proofErr w:type="spellEnd"/>
+      <w:r>
+        <w:t xml:space="preserve"> </w:t>
+      </w:r>
+      <w:proofErr w:type="spellStart"/>
+      <w:r>
+        <w:t>mais</w:t>
+      </w:r>
+      <w:proofErr w:type="spellEnd"/>
+      <w:r>
+        <w:t xml:space="preserve"> um </w:t>
+      </w:r>
+      <w:proofErr w:type="spellStart"/>
+      <w:r>
+        <w:t>sobre</w:t>
+      </w:r>
+      <w:proofErr w:type="spellEnd"/>
+      <w:r>
+        <w:t xml:space="preserve"> o outro de forma </w:t>
+      </w:r>
+      <w:proofErr w:type="spellStart"/>
+      <w:r>
+        <w:t>leve</w:t>
+      </w:r>
+      <w:proofErr w:type="spellEnd"/>
+      <w:r>
+        <w:t xml:space="preserve"> e </w:t>
+      </w:r>
+      <w:proofErr w:type="spellStart"/>
+      <w:r>
+        <w:t>divertida</w:t>
+      </w:r>
+      <w:proofErr w:type="spellEnd"/>
+      <w:r>
+        <w:t>.</w:t>
+      </w:r>
+    </w:p>
+    <w:p>
+      <w:pPr>
+        <w:jc w:val="both"/>
+      </w:pPr>
+    </w:p>
+    <w:p>
+      <w:pPr>
+        <w:jc w:val="both"/>
+      </w:pPr>
+      <w:r>
+        <w:t xml:space="preserve">HU-08 — Como </w:t>
+      </w:r>
+      <w:proofErr w:type="spellStart"/>
+      <w:r>
+        <w:t>usuário</w:t>
+      </w:r>
+      <w:proofErr w:type="spellEnd"/>
+      <w:r>
+        <w:t xml:space="preserve">, </w:t>
+      </w:r>
+      <w:proofErr w:type="spellStart"/>
+      <w:r>
+        <w:t>quero</w:t>
+      </w:r>
+      <w:proofErr w:type="spellEnd"/>
+      <w:r>
+        <w:t xml:space="preserve"> registrar </w:t>
+      </w:r>
+      <w:proofErr w:type="spellStart"/>
+      <w:r>
+        <w:t>informações</w:t>
+      </w:r>
+      <w:proofErr w:type="spellEnd"/>
+      <w:r>
+        <w:t xml:space="preserve"> de </w:t>
+      </w:r>
+      <w:proofErr w:type="spellStart"/>
+      <w:r>
+        <w:t>saúde</w:t>
+      </w:r>
+      <w:proofErr w:type="spellEnd"/>
+      <w:r>
+        <w:t xml:space="preserve"> e </w:t>
+      </w:r>
+      <w:proofErr w:type="spellStart"/>
+      <w:r>
+        <w:t>bem-estar</w:t>
+      </w:r>
+      <w:proofErr w:type="spellEnd"/>
+      <w:r>
+        <w:t xml:space="preserve"> — </w:t>
+      </w:r>
+      <w:proofErr w:type="spellStart"/>
+      <w:r>
+        <w:t>como</w:t>
+      </w:r>
+      <w:proofErr w:type="spellEnd"/>
+      <w:r>
+        <w:t xml:space="preserve"> </w:t>
+      </w:r>
+      <w:proofErr w:type="spellStart"/>
+      <w:r>
+        <w:t>ciclo</w:t>
+      </w:r>
+      <w:proofErr w:type="spellEnd"/>
+      <w:r>
+        <w:t xml:space="preserve"> menstrual e dados do pet real — para </w:t>
+      </w:r>
+      <w:proofErr w:type="spellStart"/>
+      <w:r>
+        <w:t>centralizar</w:t>
+      </w:r>
+      <w:proofErr w:type="spellEnd"/>
+      <w:r>
+        <w:t xml:space="preserve"> esses </w:t>
+      </w:r>
+      <w:proofErr w:type="spellStart"/>
+      <w:r>
+        <w:t>cuidados</w:t>
+      </w:r>
+      <w:proofErr w:type="spellEnd"/>
+      <w:r>
+        <w:t xml:space="preserve"> </w:t>
+      </w:r>
+      <w:proofErr w:type="spellStart"/>
+      <w:r>
+        <w:t>dentro</w:t>
+      </w:r>
+      <w:proofErr w:type="spellEnd"/>
+      <w:r>
+        <w:t xml:space="preserve"> do app do </w:t>
+      </w:r>
+      <w:proofErr w:type="spellStart"/>
+      <w:r>
+        <w:t>casal</w:t>
+      </w:r>
+      <w:proofErr w:type="spellEnd"/>
+      <w:r>
+        <w:t>.</w:t>
+      </w:r>
+    </w:p>
+    <w:p>
+      <w:pPr>
+        <w:jc w:val="both"/>
+      </w:pPr>
+    </w:p>
+    <w:p>
+      <w:pPr>
+        <w:jc w:val="both"/>
+      </w:pPr>
+      <w:r>
+        <w:rPr>
+          <w:noProof/>
+        </w:rPr>
+        <w:lastRenderedPageBreak/>
+        <w:drawing>
+          <wp:inline distT="0" distB="0" distL="0" distR="0" wp14:anchorId="6D187959" wp14:editId="3A2182BD">
+            <wp:extent cx="3200400" cy="8220075"/>
+            <wp:effectExtent l="0" t="0" r="0" b="9525"/>
+            <wp:docPr id="2" name="Imagem 2"/>
+            <wp:cNvGraphicFramePr>
+              <a:graphicFrameLocks xmlns:a="http://schemas.openxmlformats.org/drawingml/2006/main" noChangeAspect="1"/>
+            </wp:cNvGraphicFramePr>
+            <a:graphic xmlns:a="http://schemas.openxmlformats.org/drawingml/2006/main">
+              <a:graphicData uri="http://schemas.openxmlformats.org/drawingml/2006/picture">
+                <pic:pic xmlns:pic="http://schemas.openxmlformats.org/drawingml/2006/picture">
+                  <pic:nvPicPr>
+                    <pic:cNvPr id="0" name="Picture 2"/>
+                    <pic:cNvPicPr>
+                      <a:picLocks noChangeAspect="1" noChangeArrowheads="1"/>
+                    </pic:cNvPicPr>
+                  </pic:nvPicPr>
+                  <pic:blipFill>
+                    <a:blip r:embed="rId12">
+                      <a:extLst>
+                        <a:ext uri="{28A0092B-C50C-407E-A947-70E740481C1C}">
+                          <a14:useLocalDpi xmlns:a14="http://schemas.microsoft.com/office/drawing/2010/main" val="0"/>
+                        </a:ext>
+                      </a:extLst>
+                    </a:blip>
+                    <a:srcRect/>
+                    <a:stretch>
+                      <a:fillRect/>
+                    </a:stretch>
+                  </pic:blipFill>
+                  <pic:spPr bwMode="auto">
+                    <a:xfrm>
+                      <a:off x="0" y="0"/>
+                      <a:ext cx="3200400" cy="8220075"/>
+                    </a:xfrm>
+                    <a:prstGeom prst="rect">
+                      <a:avLst/>
+                    </a:prstGeom>
+                    <a:noFill/>
+                    <a:ln>
+                      <a:noFill/>
+                    </a:ln>
+                  </pic:spPr>
+                </pic:pic>
+              </a:graphicData>
+            </a:graphic>
+          </wp:inline>
+        </w:drawing>
       </w:r>
     </w:p>
     <w:p>
@@ -1653,150 +3815,11 @@
         </w:numPr>
         <w:jc w:val="both"/>
       </w:pPr>
-      <w:bookmarkStart w:id="6" w:name="_2et92p0" w:colFirst="0" w:colLast="0"/>
-      <w:bookmarkEnd w:id="6"/>
-      <w:proofErr w:type="spellStart"/>
-      <w:r>
-        <w:t>Modelo</w:t>
-      </w:r>
-      <w:proofErr w:type="spellEnd"/>
-      <w:r>
-        <w:t xml:space="preserve"> de Casos de </w:t>
-      </w:r>
-      <w:proofErr w:type="spellStart"/>
-      <w:r>
-        <w:t>Uso</w:t>
-      </w:r>
-      <w:proofErr w:type="spellEnd"/>
-      <w:r>
-        <w:t xml:space="preserve"> </w:t>
-      </w:r>
-    </w:p>
-    <w:p>
-      <w:pPr>
-        <w:jc w:val="both"/>
-      </w:pPr>
-      <w:r>
-        <w:t xml:space="preserve">Nesta </w:t>
-      </w:r>
-      <w:proofErr w:type="spellStart"/>
-      <w:r>
-        <w:t>subseção</w:t>
-      </w:r>
-      <w:proofErr w:type="spellEnd"/>
-      <w:r>
-        <w:t xml:space="preserve"> é </w:t>
-      </w:r>
-      <w:proofErr w:type="spellStart"/>
-      <w:r>
-        <w:t>apresentado</w:t>
-      </w:r>
-      <w:proofErr w:type="spellEnd"/>
-      <w:r>
-        <w:t xml:space="preserve"> o </w:t>
-      </w:r>
-      <w:proofErr w:type="spellStart"/>
-      <w:r>
-        <w:t>diagrama</w:t>
-      </w:r>
-      <w:proofErr w:type="spellEnd"/>
-      <w:r>
-        <w:t xml:space="preserve"> de </w:t>
-      </w:r>
-      <w:proofErr w:type="spellStart"/>
-      <w:r>
-        <w:t>casos</w:t>
-      </w:r>
-      <w:proofErr w:type="spellEnd"/>
-      <w:r>
-        <w:t xml:space="preserve"> de </w:t>
-      </w:r>
-      <w:proofErr w:type="spellStart"/>
-      <w:r>
-        <w:t>uso</w:t>
-      </w:r>
-      <w:proofErr w:type="spellEnd"/>
-      <w:r>
-        <w:t xml:space="preserve"> do </w:t>
-      </w:r>
-      <w:proofErr w:type="spellStart"/>
-      <w:r>
-        <w:t>sistema</w:t>
-      </w:r>
-      <w:proofErr w:type="spellEnd"/>
-      <w:r>
-        <w:t xml:space="preserve">. Para </w:t>
-      </w:r>
-      <w:proofErr w:type="spellStart"/>
-      <w:r>
-        <w:t>cada</w:t>
-      </w:r>
-      <w:proofErr w:type="spellEnd"/>
-      <w:r>
-        <w:t xml:space="preserve"> um deles, utilize um ID que </w:t>
-      </w:r>
-      <w:proofErr w:type="spellStart"/>
-      <w:r>
-        <w:t>possa</w:t>
-      </w:r>
-      <w:proofErr w:type="spellEnd"/>
-      <w:r>
-        <w:t xml:space="preserve"> </w:t>
-      </w:r>
-      <w:proofErr w:type="spellStart"/>
-      <w:r>
-        <w:t>servir</w:t>
-      </w:r>
-      <w:proofErr w:type="spellEnd"/>
-      <w:r>
-        <w:t xml:space="preserve"> de </w:t>
-      </w:r>
-      <w:proofErr w:type="spellStart"/>
-      <w:r>
-        <w:t>referência</w:t>
-      </w:r>
-      <w:proofErr w:type="spellEnd"/>
-      <w:r>
-        <w:t xml:space="preserve"> no restante do </w:t>
-      </w:r>
-      <w:proofErr w:type="spellStart"/>
-      <w:r>
-        <w:t>documento</w:t>
-      </w:r>
-      <w:proofErr w:type="spellEnd"/>
-      <w:r>
-        <w:t xml:space="preserve">. Por </w:t>
-      </w:r>
-      <w:proofErr w:type="spellStart"/>
-      <w:r>
-        <w:t>exemplo</w:t>
-      </w:r>
-      <w:proofErr w:type="spellEnd"/>
-      <w:r>
-        <w:t xml:space="preserve"> UC-01 para o Caso de </w:t>
-      </w:r>
-      <w:proofErr w:type="spellStart"/>
-      <w:r>
-        <w:t>Uso</w:t>
-      </w:r>
-      <w:proofErr w:type="spellEnd"/>
-      <w:r>
-        <w:t xml:space="preserve"> 01.</w:t>
-      </w:r>
-    </w:p>
-    <w:p>
-      <w:pPr>
-        <w:pStyle w:val="Ttulo2"/>
-        <w:numPr>
-          <w:ilvl w:val="1"/>
-          <w:numId w:val="1"/>
-        </w:numPr>
-        <w:jc w:val="both"/>
-      </w:pPr>
       <w:bookmarkStart w:id="7" w:name="_ns02tpezvsrt" w:colFirst="0" w:colLast="0"/>
       <w:bookmarkEnd w:id="7"/>
       <w:proofErr w:type="spellStart"/>
       <w:r>
+        <w:lastRenderedPageBreak/>
         <w:t>Diagrama</w:t>
       </w:r>
       <w:proofErr w:type="spellEnd"/>
@@ -3039,6 +5062,7 @@
       <w:bookmarkEnd w:id="15"/>
       <w:proofErr w:type="spellStart"/>
       <w:r>
+        <w:lastRenderedPageBreak/>
         <w:t>Modelos</w:t>
       </w:r>
       <w:proofErr w:type="spellEnd"/>
@@ -3225,7 +5249,7 @@
       </w:r>
     </w:p>
     <w:sectPr>
-      <w:headerReference w:type="default" r:id="rId11"/>
+      <w:headerReference w:type="default" r:id="rId13"/>
       <w:pgSz w:w="12240" w:h="15840"/>
       <w:pgMar w:top="1440" w:right="1296" w:bottom="1440" w:left="1296" w:header="720" w:footer="720" w:gutter="0"/>
       <w:pgNumType w:start="1"/>
@@ -3748,7 +5772,29 @@
         <w:sz w:val="20"/>
         <w:szCs w:val="20"/>
       </w:rPr>
-      <w:t xml:space="preserve">&gt; Página </w:t>
+      <w:t xml:space="preserve">&gt; </w:t>
+    </w:r>
+    <w:proofErr w:type="spellStart"/>
+    <w:r>
+      <w:rPr>
+        <w:b/>
+        <w:i/>
+        <w:color w:val="000000"/>
+        <w:sz w:val="20"/>
+        <w:szCs w:val="20"/>
+      </w:rPr>
+      <w:t>Página</w:t>
+    </w:r>
+    <w:proofErr w:type="spellEnd"/>
+    <w:r>
+      <w:rPr>
+        <w:b/>
+        <w:i/>
+        <w:color w:val="000000"/>
+        <w:sz w:val="20"/>
+        <w:szCs w:val="20"/>
+      </w:rPr>
+      <w:t xml:space="preserve"> </w:t>
     </w:r>
     <w:r>
       <w:rPr>
@@ -4333,6 +6379,7 @@
   <w:style w:type="paragraph" w:default="1" w:styleId="Normal">
     <w:name w:val="Normal"/>
     <w:qFormat/>
+    <w:rsid w:val="00ED2B94"/>
   </w:style>
   <w:style w:type="paragraph" w:styleId="Ttulo1">
     <w:name w:val="heading 1"/>
@@ -4528,9 +6575,7 @@
       <w:tblStyleRowBandSize w:val="1"/>
       <w:tblStyleColBandSize w:val="1"/>
       <w:tblCellMar>
-        <w:top w:w="0" w:type="dxa"/>
         <w:left w:w="115" w:type="dxa"/>
-        <w:bottom w:w="0" w:type="dxa"/>
         <w:right w:w="115" w:type="dxa"/>
       </w:tblCellMar>
     </w:tblPr>
@@ -4541,9 +6586,7 @@
       <w:tblStyleRowBandSize w:val="1"/>
       <w:tblStyleColBandSize w:val="1"/>
       <w:tblCellMar>
-        <w:top w:w="0" w:type="dxa"/>
         <w:left w:w="115" w:type="dxa"/>
-        <w:bottom w:w="0" w:type="dxa"/>
         <w:right w:w="115" w:type="dxa"/>
       </w:tblCellMar>
     </w:tblPr>
@@ -4554,9 +6597,7 @@
       <w:tblStyleRowBandSize w:val="1"/>
       <w:tblStyleColBandSize w:val="1"/>
       <w:tblCellMar>
-        <w:top w:w="0" w:type="dxa"/>
         <w:left w:w="115" w:type="dxa"/>
-        <w:bottom w:w="0" w:type="dxa"/>
         <w:right w:w="115" w:type="dxa"/>
       </w:tblCellMar>
     </w:tblPr>

--- a/docs/LifeDuo - Documentação de Projeto.docx
+++ b/docs/LifeDuo - Documentação de Projeto.docx
@@ -41,6 +41,7 @@
           <w:szCs w:val="64"/>
         </w:rPr>
       </w:pPr>
+      <w:proofErr w:type="spellStart"/>
       <w:r>
         <w:rPr>
           <w:rFonts w:ascii="Arial" w:eastAsia="Arial" w:hAnsi="Arial" w:cs="Arial"/>
@@ -49,8 +50,31 @@
           <w:sz w:val="64"/>
           <w:szCs w:val="64"/>
         </w:rPr>
-        <w:t>Documentação de Projeto</w:t>
-      </w:r>
+        <w:t>Documentação</w:t>
+      </w:r>
+      <w:proofErr w:type="spellEnd"/>
+      <w:r>
+        <w:rPr>
+          <w:rFonts w:ascii="Arial" w:eastAsia="Arial" w:hAnsi="Arial" w:cs="Arial"/>
+          <w:b/>
+          <w:color w:val="000000"/>
+          <w:sz w:val="64"/>
+          <w:szCs w:val="64"/>
+        </w:rPr>
+        <w:t xml:space="preserve"> de </w:t>
+      </w:r>
+      <w:proofErr w:type="spellStart"/>
+      <w:r>
+        <w:rPr>
+          <w:rFonts w:ascii="Arial" w:eastAsia="Arial" w:hAnsi="Arial" w:cs="Arial"/>
+          <w:b/>
+          <w:color w:val="000000"/>
+          <w:sz w:val="64"/>
+          <w:szCs w:val="64"/>
+        </w:rPr>
+        <w:t>Projeto</w:t>
+      </w:r>
+      <w:proofErr w:type="spellEnd"/>
     </w:p>
     <w:p>
       <w:pPr>
@@ -79,8 +103,20 @@
           <w:sz w:val="40"/>
           <w:szCs w:val="40"/>
         </w:rPr>
-        <w:t>para o sistema</w:t>
-      </w:r>
+        <w:t xml:space="preserve">para o </w:t>
+      </w:r>
+      <w:proofErr w:type="spellStart"/>
+      <w:r>
+        <w:rPr>
+          <w:rFonts w:ascii="Arial" w:eastAsia="Arial" w:hAnsi="Arial" w:cs="Arial"/>
+          <w:b/>
+          <w:color w:val="000000"/>
+          <w:sz w:val="40"/>
+          <w:szCs w:val="40"/>
+        </w:rPr>
+        <w:t>sistema</w:t>
+      </w:r>
+      <w:proofErr w:type="spellEnd"/>
     </w:p>
     <w:p>
       <w:pPr>
@@ -111,6 +147,7 @@
         </w:rPr>
         <w:t>&lt;</w:t>
       </w:r>
+      <w:proofErr w:type="spellStart"/>
       <w:r>
         <w:rPr>
           <w:rFonts w:ascii="Arial" w:eastAsia="Arial" w:hAnsi="Arial" w:cs="Arial"/>
@@ -121,6 +158,7 @@
         </w:rPr>
         <w:t>LifeDuo</w:t>
       </w:r>
+      <w:proofErr w:type="spellEnd"/>
       <w:r>
         <w:rPr>
           <w:rFonts w:ascii="Arial" w:eastAsia="Arial" w:hAnsi="Arial" w:cs="Arial"/>
@@ -151,6 +189,7 @@
           <w:szCs w:val="28"/>
         </w:rPr>
       </w:pPr>
+      <w:proofErr w:type="spellStart"/>
       <w:r>
         <w:rPr>
           <w:rFonts w:ascii="Arial" w:eastAsia="Arial" w:hAnsi="Arial" w:cs="Arial"/>
@@ -159,7 +198,18 @@
           <w:sz w:val="28"/>
           <w:szCs w:val="28"/>
         </w:rPr>
-        <w:t xml:space="preserve">Versão 1.0 </w:t>
+        <w:t>Versão</w:t>
+      </w:r>
+      <w:proofErr w:type="spellEnd"/>
+      <w:r>
+        <w:rPr>
+          <w:rFonts w:ascii="Arial" w:eastAsia="Arial" w:hAnsi="Arial" w:cs="Arial"/>
+          <w:b/>
+          <w:color w:val="000000"/>
+          <w:sz w:val="28"/>
+          <w:szCs w:val="28"/>
+        </w:rPr>
+        <w:t xml:space="preserve"> 1.0 </w:t>
       </w:r>
     </w:p>
     <w:p>
@@ -176,11 +226,75 @@
           <w:rFonts w:ascii="Arial" w:eastAsia="Arial" w:hAnsi="Arial" w:cs="Arial"/>
         </w:rPr>
       </w:pPr>
+      <w:proofErr w:type="spellStart"/>
       <w:r>
         <w:rPr>
           <w:rFonts w:ascii="Arial" w:eastAsia="Arial" w:hAnsi="Arial" w:cs="Arial"/>
         </w:rPr>
-        <w:t xml:space="preserve">Projeto de sistema elaborado pelo aluno </w:t>
+        <w:t>Projeto</w:t>
+      </w:r>
+      <w:proofErr w:type="spellEnd"/>
+      <w:r>
+        <w:rPr>
+          <w:rFonts w:ascii="Arial" w:eastAsia="Arial" w:hAnsi="Arial" w:cs="Arial"/>
+        </w:rPr>
+        <w:t xml:space="preserve"> de </w:t>
+      </w:r>
+      <w:proofErr w:type="spellStart"/>
+      <w:r>
+        <w:rPr>
+          <w:rFonts w:ascii="Arial" w:eastAsia="Arial" w:hAnsi="Arial" w:cs="Arial"/>
+        </w:rPr>
+        <w:t>sistema</w:t>
+      </w:r>
+      <w:proofErr w:type="spellEnd"/>
+      <w:r>
+        <w:rPr>
+          <w:rFonts w:ascii="Arial" w:eastAsia="Arial" w:hAnsi="Arial" w:cs="Arial"/>
+        </w:rPr>
+        <w:t xml:space="preserve"> </w:t>
+      </w:r>
+      <w:proofErr w:type="spellStart"/>
+      <w:r>
+        <w:rPr>
+          <w:rFonts w:ascii="Arial" w:eastAsia="Arial" w:hAnsi="Arial" w:cs="Arial"/>
+        </w:rPr>
+        <w:t>elaborado</w:t>
+      </w:r>
+      <w:proofErr w:type="spellEnd"/>
+      <w:r>
+        <w:rPr>
+          <w:rFonts w:ascii="Arial" w:eastAsia="Arial" w:hAnsi="Arial" w:cs="Arial"/>
+        </w:rPr>
+        <w:t xml:space="preserve"> </w:t>
+      </w:r>
+      <w:proofErr w:type="spellStart"/>
+      <w:r>
+        <w:rPr>
+          <w:rFonts w:ascii="Arial" w:eastAsia="Arial" w:hAnsi="Arial" w:cs="Arial"/>
+        </w:rPr>
+        <w:t>pelo</w:t>
+      </w:r>
+      <w:proofErr w:type="spellEnd"/>
+      <w:r>
+        <w:rPr>
+          <w:rFonts w:ascii="Arial" w:eastAsia="Arial" w:hAnsi="Arial" w:cs="Arial"/>
+        </w:rPr>
+        <w:t xml:space="preserve"> </w:t>
+      </w:r>
+      <w:proofErr w:type="spellStart"/>
+      <w:r>
+        <w:rPr>
+          <w:rFonts w:ascii="Arial" w:eastAsia="Arial" w:hAnsi="Arial" w:cs="Arial"/>
+        </w:rPr>
+        <w:t>aluno</w:t>
+      </w:r>
+      <w:proofErr w:type="spellEnd"/>
+      <w:r>
+        <w:rPr>
+          <w:rFonts w:ascii="Arial" w:eastAsia="Arial" w:hAnsi="Arial" w:cs="Arial"/>
+        </w:rPr>
+        <w:t xml:space="preserve"> </w:t>
       </w:r>
       <w:r>
         <w:rPr>
@@ -210,18 +324,63 @@
           <w:color w:val="000000"/>
         </w:rPr>
       </w:pPr>
+      <w:proofErr w:type="spellStart"/>
       <w:r>
         <w:rPr>
           <w:rFonts w:ascii="Arial" w:eastAsia="Arial" w:hAnsi="Arial" w:cs="Arial"/>
         </w:rPr>
-        <w:t xml:space="preserve">como parte da disciplina </w:t>
-      </w:r>
+        <w:t>como</w:t>
+      </w:r>
+      <w:proofErr w:type="spellEnd"/>
+      <w:r>
+        <w:rPr>
+          <w:rFonts w:ascii="Arial" w:eastAsia="Arial" w:hAnsi="Arial" w:cs="Arial"/>
+        </w:rPr>
+        <w:t xml:space="preserve"> </w:t>
+      </w:r>
+      <w:proofErr w:type="spellStart"/>
+      <w:r>
+        <w:rPr>
+          <w:rFonts w:ascii="Arial" w:eastAsia="Arial" w:hAnsi="Arial" w:cs="Arial"/>
+        </w:rPr>
+        <w:t>parte</w:t>
+      </w:r>
+      <w:proofErr w:type="spellEnd"/>
+      <w:r>
+        <w:rPr>
+          <w:rFonts w:ascii="Arial" w:eastAsia="Arial" w:hAnsi="Arial" w:cs="Arial"/>
+        </w:rPr>
+        <w:t xml:space="preserve"> da </w:t>
+      </w:r>
+      <w:proofErr w:type="spellStart"/>
+      <w:r>
+        <w:rPr>
+          <w:rFonts w:ascii="Arial" w:eastAsia="Arial" w:hAnsi="Arial" w:cs="Arial"/>
+        </w:rPr>
+        <w:t>disciplina</w:t>
+      </w:r>
+      <w:proofErr w:type="spellEnd"/>
+      <w:r>
+        <w:rPr>
+          <w:rFonts w:ascii="Arial" w:eastAsia="Arial" w:hAnsi="Arial" w:cs="Arial"/>
+        </w:rPr>
+        <w:t xml:space="preserve"> </w:t>
+      </w:r>
+      <w:proofErr w:type="spellStart"/>
       <w:r>
         <w:rPr>
           <w:rFonts w:ascii="Arial" w:eastAsia="Arial" w:hAnsi="Arial" w:cs="Arial"/>
           <w:b/>
         </w:rPr>
-        <w:t>Projeto de Software</w:t>
+        <w:t>Projeto</w:t>
+      </w:r>
+      <w:proofErr w:type="spellEnd"/>
+      <w:r>
+        <w:rPr>
+          <w:rFonts w:ascii="Arial" w:eastAsia="Arial" w:hAnsi="Arial" w:cs="Arial"/>
+          <w:b/>
+        </w:rPr>
+        <w:t xml:space="preserve"> de Software</w:t>
       </w:r>
       <w:r>
         <w:rPr>
@@ -347,6 +506,7 @@
       </w:pPr>
       <w:bookmarkStart w:id="0" w:name="_gjdgxs" w:colFirst="0" w:colLast="0"/>
       <w:bookmarkEnd w:id="0"/>
+      <w:proofErr w:type="spellStart"/>
       <w:r>
         <w:rPr>
           <w:b/>
@@ -355,8 +515,29 @@
           <w:szCs w:val="36"/>
         </w:rPr>
         <w:lastRenderedPageBreak/>
-        <w:t>Tabela de Conteúdo</w:t>
-      </w:r>
+        <w:t>Tabela</w:t>
+      </w:r>
+      <w:proofErr w:type="spellEnd"/>
+      <w:r>
+        <w:rPr>
+          <w:b/>
+          <w:color w:val="000000"/>
+          <w:sz w:val="36"/>
+          <w:szCs w:val="36"/>
+        </w:rPr>
+        <w:t xml:space="preserve"> de </w:t>
+      </w:r>
+      <w:proofErr w:type="spellStart"/>
+      <w:r>
+        <w:rPr>
+          <w:b/>
+          <w:color w:val="000000"/>
+          <w:sz w:val="36"/>
+          <w:szCs w:val="36"/>
+        </w:rPr>
+        <w:t>Conteúdo</w:t>
+      </w:r>
+      <w:proofErr w:type="spellEnd"/>
     </w:p>
     <w:sdt>
       <w:sdtPr>
@@ -834,6 +1015,7 @@
       </w:pPr>
       <w:bookmarkStart w:id="2" w:name="_30j0zll" w:colFirst="0" w:colLast="0"/>
       <w:bookmarkEnd w:id="2"/>
+      <w:proofErr w:type="spellStart"/>
       <w:r>
         <w:rPr>
           <w:b/>
@@ -841,8 +1023,29 @@
           <w:sz w:val="36"/>
           <w:szCs w:val="36"/>
         </w:rPr>
-        <w:t>Histórico de Revisões</w:t>
-      </w:r>
+        <w:t>Histórico</w:t>
+      </w:r>
+      <w:proofErr w:type="spellEnd"/>
+      <w:r>
+        <w:rPr>
+          <w:b/>
+          <w:color w:val="000000"/>
+          <w:sz w:val="36"/>
+          <w:szCs w:val="36"/>
+        </w:rPr>
+        <w:t xml:space="preserve"> de </w:t>
+      </w:r>
+      <w:proofErr w:type="spellStart"/>
+      <w:r>
+        <w:rPr>
+          <w:b/>
+          <w:color w:val="000000"/>
+          <w:sz w:val="36"/>
+          <w:szCs w:val="36"/>
+        </w:rPr>
+        <w:t>Revisões</w:t>
+      </w:r>
+      <w:proofErr w:type="spellEnd"/>
     </w:p>
     <w:tbl>
       <w:tblPr>
@@ -928,12 +1131,28 @@
                 <w:b/>
               </w:rPr>
             </w:pPr>
+            <w:proofErr w:type="spellStart"/>
             <w:r>
               <w:rPr>
                 <w:b/>
               </w:rPr>
-              <w:t>Razões para Mudança</w:t>
-            </w:r>
+              <w:t>Razões</w:t>
+            </w:r>
+            <w:proofErr w:type="spellEnd"/>
+            <w:r>
+              <w:rPr>
+                <w:b/>
+              </w:rPr>
+              <w:t xml:space="preserve"> para </w:t>
+            </w:r>
+            <w:proofErr w:type="spellStart"/>
+            <w:r>
+              <w:rPr>
+                <w:b/>
+              </w:rPr>
+              <w:t>Mudança</w:t>
+            </w:r>
+            <w:proofErr w:type="spellEnd"/>
           </w:p>
         </w:tc>
         <w:tc>
@@ -951,12 +1170,14 @@
                 <w:b/>
               </w:rPr>
             </w:pPr>
+            <w:proofErr w:type="spellStart"/>
             <w:r>
               <w:rPr>
                 <w:b/>
               </w:rPr>
               <w:t>Versão</w:t>
             </w:r>
+            <w:proofErr w:type="spellEnd"/>
           </w:p>
         </w:tc>
       </w:tr>
@@ -1004,9 +1225,19 @@
             <w:pPr>
               <w:spacing w:before="40" w:after="40"/>
             </w:pPr>
-            <w:r>
-              <w:t>Documento iniciado</w:t>
-            </w:r>
+            <w:proofErr w:type="spellStart"/>
+            <w:r>
+              <w:t>Documento</w:t>
+            </w:r>
+            <w:proofErr w:type="spellEnd"/>
+            <w:r>
+              <w:t xml:space="preserve"> </w:t>
+            </w:r>
+            <w:proofErr w:type="spellStart"/>
+            <w:r>
+              <w:t>iniciado</w:t>
+            </w:r>
+            <w:proofErr w:type="spellEnd"/>
           </w:p>
         </w:tc>
         <w:tc>
@@ -1105,10 +1336,12 @@
       </w:pPr>
       <w:bookmarkStart w:id="3" w:name="_7ndxxnjxx1n1" w:colFirst="0" w:colLast="0"/>
       <w:bookmarkEnd w:id="3"/>
+      <w:proofErr w:type="spellStart"/>
       <w:r>
         <w:lastRenderedPageBreak/>
         <w:t>Introdução</w:t>
       </w:r>
+      <w:proofErr w:type="spellEnd"/>
     </w:p>
     <w:p>
       <w:pPr>
@@ -1117,7 +1350,383 @@
       <w:bookmarkStart w:id="4" w:name="_1fob9te" w:colFirst="0" w:colLast="0"/>
       <w:bookmarkEnd w:id="4"/>
       <w:r>
-        <w:t>Este documento aborda os modelos de usuário e requisitos do sistema LifeDuo, um aplicativo mobile voltado para casais. São descritos os atores envolvidos no sistema — os parceiros como usuários principais, o administrador da plataforma e os serviços externos integrados — bem como os casos de uso que representam todas as interações possíveis entre esses atores e o app, acompanhados das respectivas histórias de usuário que expressam as necessidades e expectativas de quem utiliza o sistema.</w:t>
+        <w:t xml:space="preserve">Este </w:t>
+      </w:r>
+      <w:proofErr w:type="spellStart"/>
+      <w:r>
+        <w:t>documento</w:t>
+      </w:r>
+      <w:proofErr w:type="spellEnd"/>
+      <w:r>
+        <w:t xml:space="preserve"> </w:t>
+      </w:r>
+      <w:proofErr w:type="spellStart"/>
+      <w:r>
+        <w:t>aborda</w:t>
+      </w:r>
+      <w:proofErr w:type="spellEnd"/>
+      <w:r>
+        <w:t xml:space="preserve"> </w:t>
+      </w:r>
+      <w:proofErr w:type="spellStart"/>
+      <w:r>
+        <w:t>os</w:t>
+      </w:r>
+      <w:proofErr w:type="spellEnd"/>
+      <w:r>
+        <w:t xml:space="preserve"> </w:t>
+      </w:r>
+      <w:proofErr w:type="spellStart"/>
+      <w:r>
+        <w:t>modelos</w:t>
+      </w:r>
+      <w:proofErr w:type="spellEnd"/>
+      <w:r>
+        <w:t xml:space="preserve"> de </w:t>
+      </w:r>
+      <w:proofErr w:type="spellStart"/>
+      <w:r>
+        <w:t>usuário</w:t>
+      </w:r>
+      <w:proofErr w:type="spellEnd"/>
+      <w:r>
+        <w:t xml:space="preserve"> e </w:t>
+      </w:r>
+      <w:proofErr w:type="spellStart"/>
+      <w:r>
+        <w:t>requisitos</w:t>
+      </w:r>
+      <w:proofErr w:type="spellEnd"/>
+      <w:r>
+        <w:t xml:space="preserve"> do </w:t>
+      </w:r>
+      <w:proofErr w:type="spellStart"/>
+      <w:r>
+        <w:t>sistema</w:t>
+      </w:r>
+      <w:proofErr w:type="spellEnd"/>
+      <w:r>
+        <w:t xml:space="preserve"> </w:t>
+      </w:r>
+      <w:proofErr w:type="spellStart"/>
+      <w:r>
+        <w:t>LifeDuo</w:t>
+      </w:r>
+      <w:proofErr w:type="spellEnd"/>
+      <w:r>
+        <w:t xml:space="preserve">, um </w:t>
+      </w:r>
+      <w:proofErr w:type="spellStart"/>
+      <w:r>
+        <w:t>aplicativo</w:t>
+      </w:r>
+      <w:proofErr w:type="spellEnd"/>
+      <w:r>
+        <w:t xml:space="preserve"> mobile </w:t>
+      </w:r>
+      <w:proofErr w:type="spellStart"/>
+      <w:r>
+        <w:t>voltado</w:t>
+      </w:r>
+      <w:proofErr w:type="spellEnd"/>
+      <w:r>
+        <w:t xml:space="preserve"> para </w:t>
+      </w:r>
+      <w:proofErr w:type="spellStart"/>
+      <w:r>
+        <w:t>casais</w:t>
+      </w:r>
+      <w:proofErr w:type="spellEnd"/>
+      <w:r>
+        <w:t xml:space="preserve">. São </w:t>
+      </w:r>
+      <w:proofErr w:type="spellStart"/>
+      <w:r>
+        <w:t>descritos</w:t>
+      </w:r>
+      <w:proofErr w:type="spellEnd"/>
+      <w:r>
+        <w:t xml:space="preserve"> </w:t>
+      </w:r>
+      <w:proofErr w:type="spellStart"/>
+      <w:r>
+        <w:t>os</w:t>
+      </w:r>
+      <w:proofErr w:type="spellEnd"/>
+      <w:r>
+        <w:t xml:space="preserve"> </w:t>
+      </w:r>
+      <w:proofErr w:type="spellStart"/>
+      <w:r>
+        <w:t>atores</w:t>
+      </w:r>
+      <w:proofErr w:type="spellEnd"/>
+      <w:r>
+        <w:t xml:space="preserve"> </w:t>
+      </w:r>
+      <w:proofErr w:type="spellStart"/>
+      <w:r>
+        <w:t>envolvidos</w:t>
+      </w:r>
+      <w:proofErr w:type="spellEnd"/>
+      <w:r>
+        <w:t xml:space="preserve"> no </w:t>
+      </w:r>
+      <w:proofErr w:type="spellStart"/>
+      <w:r>
+        <w:t>sistema</w:t>
+      </w:r>
+      <w:proofErr w:type="spellEnd"/>
+      <w:r>
+        <w:t xml:space="preserve"> — </w:t>
+      </w:r>
+      <w:proofErr w:type="spellStart"/>
+      <w:r>
+        <w:t>os</w:t>
+      </w:r>
+      <w:proofErr w:type="spellEnd"/>
+      <w:r>
+        <w:t xml:space="preserve"> </w:t>
+      </w:r>
+      <w:proofErr w:type="spellStart"/>
+      <w:r>
+        <w:t>parceiros</w:t>
+      </w:r>
+      <w:proofErr w:type="spellEnd"/>
+      <w:r>
+        <w:t xml:space="preserve"> </w:t>
+      </w:r>
+      <w:proofErr w:type="spellStart"/>
+      <w:r>
+        <w:t>como</w:t>
+      </w:r>
+      <w:proofErr w:type="spellEnd"/>
+      <w:r>
+        <w:t xml:space="preserve"> </w:t>
+      </w:r>
+      <w:proofErr w:type="spellStart"/>
+      <w:r>
+        <w:t>usuários</w:t>
+      </w:r>
+      <w:proofErr w:type="spellEnd"/>
+      <w:r>
+        <w:t xml:space="preserve"> </w:t>
+      </w:r>
+      <w:proofErr w:type="spellStart"/>
+      <w:r>
+        <w:t>principais</w:t>
+      </w:r>
+      <w:proofErr w:type="spellEnd"/>
+      <w:r>
+        <w:t xml:space="preserve">, o </w:t>
+      </w:r>
+      <w:proofErr w:type="spellStart"/>
+      <w:r>
+        <w:t>administrador</w:t>
+      </w:r>
+      <w:proofErr w:type="spellEnd"/>
+      <w:r>
+        <w:t xml:space="preserve"> da </w:t>
+      </w:r>
+      <w:proofErr w:type="spellStart"/>
+      <w:r>
+        <w:t>plataforma</w:t>
+      </w:r>
+      <w:proofErr w:type="spellEnd"/>
+      <w:r>
+        <w:t xml:space="preserve"> e </w:t>
+      </w:r>
+      <w:proofErr w:type="spellStart"/>
+      <w:r>
+        <w:t>os</w:t>
+      </w:r>
+      <w:proofErr w:type="spellEnd"/>
+      <w:r>
+        <w:t xml:space="preserve"> </w:t>
+      </w:r>
+      <w:proofErr w:type="spellStart"/>
+      <w:r>
+        <w:t>serviços</w:t>
+      </w:r>
+      <w:proofErr w:type="spellEnd"/>
+      <w:r>
+        <w:t xml:space="preserve"> </w:t>
+      </w:r>
+      <w:proofErr w:type="spellStart"/>
+      <w:r>
+        <w:t>externos</w:t>
+      </w:r>
+      <w:proofErr w:type="spellEnd"/>
+      <w:r>
+        <w:t xml:space="preserve"> </w:t>
+      </w:r>
+      <w:proofErr w:type="spellStart"/>
+      <w:r>
+        <w:t>integrados</w:t>
+      </w:r>
+      <w:proofErr w:type="spellEnd"/>
+      <w:r>
+        <w:t xml:space="preserve"> — </w:t>
+      </w:r>
+      <w:proofErr w:type="spellStart"/>
+      <w:r>
+        <w:t>bem</w:t>
+      </w:r>
+      <w:proofErr w:type="spellEnd"/>
+      <w:r>
+        <w:t xml:space="preserve"> </w:t>
+      </w:r>
+      <w:proofErr w:type="spellStart"/>
+      <w:r>
+        <w:t>como</w:t>
+      </w:r>
+      <w:proofErr w:type="spellEnd"/>
+      <w:r>
+        <w:t xml:space="preserve"> </w:t>
+      </w:r>
+      <w:proofErr w:type="spellStart"/>
+      <w:r>
+        <w:t>os</w:t>
+      </w:r>
+      <w:proofErr w:type="spellEnd"/>
+      <w:r>
+        <w:t xml:space="preserve"> </w:t>
+      </w:r>
+      <w:proofErr w:type="spellStart"/>
+      <w:r>
+        <w:t>casos</w:t>
+      </w:r>
+      <w:proofErr w:type="spellEnd"/>
+      <w:r>
+        <w:t xml:space="preserve"> de </w:t>
+      </w:r>
+      <w:proofErr w:type="spellStart"/>
+      <w:r>
+        <w:t>uso</w:t>
+      </w:r>
+      <w:proofErr w:type="spellEnd"/>
+      <w:r>
+        <w:t xml:space="preserve"> que </w:t>
+      </w:r>
+      <w:proofErr w:type="spellStart"/>
+      <w:r>
+        <w:t>representam</w:t>
+      </w:r>
+      <w:proofErr w:type="spellEnd"/>
+      <w:r>
+        <w:t xml:space="preserve"> </w:t>
+      </w:r>
+      <w:proofErr w:type="spellStart"/>
+      <w:r>
+        <w:t>todas</w:t>
+      </w:r>
+      <w:proofErr w:type="spellEnd"/>
+      <w:r>
+        <w:t xml:space="preserve"> as </w:t>
+      </w:r>
+      <w:proofErr w:type="spellStart"/>
+      <w:r>
+        <w:t>interações</w:t>
+      </w:r>
+      <w:proofErr w:type="spellEnd"/>
+      <w:r>
+        <w:t xml:space="preserve"> </w:t>
+      </w:r>
+      <w:proofErr w:type="spellStart"/>
+      <w:r>
+        <w:t>possíveis</w:t>
+      </w:r>
+      <w:proofErr w:type="spellEnd"/>
+      <w:r>
+        <w:t xml:space="preserve"> entre esses </w:t>
+      </w:r>
+      <w:proofErr w:type="spellStart"/>
+      <w:r>
+        <w:t>atores</w:t>
+      </w:r>
+      <w:proofErr w:type="spellEnd"/>
+      <w:r>
+        <w:t xml:space="preserve"> e o app, </w:t>
+      </w:r>
+      <w:proofErr w:type="spellStart"/>
+      <w:r>
+        <w:t>acompanhados</w:t>
+      </w:r>
+      <w:proofErr w:type="spellEnd"/>
+      <w:r>
+        <w:t xml:space="preserve"> das </w:t>
+      </w:r>
+      <w:proofErr w:type="spellStart"/>
+      <w:r>
+        <w:t>respectivas</w:t>
+      </w:r>
+      <w:proofErr w:type="spellEnd"/>
+      <w:r>
+        <w:t xml:space="preserve"> </w:t>
+      </w:r>
+      <w:proofErr w:type="spellStart"/>
+      <w:r>
+        <w:t>histórias</w:t>
+      </w:r>
+      <w:proofErr w:type="spellEnd"/>
+      <w:r>
+        <w:t xml:space="preserve"> de </w:t>
+      </w:r>
+      <w:proofErr w:type="spellStart"/>
+      <w:r>
+        <w:t>usuário</w:t>
+      </w:r>
+      <w:proofErr w:type="spellEnd"/>
+      <w:r>
+        <w:t xml:space="preserve"> que </w:t>
+      </w:r>
+      <w:proofErr w:type="spellStart"/>
+      <w:r>
+        <w:t>expressam</w:t>
+      </w:r>
+      <w:proofErr w:type="spellEnd"/>
+      <w:r>
+        <w:t xml:space="preserve"> as </w:t>
+      </w:r>
+      <w:proofErr w:type="spellStart"/>
+      <w:r>
+        <w:t>necessidades</w:t>
+      </w:r>
+      <w:proofErr w:type="spellEnd"/>
+      <w:r>
+        <w:t xml:space="preserve"> e </w:t>
+      </w:r>
+      <w:proofErr w:type="spellStart"/>
+      <w:r>
+        <w:t>expectativas</w:t>
+      </w:r>
+      <w:proofErr w:type="spellEnd"/>
+      <w:r>
+        <w:t xml:space="preserve"> de </w:t>
+      </w:r>
+      <w:proofErr w:type="spellStart"/>
+      <w:r>
+        <w:t>quem</w:t>
+      </w:r>
+      <w:proofErr w:type="spellEnd"/>
+      <w:r>
+        <w:t xml:space="preserve"> </w:t>
+      </w:r>
+      <w:proofErr w:type="spellStart"/>
+      <w:r>
+        <w:t>utiliza</w:t>
+      </w:r>
+      <w:proofErr w:type="spellEnd"/>
+      <w:r>
+        <w:t xml:space="preserve"> o </w:t>
+      </w:r>
+      <w:proofErr w:type="spellStart"/>
+      <w:r>
+        <w:t>sistema</w:t>
+      </w:r>
+      <w:proofErr w:type="spellEnd"/>
+      <w:r>
+        <w:t>.</w:t>
       </w:r>
     </w:p>
     <w:p>
@@ -1128,9 +1737,27 @@
           <w:numId w:val="1"/>
         </w:numPr>
       </w:pPr>
-      <w:r>
-        <w:t>Modelos de Usuário e Requisitos</w:t>
-      </w:r>
+      <w:proofErr w:type="spellStart"/>
+      <w:r>
+        <w:t>Modelos</w:t>
+      </w:r>
+      <w:proofErr w:type="spellEnd"/>
+      <w:r>
+        <w:t xml:space="preserve"> de </w:t>
+      </w:r>
+      <w:proofErr w:type="spellStart"/>
+      <w:r>
+        <w:t>Usuário</w:t>
+      </w:r>
+      <w:proofErr w:type="spellEnd"/>
+      <w:r>
+        <w:t xml:space="preserve"> e </w:t>
+      </w:r>
+      <w:proofErr w:type="spellStart"/>
+      <w:r>
+        <w:t>Requisitos</w:t>
+      </w:r>
+      <w:proofErr w:type="spellEnd"/>
     </w:p>
     <w:p>
       <w:pPr>
@@ -1142,80 +1769,539 @@
       </w:pPr>
       <w:bookmarkStart w:id="5" w:name="_3znysh7" w:colFirst="0" w:colLast="0"/>
       <w:bookmarkEnd w:id="5"/>
-      <w:r>
-        <w:t>Descrição de Atores</w:t>
-      </w:r>
+      <w:proofErr w:type="spellStart"/>
+      <w:r>
+        <w:t>Descrição</w:t>
+      </w:r>
+      <w:proofErr w:type="spellEnd"/>
+      <w:r>
+        <w:t xml:space="preserve"> de </w:t>
+      </w:r>
+      <w:proofErr w:type="spellStart"/>
+      <w:r>
+        <w:t>Atores</w:t>
+      </w:r>
+      <w:proofErr w:type="spellEnd"/>
     </w:p>
     <w:p>
       <w:pPr>
         <w:jc w:val="both"/>
       </w:pPr>
+      <w:proofErr w:type="spellStart"/>
       <w:r>
         <w:rPr>
           <w:b/>
           <w:bCs/>
         </w:rPr>
-        <w:t>Parceiro A</w:t>
-      </w:r>
-      <w:r>
-        <w:t xml:space="preserve"> e </w:t>
-      </w:r>
+        <w:t>Parceiro</w:t>
+      </w:r>
+      <w:proofErr w:type="spellEnd"/>
       <w:r>
         <w:rPr>
           <w:b/>
           <w:bCs/>
         </w:rPr>
-        <w:t>Parceiro B</w:t>
-      </w:r>
-      <w:r>
-        <w:t xml:space="preserve"> são os usuários principais do app. Representam as duas pessoas do casal vinculado e possuem papéis simétricos, ou seja, qualquer um dos dois pode iniciar qualquer ação disponível no sistema, como fazer check-in, criar metas, enviar presentes e interagir com o mascote. Certas funcionalidades, como o streak diário e as missões semanais, exigem a participação dos dois para serem concluídas.</w:t>
-      </w:r>
-    </w:p>
-    <w:p>
-      <w:pPr>
-        <w:jc w:val="both"/>
-      </w:pPr>
-    </w:p>
-    <w:p>
-      <w:pPr>
-        <w:jc w:val="both"/>
-      </w:pPr>
+        <w:t xml:space="preserve"> A</w:t>
+      </w:r>
+      <w:r>
+        <w:t xml:space="preserve"> e </w:t>
+      </w:r>
+      <w:proofErr w:type="spellStart"/>
       <w:r>
         <w:rPr>
           <w:b/>
           <w:bCs/>
         </w:rPr>
-        <w:t>Administrador</w:t>
-      </w:r>
-      <w:r>
-        <w:t xml:space="preserve"> é o responsável pela gestão da plataforma. Configura missões, conquistas e gift cards disponíveis, modera conteúdo e monitora a saúde do sistema. Não tem acesso aos dados privados dos casais.</w:t>
-      </w:r>
-    </w:p>
-    <w:p>
-      <w:pPr>
-        <w:jc w:val="both"/>
-      </w:pPr>
-    </w:p>
-    <w:p>
-      <w:pPr>
-        <w:jc w:val="both"/>
-      </w:pPr>
+        <w:t>Parceiro</w:t>
+      </w:r>
+      <w:proofErr w:type="spellEnd"/>
       <w:r>
         <w:rPr>
           <w:b/>
           <w:bCs/>
         </w:rPr>
-        <w:t>Sistema de Notificação</w:t>
-      </w:r>
+        <w:t xml:space="preserve"> B</w:t>
+      </w:r>
+      <w:r>
+        <w:t xml:space="preserve"> </w:t>
+      </w:r>
+      <w:proofErr w:type="spellStart"/>
+      <w:r>
+        <w:t>são</w:t>
+      </w:r>
+      <w:proofErr w:type="spellEnd"/>
+      <w:r>
+        <w:t xml:space="preserve"> </w:t>
+      </w:r>
+      <w:proofErr w:type="spellStart"/>
+      <w:r>
+        <w:t>os</w:t>
+      </w:r>
+      <w:proofErr w:type="spellEnd"/>
+      <w:r>
+        <w:t xml:space="preserve"> </w:t>
+      </w:r>
+      <w:proofErr w:type="spellStart"/>
+      <w:r>
+        <w:t>usuários</w:t>
+      </w:r>
+      <w:proofErr w:type="spellEnd"/>
+      <w:r>
+        <w:t xml:space="preserve"> </w:t>
+      </w:r>
+      <w:proofErr w:type="spellStart"/>
+      <w:r>
+        <w:t>principais</w:t>
+      </w:r>
+      <w:proofErr w:type="spellEnd"/>
+      <w:r>
+        <w:t xml:space="preserve"> do app. </w:t>
+      </w:r>
+      <w:proofErr w:type="spellStart"/>
+      <w:r>
+        <w:t>Representam</w:t>
+      </w:r>
+      <w:proofErr w:type="spellEnd"/>
+      <w:r>
+        <w:t xml:space="preserve"> as duas </w:t>
+      </w:r>
+      <w:proofErr w:type="spellStart"/>
+      <w:r>
+        <w:t>pessoas</w:t>
+      </w:r>
+      <w:proofErr w:type="spellEnd"/>
+      <w:r>
+        <w:t xml:space="preserve"> do </w:t>
+      </w:r>
+      <w:proofErr w:type="spellStart"/>
+      <w:r>
+        <w:t>casal</w:t>
+      </w:r>
+      <w:proofErr w:type="spellEnd"/>
+      <w:r>
+        <w:t xml:space="preserve"> </w:t>
+      </w:r>
+      <w:proofErr w:type="spellStart"/>
+      <w:r>
+        <w:t>vinculado</w:t>
+      </w:r>
+      <w:proofErr w:type="spellEnd"/>
+      <w:r>
+        <w:t xml:space="preserve"> e </w:t>
+      </w:r>
+      <w:proofErr w:type="spellStart"/>
+      <w:r>
+        <w:t>possuem</w:t>
+      </w:r>
+      <w:proofErr w:type="spellEnd"/>
+      <w:r>
+        <w:t xml:space="preserve"> </w:t>
+      </w:r>
+      <w:proofErr w:type="spellStart"/>
+      <w:r>
+        <w:t>papéis</w:t>
+      </w:r>
+      <w:proofErr w:type="spellEnd"/>
+      <w:r>
+        <w:t xml:space="preserve"> </w:t>
+      </w:r>
+      <w:proofErr w:type="spellStart"/>
+      <w:r>
+        <w:t>simétricos</w:t>
+      </w:r>
+      <w:proofErr w:type="spellEnd"/>
+      <w:r>
+        <w:t xml:space="preserve">, </w:t>
+      </w:r>
+      <w:proofErr w:type="spellStart"/>
+      <w:r>
+        <w:t>ou</w:t>
+      </w:r>
+      <w:proofErr w:type="spellEnd"/>
+      <w:r>
+        <w:t xml:space="preserve"> </w:t>
+      </w:r>
+      <w:proofErr w:type="spellStart"/>
+      <w:r>
+        <w:t>seja</w:t>
+      </w:r>
+      <w:proofErr w:type="spellEnd"/>
+      <w:r>
+        <w:t xml:space="preserve">, </w:t>
+      </w:r>
+      <w:proofErr w:type="spellStart"/>
+      <w:r>
+        <w:t>qualquer</w:t>
+      </w:r>
+      <w:proofErr w:type="spellEnd"/>
+      <w:r>
+        <w:t xml:space="preserve"> um dos </w:t>
+      </w:r>
+      <w:proofErr w:type="spellStart"/>
+      <w:r>
+        <w:t>dois</w:t>
+      </w:r>
+      <w:proofErr w:type="spellEnd"/>
+      <w:r>
+        <w:t xml:space="preserve"> </w:t>
+      </w:r>
+      <w:proofErr w:type="spellStart"/>
+      <w:r>
+        <w:t>pode</w:t>
+      </w:r>
+      <w:proofErr w:type="spellEnd"/>
+      <w:r>
+        <w:t xml:space="preserve"> </w:t>
+      </w:r>
+      <w:proofErr w:type="spellStart"/>
+      <w:r>
+        <w:t>iniciar</w:t>
+      </w:r>
+      <w:proofErr w:type="spellEnd"/>
+      <w:r>
+        <w:t xml:space="preserve"> </w:t>
+      </w:r>
+      <w:proofErr w:type="spellStart"/>
+      <w:r>
+        <w:t>qualquer</w:t>
+      </w:r>
+      <w:proofErr w:type="spellEnd"/>
+      <w:r>
+        <w:t xml:space="preserve"> </w:t>
+      </w:r>
+      <w:proofErr w:type="spellStart"/>
+      <w:r>
+        <w:t>ação</w:t>
+      </w:r>
+      <w:proofErr w:type="spellEnd"/>
+      <w:r>
+        <w:t xml:space="preserve"> </w:t>
+      </w:r>
+      <w:proofErr w:type="spellStart"/>
+      <w:r>
+        <w:t>disponível</w:t>
+      </w:r>
+      <w:proofErr w:type="spellEnd"/>
+      <w:r>
+        <w:t xml:space="preserve"> no </w:t>
+      </w:r>
+      <w:proofErr w:type="spellStart"/>
+      <w:r>
+        <w:t>sistema</w:t>
+      </w:r>
+      <w:proofErr w:type="spellEnd"/>
+      <w:r>
+        <w:t xml:space="preserve">, </w:t>
+      </w:r>
+      <w:proofErr w:type="spellStart"/>
+      <w:r>
+        <w:t>como</w:t>
+      </w:r>
+      <w:proofErr w:type="spellEnd"/>
+      <w:r>
+        <w:t xml:space="preserve"> </w:t>
+      </w:r>
+      <w:proofErr w:type="spellStart"/>
+      <w:r>
+        <w:t>fazer</w:t>
+      </w:r>
+      <w:proofErr w:type="spellEnd"/>
+      <w:r>
+        <w:t xml:space="preserve"> check-in, </w:t>
+      </w:r>
+      <w:proofErr w:type="spellStart"/>
+      <w:r>
+        <w:t>criar</w:t>
+      </w:r>
+      <w:proofErr w:type="spellEnd"/>
+      <w:r>
+        <w:t xml:space="preserve"> </w:t>
+      </w:r>
+      <w:proofErr w:type="spellStart"/>
+      <w:r>
+        <w:t>metas</w:t>
+      </w:r>
+      <w:proofErr w:type="spellEnd"/>
+      <w:r>
+        <w:t xml:space="preserve">, </w:t>
+      </w:r>
+      <w:proofErr w:type="spellStart"/>
+      <w:r>
+        <w:t>enviar</w:t>
+      </w:r>
+      <w:proofErr w:type="spellEnd"/>
+      <w:r>
+        <w:t xml:space="preserve"> </w:t>
+      </w:r>
+      <w:proofErr w:type="spellStart"/>
+      <w:r>
+        <w:t>presentes</w:t>
+      </w:r>
+      <w:proofErr w:type="spellEnd"/>
+      <w:r>
+        <w:t xml:space="preserve"> e </w:t>
+      </w:r>
+      <w:proofErr w:type="spellStart"/>
+      <w:r>
+        <w:t>interagir</w:t>
+      </w:r>
+      <w:proofErr w:type="spellEnd"/>
+      <w:r>
+        <w:t xml:space="preserve"> com o </w:t>
+      </w:r>
+      <w:proofErr w:type="spellStart"/>
+      <w:r>
+        <w:t>mascote</w:t>
+      </w:r>
+      <w:proofErr w:type="spellEnd"/>
+      <w:r>
+        <w:t xml:space="preserve">. </w:t>
+      </w:r>
+      <w:proofErr w:type="spellStart"/>
+      <w:r>
+        <w:t>Certas</w:t>
+      </w:r>
+      <w:proofErr w:type="spellEnd"/>
+      <w:r>
+        <w:t xml:space="preserve"> </w:t>
+      </w:r>
+      <w:proofErr w:type="spellStart"/>
+      <w:r>
+        <w:t>funcionalidades</w:t>
+      </w:r>
+      <w:proofErr w:type="spellEnd"/>
+      <w:r>
+        <w:t xml:space="preserve">, </w:t>
+      </w:r>
+      <w:proofErr w:type="spellStart"/>
+      <w:r>
+        <w:t>como</w:t>
+      </w:r>
+      <w:proofErr w:type="spellEnd"/>
+      <w:r>
+        <w:t xml:space="preserve"> o streak </w:t>
+      </w:r>
+      <w:proofErr w:type="spellStart"/>
+      <w:r>
+        <w:t>diário</w:t>
+      </w:r>
+      <w:proofErr w:type="spellEnd"/>
+      <w:r>
+        <w:t xml:space="preserve"> e as </w:t>
+      </w:r>
+      <w:proofErr w:type="spellStart"/>
+      <w:r>
+        <w:t>missões</w:t>
+      </w:r>
+      <w:proofErr w:type="spellEnd"/>
+      <w:r>
+        <w:t xml:space="preserve"> </w:t>
+      </w:r>
+      <w:proofErr w:type="spellStart"/>
+      <w:r>
+        <w:t>semanais</w:t>
+      </w:r>
+      <w:proofErr w:type="spellEnd"/>
+      <w:r>
+        <w:t xml:space="preserve">, </w:t>
+      </w:r>
+      <w:proofErr w:type="spellStart"/>
+      <w:r>
+        <w:t>exigem</w:t>
+      </w:r>
+      <w:proofErr w:type="spellEnd"/>
+      <w:r>
+        <w:t xml:space="preserve"> a </w:t>
+      </w:r>
+      <w:proofErr w:type="spellStart"/>
+      <w:r>
+        <w:t>participação</w:t>
+      </w:r>
+      <w:proofErr w:type="spellEnd"/>
+      <w:r>
+        <w:t xml:space="preserve"> dos </w:t>
+      </w:r>
+      <w:proofErr w:type="spellStart"/>
+      <w:r>
+        <w:t>dois</w:t>
+      </w:r>
+      <w:proofErr w:type="spellEnd"/>
+      <w:r>
+        <w:t xml:space="preserve"> para </w:t>
+      </w:r>
+      <w:proofErr w:type="spellStart"/>
+      <w:r>
+        <w:t>serem</w:t>
+      </w:r>
+      <w:proofErr w:type="spellEnd"/>
+      <w:r>
+        <w:t xml:space="preserve"> </w:t>
+      </w:r>
+      <w:proofErr w:type="spellStart"/>
+      <w:r>
+        <w:t>concluídas</w:t>
+      </w:r>
+      <w:proofErr w:type="spellEnd"/>
+      <w:r>
+        <w:t>.</w:t>
+      </w:r>
+    </w:p>
+    <w:p>
+      <w:pPr>
+        <w:jc w:val="both"/>
+      </w:pPr>
+    </w:p>
+    <w:p>
+      <w:pPr>
+        <w:jc w:val="both"/>
+      </w:pPr>
+      <w:proofErr w:type="spellStart"/>
       <w:r>
         <w:rPr>
           <w:b/>
           <w:bCs/>
         </w:rPr>
-        <w:t xml:space="preserve"> (FCM)</w:t>
-      </w:r>
-      <w:r>
-        <w:t xml:space="preserve"> é o serviço externo do Firebase acionado pelo back-end para entregar push notifications aos dispositivos dos parceiros, tais como lembretes de datas especiais, alertas de streak, avisos de missão semanal e notificação de chegada em casa.</w:t>
+        <w:t>Administrador</w:t>
+      </w:r>
+      <w:proofErr w:type="spellEnd"/>
+      <w:r>
+        <w:t xml:space="preserve"> é o </w:t>
+      </w:r>
+      <w:proofErr w:type="spellStart"/>
+      <w:r>
+        <w:t>responsável</w:t>
+      </w:r>
+      <w:proofErr w:type="spellEnd"/>
+      <w:r>
+        <w:t xml:space="preserve"> pela </w:t>
+      </w:r>
+      <w:proofErr w:type="spellStart"/>
+      <w:r>
+        <w:t>gestão</w:t>
+      </w:r>
+      <w:proofErr w:type="spellEnd"/>
+      <w:r>
+        <w:t xml:space="preserve"> da </w:t>
+      </w:r>
+      <w:proofErr w:type="spellStart"/>
+      <w:r>
+        <w:t>plataforma</w:t>
+      </w:r>
+      <w:proofErr w:type="spellEnd"/>
+      <w:r>
+        <w:t xml:space="preserve">. </w:t>
+      </w:r>
+      <w:proofErr w:type="spellStart"/>
+      <w:r>
+        <w:t>Configura</w:t>
+      </w:r>
+      <w:proofErr w:type="spellEnd"/>
+      <w:r>
+        <w:t xml:space="preserve"> </w:t>
+      </w:r>
+      <w:proofErr w:type="spellStart"/>
+      <w:r>
+        <w:t>missões</w:t>
+      </w:r>
+      <w:proofErr w:type="spellEnd"/>
+      <w:r>
+        <w:t xml:space="preserve">, </w:t>
+      </w:r>
+      <w:proofErr w:type="spellStart"/>
+      <w:r>
+        <w:t>conquistas</w:t>
+      </w:r>
+      <w:proofErr w:type="spellEnd"/>
+      <w:r>
+        <w:t xml:space="preserve"> e gift cards </w:t>
+      </w:r>
+      <w:proofErr w:type="spellStart"/>
+      <w:r>
+        <w:t>disponíveis</w:t>
+      </w:r>
+      <w:proofErr w:type="spellEnd"/>
+      <w:r>
+        <w:t xml:space="preserve">, </w:t>
+      </w:r>
+      <w:proofErr w:type="spellStart"/>
+      <w:r>
+        <w:t>modera</w:t>
+      </w:r>
+      <w:proofErr w:type="spellEnd"/>
+      <w:r>
+        <w:t xml:space="preserve"> </w:t>
+      </w:r>
+      <w:proofErr w:type="spellStart"/>
+      <w:r>
+        <w:t>conteúdo</w:t>
+      </w:r>
+      <w:proofErr w:type="spellEnd"/>
+      <w:r>
+        <w:t xml:space="preserve"> e </w:t>
+      </w:r>
+      <w:proofErr w:type="spellStart"/>
+      <w:r>
+        <w:t>monitora</w:t>
+      </w:r>
+      <w:proofErr w:type="spellEnd"/>
+      <w:r>
+        <w:t xml:space="preserve"> a </w:t>
+      </w:r>
+      <w:proofErr w:type="spellStart"/>
+      <w:r>
+        <w:t>saúde</w:t>
+      </w:r>
+      <w:proofErr w:type="spellEnd"/>
+      <w:r>
+        <w:t xml:space="preserve"> do </w:t>
+      </w:r>
+      <w:proofErr w:type="spellStart"/>
+      <w:r>
+        <w:t>sistema</w:t>
+      </w:r>
+      <w:proofErr w:type="spellEnd"/>
+      <w:r>
+        <w:t xml:space="preserve">. </w:t>
+      </w:r>
+      <w:proofErr w:type="spellStart"/>
+      <w:r>
+        <w:t>Não</w:t>
+      </w:r>
+      <w:proofErr w:type="spellEnd"/>
+      <w:r>
+        <w:t xml:space="preserve"> </w:t>
+      </w:r>
+      <w:proofErr w:type="spellStart"/>
+      <w:r>
+        <w:t>tem</w:t>
+      </w:r>
+      <w:proofErr w:type="spellEnd"/>
+      <w:r>
+        <w:t xml:space="preserve"> </w:t>
+      </w:r>
+      <w:proofErr w:type="spellStart"/>
+      <w:r>
+        <w:t>acesso</w:t>
+      </w:r>
+      <w:proofErr w:type="spellEnd"/>
+      <w:r>
+        <w:t xml:space="preserve"> </w:t>
+      </w:r>
+      <w:proofErr w:type="spellStart"/>
+      <w:r>
+        <w:t>aos</w:t>
+      </w:r>
+      <w:proofErr w:type="spellEnd"/>
+      <w:r>
+        <w:t xml:space="preserve"> dados privados dos </w:t>
+      </w:r>
+      <w:proofErr w:type="spellStart"/>
+      <w:r>
+        <w:t>casais</w:t>
+      </w:r>
+      <w:proofErr w:type="spellEnd"/>
+      <w:r>
+        <w:t>.</w:t>
       </w:r>
     </w:p>
     <w:p>
@@ -1232,51 +2318,521 @@
           <w:b/>
           <w:bCs/>
         </w:rPr>
-        <w:t>Provedor de Gift Cards</w:t>
-      </w:r>
-      <w:r>
-        <w:t xml:space="preserve"> é o serviço externo integrado ao Gift Center que processa a compra e entrega digital de gift cards e experiências enviadas de um parceiro ao outro.</w:t>
-      </w:r>
-    </w:p>
-    <w:p>
-      <w:pPr>
-        <w:jc w:val="both"/>
-      </w:pPr>
+        <w:t xml:space="preserve">Sistema de </w:t>
+      </w:r>
+      <w:proofErr w:type="spellStart"/>
       <w:r>
         <w:rPr>
           <w:b/>
           <w:bCs/>
         </w:rPr>
-        <w:t>Google Maps API</w:t>
-      </w:r>
-      <w:r>
-        <w:t xml:space="preserve"> é o serviço externo que fornece geolocalização, busca de lugares e renderização do mapa de memórias do casal.</w:t>
-      </w:r>
-    </w:p>
-    <w:p>
-      <w:pPr>
-        <w:jc w:val="both"/>
-      </w:pPr>
-    </w:p>
-    <w:p>
-      <w:pPr>
-        <w:jc w:val="both"/>
-      </w:pPr>
+        <w:t>Notificação</w:t>
+      </w:r>
+      <w:proofErr w:type="spellEnd"/>
       <w:r>
         <w:rPr>
           <w:b/>
           <w:bCs/>
         </w:rPr>
-        <w:t>Gateway de Pagamento</w:t>
-      </w:r>
-      <w:r>
-        <w:t xml:space="preserve"> é o responsável por processar os pagamentos realizados dentro do aplicativo para compra de acessórios, skins, mascot</w:t>
+        <w:t xml:space="preserve"> (FCM)</w:t>
+      </w:r>
+      <w:r>
+        <w:t xml:space="preserve"> é o </w:t>
+      </w:r>
+      <w:proofErr w:type="spellStart"/>
+      <w:r>
+        <w:t>serviço</w:t>
+      </w:r>
+      <w:proofErr w:type="spellEnd"/>
+      <w:r>
+        <w:t xml:space="preserve"> </w:t>
+      </w:r>
+      <w:proofErr w:type="spellStart"/>
+      <w:r>
+        <w:t>externo</w:t>
+      </w:r>
+      <w:proofErr w:type="spellEnd"/>
+      <w:r>
+        <w:t xml:space="preserve"> do Firebase </w:t>
+      </w:r>
+      <w:proofErr w:type="spellStart"/>
+      <w:r>
+        <w:t>acionado</w:t>
+      </w:r>
+      <w:proofErr w:type="spellEnd"/>
+      <w:r>
+        <w:t xml:space="preserve"> </w:t>
+      </w:r>
+      <w:proofErr w:type="spellStart"/>
+      <w:r>
+        <w:t>pelo</w:t>
+      </w:r>
+      <w:proofErr w:type="spellEnd"/>
+      <w:r>
+        <w:t xml:space="preserve"> back-end para </w:t>
+      </w:r>
+      <w:proofErr w:type="spellStart"/>
+      <w:r>
+        <w:t>entregar</w:t>
+      </w:r>
+      <w:proofErr w:type="spellEnd"/>
+      <w:r>
+        <w:t xml:space="preserve"> push notifications </w:t>
+      </w:r>
+      <w:proofErr w:type="spellStart"/>
+      <w:r>
+        <w:t>aos</w:t>
+      </w:r>
+      <w:proofErr w:type="spellEnd"/>
+      <w:r>
+        <w:t xml:space="preserve"> </w:t>
+      </w:r>
+      <w:proofErr w:type="spellStart"/>
+      <w:r>
+        <w:t>dispositivos</w:t>
+      </w:r>
+      <w:proofErr w:type="spellEnd"/>
+      <w:r>
+        <w:t xml:space="preserve"> dos </w:t>
+      </w:r>
+      <w:proofErr w:type="spellStart"/>
+      <w:r>
+        <w:t>parceiros</w:t>
+      </w:r>
+      <w:proofErr w:type="spellEnd"/>
+      <w:r>
+        <w:t xml:space="preserve">, tais </w:t>
+      </w:r>
+      <w:proofErr w:type="spellStart"/>
+      <w:r>
+        <w:t>como</w:t>
+      </w:r>
+      <w:proofErr w:type="spellEnd"/>
+      <w:r>
+        <w:t xml:space="preserve"> </w:t>
+      </w:r>
+      <w:proofErr w:type="spellStart"/>
+      <w:r>
+        <w:t>lembretes</w:t>
+      </w:r>
+      <w:proofErr w:type="spellEnd"/>
+      <w:r>
+        <w:t xml:space="preserve"> de </w:t>
+      </w:r>
+      <w:proofErr w:type="spellStart"/>
+      <w:r>
+        <w:t>datas</w:t>
+      </w:r>
+      <w:proofErr w:type="spellEnd"/>
+      <w:r>
+        <w:t xml:space="preserve"> </w:t>
+      </w:r>
+      <w:proofErr w:type="spellStart"/>
+      <w:r>
+        <w:t>especiais</w:t>
+      </w:r>
+      <w:proofErr w:type="spellEnd"/>
+      <w:r>
+        <w:t xml:space="preserve">, </w:t>
+      </w:r>
+      <w:proofErr w:type="spellStart"/>
+      <w:r>
+        <w:t>alertas</w:t>
+      </w:r>
+      <w:proofErr w:type="spellEnd"/>
+      <w:r>
+        <w:t xml:space="preserve"> de streak, </w:t>
+      </w:r>
+      <w:proofErr w:type="spellStart"/>
+      <w:r>
+        <w:t>avisos</w:t>
+      </w:r>
+      <w:proofErr w:type="spellEnd"/>
+      <w:r>
+        <w:t xml:space="preserve"> de </w:t>
+      </w:r>
+      <w:proofErr w:type="spellStart"/>
+      <w:r>
+        <w:t>missão</w:t>
+      </w:r>
+      <w:proofErr w:type="spellEnd"/>
+      <w:r>
+        <w:t xml:space="preserve"> </w:t>
+      </w:r>
+      <w:proofErr w:type="spellStart"/>
+      <w:r>
+        <w:t>semanal</w:t>
+      </w:r>
+      <w:proofErr w:type="spellEnd"/>
+      <w:r>
+        <w:t xml:space="preserve"> e </w:t>
+      </w:r>
+      <w:proofErr w:type="spellStart"/>
+      <w:r>
+        <w:t>notificação</w:t>
+      </w:r>
+      <w:proofErr w:type="spellEnd"/>
+      <w:r>
+        <w:t xml:space="preserve"> de </w:t>
+      </w:r>
+      <w:proofErr w:type="spellStart"/>
+      <w:r>
+        <w:t>chegada</w:t>
+      </w:r>
+      <w:proofErr w:type="spellEnd"/>
+      <w:r>
+        <w:t xml:space="preserve"> </w:t>
+      </w:r>
+      <w:proofErr w:type="spellStart"/>
+      <w:r>
+        <w:t>em</w:t>
+      </w:r>
+      <w:proofErr w:type="spellEnd"/>
+      <w:r>
+        <w:t xml:space="preserve"> casa.</w:t>
+      </w:r>
+    </w:p>
+    <w:p>
+      <w:pPr>
+        <w:jc w:val="both"/>
+      </w:pPr>
+    </w:p>
+    <w:p>
+      <w:pPr>
+        <w:jc w:val="both"/>
+      </w:pPr>
+      <w:proofErr w:type="spellStart"/>
+      <w:r>
+        <w:rPr>
+          <w:b/>
+          <w:bCs/>
+        </w:rPr>
+        <w:t>Provedor</w:t>
+      </w:r>
+      <w:proofErr w:type="spellEnd"/>
+      <w:r>
+        <w:rPr>
+          <w:b/>
+          <w:bCs/>
+        </w:rPr>
+        <w:t xml:space="preserve"> de Gift Cards</w:t>
+      </w:r>
+      <w:r>
+        <w:t xml:space="preserve"> é o </w:t>
+      </w:r>
+      <w:proofErr w:type="spellStart"/>
+      <w:r>
+        <w:t>serviço</w:t>
+      </w:r>
+      <w:proofErr w:type="spellEnd"/>
+      <w:r>
+        <w:t xml:space="preserve"> </w:t>
+      </w:r>
+      <w:proofErr w:type="spellStart"/>
+      <w:r>
+        <w:t>externo</w:t>
+      </w:r>
+      <w:proofErr w:type="spellEnd"/>
+      <w:r>
+        <w:t xml:space="preserve"> </w:t>
+      </w:r>
+      <w:proofErr w:type="spellStart"/>
+      <w:r>
+        <w:t>integrado</w:t>
+      </w:r>
+      <w:proofErr w:type="spellEnd"/>
+      <w:r>
+        <w:t xml:space="preserve"> </w:t>
+      </w:r>
+      <w:proofErr w:type="spellStart"/>
+      <w:r>
+        <w:t>ao</w:t>
+      </w:r>
+      <w:proofErr w:type="spellEnd"/>
+      <w:r>
+        <w:t xml:space="preserve"> Gift Center que </w:t>
+      </w:r>
+      <w:proofErr w:type="spellStart"/>
+      <w:r>
+        <w:t>processa</w:t>
+      </w:r>
+      <w:proofErr w:type="spellEnd"/>
+      <w:r>
+        <w:t xml:space="preserve"> a </w:t>
+      </w:r>
+      <w:proofErr w:type="spellStart"/>
+      <w:r>
+        <w:t>compra</w:t>
+      </w:r>
+      <w:proofErr w:type="spellEnd"/>
+      <w:r>
+        <w:t xml:space="preserve"> e </w:t>
+      </w:r>
+      <w:proofErr w:type="spellStart"/>
+      <w:r>
+        <w:t>entrega</w:t>
+      </w:r>
+      <w:proofErr w:type="spellEnd"/>
+      <w:r>
+        <w:t xml:space="preserve"> digital de gift cards e </w:t>
+      </w:r>
+      <w:proofErr w:type="spellStart"/>
+      <w:r>
+        <w:t>experiências</w:t>
+      </w:r>
+      <w:proofErr w:type="spellEnd"/>
+      <w:r>
+        <w:t xml:space="preserve"> </w:t>
+      </w:r>
+      <w:proofErr w:type="spellStart"/>
+      <w:r>
+        <w:t>enviadas</w:t>
+      </w:r>
+      <w:proofErr w:type="spellEnd"/>
+      <w:r>
+        <w:t xml:space="preserve"> de um </w:t>
+      </w:r>
+      <w:proofErr w:type="spellStart"/>
+      <w:r>
+        <w:t>parceiro</w:t>
+      </w:r>
+      <w:proofErr w:type="spellEnd"/>
+      <w:r>
+        <w:t xml:space="preserve"> </w:t>
+      </w:r>
+      <w:proofErr w:type="spellStart"/>
+      <w:r>
+        <w:t>ao</w:t>
+      </w:r>
+      <w:proofErr w:type="spellEnd"/>
+      <w:r>
+        <w:t xml:space="preserve"> outro.</w:t>
+      </w:r>
+    </w:p>
+    <w:p>
+      <w:pPr>
+        <w:jc w:val="both"/>
+      </w:pPr>
+      <w:r>
+        <w:rPr>
+          <w:b/>
+          <w:bCs/>
+        </w:rPr>
+        <w:t>Google Maps API</w:t>
+      </w:r>
+      <w:r>
+        <w:t xml:space="preserve"> é o </w:t>
+      </w:r>
+      <w:proofErr w:type="spellStart"/>
+      <w:r>
+        <w:t>serviço</w:t>
+      </w:r>
+      <w:proofErr w:type="spellEnd"/>
+      <w:r>
+        <w:t xml:space="preserve"> </w:t>
+      </w:r>
+      <w:proofErr w:type="spellStart"/>
+      <w:r>
+        <w:t>externo</w:t>
+      </w:r>
+      <w:proofErr w:type="spellEnd"/>
+      <w:r>
+        <w:t xml:space="preserve"> que </w:t>
+      </w:r>
+      <w:proofErr w:type="spellStart"/>
+      <w:r>
+        <w:t>fornece</w:t>
+      </w:r>
+      <w:proofErr w:type="spellEnd"/>
+      <w:r>
+        <w:t xml:space="preserve"> </w:t>
+      </w:r>
+      <w:proofErr w:type="spellStart"/>
+      <w:r>
+        <w:t>geolocalização</w:t>
+      </w:r>
+      <w:proofErr w:type="spellEnd"/>
+      <w:r>
+        <w:t xml:space="preserve">, </w:t>
+      </w:r>
+      <w:proofErr w:type="spellStart"/>
+      <w:r>
+        <w:t>busca</w:t>
+      </w:r>
+      <w:proofErr w:type="spellEnd"/>
+      <w:r>
+        <w:t xml:space="preserve"> de </w:t>
+      </w:r>
+      <w:proofErr w:type="spellStart"/>
+      <w:r>
+        <w:t>lugares</w:t>
+      </w:r>
+      <w:proofErr w:type="spellEnd"/>
+      <w:r>
+        <w:t xml:space="preserve"> e </w:t>
+      </w:r>
+      <w:proofErr w:type="spellStart"/>
+      <w:r>
+        <w:t>renderização</w:t>
+      </w:r>
+      <w:proofErr w:type="spellEnd"/>
+      <w:r>
+        <w:t xml:space="preserve"> do </w:t>
+      </w:r>
+      <w:proofErr w:type="spellStart"/>
+      <w:r>
+        <w:t>mapa</w:t>
+      </w:r>
+      <w:proofErr w:type="spellEnd"/>
+      <w:r>
+        <w:t xml:space="preserve"> de </w:t>
+      </w:r>
+      <w:proofErr w:type="spellStart"/>
+      <w:r>
+        <w:t>memórias</w:t>
+      </w:r>
+      <w:proofErr w:type="spellEnd"/>
+      <w:r>
+        <w:t xml:space="preserve"> do </w:t>
+      </w:r>
+      <w:proofErr w:type="spellStart"/>
+      <w:r>
+        <w:t>casal</w:t>
+      </w:r>
+      <w:proofErr w:type="spellEnd"/>
+      <w:r>
+        <w:t>.</w:t>
+      </w:r>
+    </w:p>
+    <w:p>
+      <w:pPr>
+        <w:jc w:val="both"/>
+      </w:pPr>
+    </w:p>
+    <w:p>
+      <w:pPr>
+        <w:jc w:val="both"/>
+      </w:pPr>
+      <w:r>
+        <w:rPr>
+          <w:b/>
+          <w:bCs/>
+        </w:rPr>
+        <w:t xml:space="preserve">Gateway de </w:t>
+      </w:r>
+      <w:proofErr w:type="spellStart"/>
+      <w:r>
+        <w:rPr>
+          <w:b/>
+          <w:bCs/>
+        </w:rPr>
+        <w:t>Pagamento</w:t>
+      </w:r>
+      <w:proofErr w:type="spellEnd"/>
+      <w:r>
+        <w:t xml:space="preserve"> é o </w:t>
+      </w:r>
+      <w:proofErr w:type="spellStart"/>
+      <w:r>
+        <w:t>responsável</w:t>
+      </w:r>
+      <w:proofErr w:type="spellEnd"/>
+      <w:r>
+        <w:t xml:space="preserve"> </w:t>
+      </w:r>
+      <w:proofErr w:type="spellStart"/>
+      <w:r>
+        <w:t>por</w:t>
+      </w:r>
+      <w:proofErr w:type="spellEnd"/>
+      <w:r>
+        <w:t xml:space="preserve"> </w:t>
+      </w:r>
+      <w:proofErr w:type="spellStart"/>
+      <w:r>
+        <w:t>processar</w:t>
+      </w:r>
+      <w:proofErr w:type="spellEnd"/>
+      <w:r>
+        <w:t xml:space="preserve"> </w:t>
+      </w:r>
+      <w:proofErr w:type="spellStart"/>
+      <w:r>
+        <w:t>os</w:t>
+      </w:r>
+      <w:proofErr w:type="spellEnd"/>
+      <w:r>
+        <w:t xml:space="preserve"> </w:t>
+      </w:r>
+      <w:proofErr w:type="spellStart"/>
+      <w:r>
+        <w:t>pagamentos</w:t>
+      </w:r>
+      <w:proofErr w:type="spellEnd"/>
+      <w:r>
+        <w:t xml:space="preserve"> </w:t>
+      </w:r>
+      <w:proofErr w:type="spellStart"/>
+      <w:r>
+        <w:t>realizados</w:t>
+      </w:r>
+      <w:proofErr w:type="spellEnd"/>
+      <w:r>
+        <w:t xml:space="preserve"> </w:t>
+      </w:r>
+      <w:proofErr w:type="spellStart"/>
+      <w:r>
+        <w:t>dentro</w:t>
+      </w:r>
+      <w:proofErr w:type="spellEnd"/>
+      <w:r>
+        <w:t xml:space="preserve"> do </w:t>
+      </w:r>
+      <w:proofErr w:type="spellStart"/>
+      <w:r>
+        <w:t>aplicativo</w:t>
+      </w:r>
+      <w:proofErr w:type="spellEnd"/>
+      <w:r>
+        <w:t xml:space="preserve"> para </w:t>
+      </w:r>
+      <w:proofErr w:type="spellStart"/>
+      <w:r>
+        <w:t>compra</w:t>
+      </w:r>
+      <w:proofErr w:type="spellEnd"/>
+      <w:r>
+        <w:t xml:space="preserve"> de </w:t>
+      </w:r>
+      <w:proofErr w:type="spellStart"/>
+      <w:r>
+        <w:t>acessórios</w:t>
+      </w:r>
+      <w:proofErr w:type="spellEnd"/>
+      <w:r>
+        <w:t xml:space="preserve">, skins, </w:t>
+      </w:r>
+      <w:proofErr w:type="spellStart"/>
+      <w:r>
+        <w:t>mascot</w:t>
       </w:r>
       <w:r>
         <w:t>e</w:t>
       </w:r>
       <w:r>
-        <w:t>s ou gift cards.</w:t>
+        <w:t>s</w:t>
+      </w:r>
+      <w:proofErr w:type="spellEnd"/>
+      <w:r>
+        <w:t xml:space="preserve"> </w:t>
+      </w:r>
+      <w:proofErr w:type="spellStart"/>
+      <w:r>
+        <w:t>ou</w:t>
+      </w:r>
+      <w:proofErr w:type="spellEnd"/>
+      <w:r>
+        <w:t xml:space="preserve"> gift cards.</w:t>
       </w:r>
     </w:p>
     <w:p>
@@ -1350,8 +2906,21 @@
       </w:pPr>
       <w:bookmarkStart w:id="6" w:name="_2et92p0" w:colFirst="0" w:colLast="0"/>
       <w:bookmarkEnd w:id="6"/>
-      <w:r>
-        <w:t xml:space="preserve">Modelo de Casos de Uso </w:t>
+      <w:proofErr w:type="spellStart"/>
+      <w:r>
+        <w:t>Modelo</w:t>
+      </w:r>
+      <w:proofErr w:type="spellEnd"/>
+      <w:r>
+        <w:t xml:space="preserve"> de Casos de </w:t>
+      </w:r>
+      <w:proofErr w:type="spellStart"/>
+      <w:r>
+        <w:t>Uso</w:t>
+      </w:r>
+      <w:proofErr w:type="spellEnd"/>
+      <w:r>
+        <w:t xml:space="preserve"> </w:t>
       </w:r>
     </w:p>
     <w:p>
@@ -1359,7 +2928,103 @@
         <w:jc w:val="both"/>
       </w:pPr>
       <w:r>
-        <w:t>US-01 — Como casal, quero registrar nosso humor diário para acompanhar o bem-estar emocional da relação e manter nossa sequência ativa no app.</w:t>
+        <w:t xml:space="preserve">US-01 — Como </w:t>
+      </w:r>
+      <w:proofErr w:type="spellStart"/>
+      <w:r>
+        <w:t>casal</w:t>
+      </w:r>
+      <w:proofErr w:type="spellEnd"/>
+      <w:r>
+        <w:t xml:space="preserve">, </w:t>
+      </w:r>
+      <w:proofErr w:type="spellStart"/>
+      <w:r>
+        <w:t>quero</w:t>
+      </w:r>
+      <w:proofErr w:type="spellEnd"/>
+      <w:r>
+        <w:t xml:space="preserve"> registrar </w:t>
+      </w:r>
+      <w:proofErr w:type="spellStart"/>
+      <w:r>
+        <w:t>nosso</w:t>
+      </w:r>
+      <w:proofErr w:type="spellEnd"/>
+      <w:r>
+        <w:t xml:space="preserve"> humor </w:t>
+      </w:r>
+      <w:proofErr w:type="spellStart"/>
+      <w:r>
+        <w:t>diário</w:t>
+      </w:r>
+      <w:proofErr w:type="spellEnd"/>
+      <w:r>
+        <w:t xml:space="preserve"> para </w:t>
+      </w:r>
+      <w:proofErr w:type="spellStart"/>
+      <w:r>
+        <w:t>acompanhar</w:t>
+      </w:r>
+      <w:proofErr w:type="spellEnd"/>
+      <w:r>
+        <w:t xml:space="preserve"> o </w:t>
+      </w:r>
+      <w:proofErr w:type="spellStart"/>
+      <w:r>
+        <w:t>bem-estar</w:t>
+      </w:r>
+      <w:proofErr w:type="spellEnd"/>
+      <w:r>
+        <w:t xml:space="preserve"> </w:t>
+      </w:r>
+      <w:proofErr w:type="spellStart"/>
+      <w:r>
+        <w:t>emocional</w:t>
+      </w:r>
+      <w:proofErr w:type="spellEnd"/>
+      <w:r>
+        <w:t xml:space="preserve"> da </w:t>
+      </w:r>
+      <w:proofErr w:type="spellStart"/>
+      <w:r>
+        <w:t>relação</w:t>
+      </w:r>
+      <w:proofErr w:type="spellEnd"/>
+      <w:r>
+        <w:t xml:space="preserve"> e </w:t>
+      </w:r>
+      <w:proofErr w:type="spellStart"/>
+      <w:r>
+        <w:t>manter</w:t>
+      </w:r>
+      <w:proofErr w:type="spellEnd"/>
+      <w:r>
+        <w:t xml:space="preserve"> </w:t>
+      </w:r>
+      <w:proofErr w:type="spellStart"/>
+      <w:r>
+        <w:t>nossa</w:t>
+      </w:r>
+      <w:proofErr w:type="spellEnd"/>
+      <w:r>
+        <w:t xml:space="preserve"> </w:t>
+      </w:r>
+      <w:proofErr w:type="spellStart"/>
+      <w:r>
+        <w:t>sequência</w:t>
+      </w:r>
+      <w:proofErr w:type="spellEnd"/>
+      <w:r>
+        <w:t xml:space="preserve"> </w:t>
+      </w:r>
+      <w:proofErr w:type="spellStart"/>
+      <w:r>
+        <w:t>ativa</w:t>
+      </w:r>
+      <w:proofErr w:type="spellEnd"/>
+      <w:r>
+        <w:t xml:space="preserve"> no app.</w:t>
       </w:r>
     </w:p>
     <w:p>
@@ -1372,7 +3037,111 @@
         <w:jc w:val="both"/>
       </w:pPr>
       <w:r>
-        <w:t>US-02 — Como casal, quero cumprir missões semanais sorteadas automaticamente para receber sugestões de atividades que fortaleçam nossa conexão.</w:t>
+        <w:t xml:space="preserve">US-02 — Como </w:t>
+      </w:r>
+      <w:proofErr w:type="spellStart"/>
+      <w:r>
+        <w:t>casal</w:t>
+      </w:r>
+      <w:proofErr w:type="spellEnd"/>
+      <w:r>
+        <w:t xml:space="preserve">, </w:t>
+      </w:r>
+      <w:proofErr w:type="spellStart"/>
+      <w:r>
+        <w:t>quero</w:t>
+      </w:r>
+      <w:proofErr w:type="spellEnd"/>
+      <w:r>
+        <w:t xml:space="preserve"> </w:t>
+      </w:r>
+      <w:proofErr w:type="spellStart"/>
+      <w:r>
+        <w:t>cumprir</w:t>
+      </w:r>
+      <w:proofErr w:type="spellEnd"/>
+      <w:r>
+        <w:t xml:space="preserve"> </w:t>
+      </w:r>
+      <w:proofErr w:type="spellStart"/>
+      <w:r>
+        <w:t>missões</w:t>
+      </w:r>
+      <w:proofErr w:type="spellEnd"/>
+      <w:r>
+        <w:t xml:space="preserve"> </w:t>
+      </w:r>
+      <w:proofErr w:type="spellStart"/>
+      <w:r>
+        <w:t>semanais</w:t>
+      </w:r>
+      <w:proofErr w:type="spellEnd"/>
+      <w:r>
+        <w:t xml:space="preserve"> </w:t>
+      </w:r>
+      <w:proofErr w:type="spellStart"/>
+      <w:r>
+        <w:t>sorteadas</w:t>
+      </w:r>
+      <w:proofErr w:type="spellEnd"/>
+      <w:r>
+        <w:t xml:space="preserve"> </w:t>
+      </w:r>
+      <w:proofErr w:type="spellStart"/>
+      <w:r>
+        <w:t>automaticamente</w:t>
+      </w:r>
+      <w:proofErr w:type="spellEnd"/>
+      <w:r>
+        <w:t xml:space="preserve"> para </w:t>
+      </w:r>
+      <w:proofErr w:type="spellStart"/>
+      <w:r>
+        <w:t>receber</w:t>
+      </w:r>
+      <w:proofErr w:type="spellEnd"/>
+      <w:r>
+        <w:t xml:space="preserve"> </w:t>
+      </w:r>
+      <w:proofErr w:type="spellStart"/>
+      <w:r>
+        <w:t>sugestões</w:t>
+      </w:r>
+      <w:proofErr w:type="spellEnd"/>
+      <w:r>
+        <w:t xml:space="preserve"> de </w:t>
+      </w:r>
+      <w:proofErr w:type="spellStart"/>
+      <w:r>
+        <w:t>atividades</w:t>
+      </w:r>
+      <w:proofErr w:type="spellEnd"/>
+      <w:r>
+        <w:t xml:space="preserve"> que </w:t>
+      </w:r>
+      <w:proofErr w:type="spellStart"/>
+      <w:r>
+        <w:t>fortaleçam</w:t>
+      </w:r>
+      <w:proofErr w:type="spellEnd"/>
+      <w:r>
+        <w:t xml:space="preserve"> </w:t>
+      </w:r>
+      <w:proofErr w:type="spellStart"/>
+      <w:r>
+        <w:t>nossa</w:t>
+      </w:r>
+      <w:proofErr w:type="spellEnd"/>
+      <w:r>
+        <w:t xml:space="preserve"> </w:t>
+      </w:r>
+      <w:proofErr w:type="spellStart"/>
+      <w:r>
+        <w:t>conexão</w:t>
+      </w:r>
+      <w:proofErr w:type="spellEnd"/>
+      <w:r>
+        <w:t>.</w:t>
       </w:r>
     </w:p>
     <w:p>
@@ -1385,7 +3154,111 @@
         <w:jc w:val="both"/>
       </w:pPr>
       <w:r>
-        <w:t>US-03 — Como casal, quero criar metas, notas e listas compartilhadas para planejar e organizar nossa rotina num só lugar.</w:t>
+        <w:t xml:space="preserve">US-03 — Como </w:t>
+      </w:r>
+      <w:proofErr w:type="spellStart"/>
+      <w:r>
+        <w:t>casal</w:t>
+      </w:r>
+      <w:proofErr w:type="spellEnd"/>
+      <w:r>
+        <w:t xml:space="preserve">, </w:t>
+      </w:r>
+      <w:proofErr w:type="spellStart"/>
+      <w:r>
+        <w:t>quero</w:t>
+      </w:r>
+      <w:proofErr w:type="spellEnd"/>
+      <w:r>
+        <w:t xml:space="preserve"> </w:t>
+      </w:r>
+      <w:proofErr w:type="spellStart"/>
+      <w:r>
+        <w:t>criar</w:t>
+      </w:r>
+      <w:proofErr w:type="spellEnd"/>
+      <w:r>
+        <w:t xml:space="preserve"> </w:t>
+      </w:r>
+      <w:proofErr w:type="spellStart"/>
+      <w:r>
+        <w:t>metas</w:t>
+      </w:r>
+      <w:proofErr w:type="spellEnd"/>
+      <w:r>
+        <w:t xml:space="preserve">, </w:t>
+      </w:r>
+      <w:proofErr w:type="spellStart"/>
+      <w:r>
+        <w:t>notas</w:t>
+      </w:r>
+      <w:proofErr w:type="spellEnd"/>
+      <w:r>
+        <w:t xml:space="preserve"> e </w:t>
+      </w:r>
+      <w:proofErr w:type="spellStart"/>
+      <w:r>
+        <w:t>listas</w:t>
+      </w:r>
+      <w:proofErr w:type="spellEnd"/>
+      <w:r>
+        <w:t xml:space="preserve"> </w:t>
+      </w:r>
+      <w:proofErr w:type="spellStart"/>
+      <w:r>
+        <w:t>compartilhadas</w:t>
+      </w:r>
+      <w:proofErr w:type="spellEnd"/>
+      <w:r>
+        <w:t xml:space="preserve"> para </w:t>
+      </w:r>
+      <w:proofErr w:type="spellStart"/>
+      <w:r>
+        <w:t>planejar</w:t>
+      </w:r>
+      <w:proofErr w:type="spellEnd"/>
+      <w:r>
+        <w:t xml:space="preserve"> e </w:t>
+      </w:r>
+      <w:proofErr w:type="spellStart"/>
+      <w:r>
+        <w:t>organizar</w:t>
+      </w:r>
+      <w:proofErr w:type="spellEnd"/>
+      <w:r>
+        <w:t xml:space="preserve"> </w:t>
+      </w:r>
+      <w:proofErr w:type="spellStart"/>
+      <w:r>
+        <w:t>nossa</w:t>
+      </w:r>
+      <w:proofErr w:type="spellEnd"/>
+      <w:r>
+        <w:t xml:space="preserve"> </w:t>
+      </w:r>
+      <w:proofErr w:type="spellStart"/>
+      <w:r>
+        <w:t>rotina</w:t>
+      </w:r>
+      <w:proofErr w:type="spellEnd"/>
+      <w:r>
+        <w:t xml:space="preserve"> num </w:t>
+      </w:r>
+      <w:proofErr w:type="spellStart"/>
+      <w:r>
+        <w:t>só</w:t>
+      </w:r>
+      <w:proofErr w:type="spellEnd"/>
+      <w:r>
+        <w:t xml:space="preserve"> </w:t>
+      </w:r>
+      <w:proofErr w:type="spellStart"/>
+      <w:r>
+        <w:t>lugar</w:t>
+      </w:r>
+      <w:proofErr w:type="spellEnd"/>
+      <w:r>
+        <w:t>.</w:t>
       </w:r>
     </w:p>
     <w:p>
@@ -1398,7 +3271,111 @@
         <w:jc w:val="both"/>
       </w:pPr>
       <w:r>
-        <w:t>US-04 — Como usuário, quero personalizar o mascote e acompanhar sua evolução para ter uma representação única do nosso casal no app.</w:t>
+        <w:t xml:space="preserve">US-04 — Como </w:t>
+      </w:r>
+      <w:proofErr w:type="spellStart"/>
+      <w:r>
+        <w:t>usuário</w:t>
+      </w:r>
+      <w:proofErr w:type="spellEnd"/>
+      <w:r>
+        <w:t xml:space="preserve">, </w:t>
+      </w:r>
+      <w:proofErr w:type="spellStart"/>
+      <w:r>
+        <w:t>quero</w:t>
+      </w:r>
+      <w:proofErr w:type="spellEnd"/>
+      <w:r>
+        <w:t xml:space="preserve"> </w:t>
+      </w:r>
+      <w:proofErr w:type="spellStart"/>
+      <w:r>
+        <w:t>personalizar</w:t>
+      </w:r>
+      <w:proofErr w:type="spellEnd"/>
+      <w:r>
+        <w:t xml:space="preserve"> o </w:t>
+      </w:r>
+      <w:proofErr w:type="spellStart"/>
+      <w:r>
+        <w:t>mascote</w:t>
+      </w:r>
+      <w:proofErr w:type="spellEnd"/>
+      <w:r>
+        <w:t xml:space="preserve"> e </w:t>
+      </w:r>
+      <w:proofErr w:type="spellStart"/>
+      <w:r>
+        <w:t>acompanhar</w:t>
+      </w:r>
+      <w:proofErr w:type="spellEnd"/>
+      <w:r>
+        <w:t xml:space="preserve"> </w:t>
+      </w:r>
+      <w:proofErr w:type="spellStart"/>
+      <w:r>
+        <w:t>sua</w:t>
+      </w:r>
+      <w:proofErr w:type="spellEnd"/>
+      <w:r>
+        <w:t xml:space="preserve"> </w:t>
+      </w:r>
+      <w:proofErr w:type="spellStart"/>
+      <w:r>
+        <w:t>evolução</w:t>
+      </w:r>
+      <w:proofErr w:type="spellEnd"/>
+      <w:r>
+        <w:t xml:space="preserve"> para </w:t>
+      </w:r>
+      <w:proofErr w:type="spellStart"/>
+      <w:r>
+        <w:t>ter</w:t>
+      </w:r>
+      <w:proofErr w:type="spellEnd"/>
+      <w:r>
+        <w:t xml:space="preserve"> </w:t>
+      </w:r>
+      <w:proofErr w:type="spellStart"/>
+      <w:r>
+        <w:t>uma</w:t>
+      </w:r>
+      <w:proofErr w:type="spellEnd"/>
+      <w:r>
+        <w:t xml:space="preserve"> </w:t>
+      </w:r>
+      <w:proofErr w:type="spellStart"/>
+      <w:r>
+        <w:t>representação</w:t>
+      </w:r>
+      <w:proofErr w:type="spellEnd"/>
+      <w:r>
+        <w:t xml:space="preserve"> </w:t>
+      </w:r>
+      <w:proofErr w:type="spellStart"/>
+      <w:r>
+        <w:t>única</w:t>
+      </w:r>
+      <w:proofErr w:type="spellEnd"/>
+      <w:r>
+        <w:t xml:space="preserve"> do </w:t>
+      </w:r>
+      <w:proofErr w:type="spellStart"/>
+      <w:r>
+        <w:t>nosso</w:t>
+      </w:r>
+      <w:proofErr w:type="spellEnd"/>
+      <w:r>
+        <w:t xml:space="preserve"> </w:t>
+      </w:r>
+      <w:proofErr w:type="spellStart"/>
+      <w:r>
+        <w:t>casal</w:t>
+      </w:r>
+      <w:proofErr w:type="spellEnd"/>
+      <w:r>
+        <w:t xml:space="preserve"> no app.</w:t>
       </w:r>
     </w:p>
     <w:p>
@@ -1411,7 +3388,119 @@
         <w:jc w:val="both"/>
       </w:pPr>
       <w:r>
-        <w:t>US-05 — Como usuário, quero gerenciar lembretes de datas especiais e enviar presentes digitais pelo Gift Center para surpreender meu par em momentos importantes.</w:t>
+        <w:t xml:space="preserve">US-05 — Como </w:t>
+      </w:r>
+      <w:proofErr w:type="spellStart"/>
+      <w:r>
+        <w:t>usuário</w:t>
+      </w:r>
+      <w:proofErr w:type="spellEnd"/>
+      <w:r>
+        <w:t xml:space="preserve">, </w:t>
+      </w:r>
+      <w:proofErr w:type="spellStart"/>
+      <w:r>
+        <w:t>quero</w:t>
+      </w:r>
+      <w:proofErr w:type="spellEnd"/>
+      <w:r>
+        <w:t xml:space="preserve"> </w:t>
+      </w:r>
+      <w:proofErr w:type="spellStart"/>
+      <w:r>
+        <w:t>gerenciar</w:t>
+      </w:r>
+      <w:proofErr w:type="spellEnd"/>
+      <w:r>
+        <w:t xml:space="preserve"> </w:t>
+      </w:r>
+      <w:proofErr w:type="spellStart"/>
+      <w:r>
+        <w:t>lembretes</w:t>
+      </w:r>
+      <w:proofErr w:type="spellEnd"/>
+      <w:r>
+        <w:t xml:space="preserve"> de </w:t>
+      </w:r>
+      <w:proofErr w:type="spellStart"/>
+      <w:r>
+        <w:t>datas</w:t>
+      </w:r>
+      <w:proofErr w:type="spellEnd"/>
+      <w:r>
+        <w:t xml:space="preserve"> </w:t>
+      </w:r>
+      <w:proofErr w:type="spellStart"/>
+      <w:r>
+        <w:t>especiais</w:t>
+      </w:r>
+      <w:proofErr w:type="spellEnd"/>
+      <w:r>
+        <w:t xml:space="preserve"> e </w:t>
+      </w:r>
+      <w:proofErr w:type="spellStart"/>
+      <w:r>
+        <w:t>enviar</w:t>
+      </w:r>
+      <w:proofErr w:type="spellEnd"/>
+      <w:r>
+        <w:t xml:space="preserve"> </w:t>
+      </w:r>
+      <w:proofErr w:type="spellStart"/>
+      <w:r>
+        <w:t>presentes</w:t>
+      </w:r>
+      <w:proofErr w:type="spellEnd"/>
+      <w:r>
+        <w:t xml:space="preserve"> </w:t>
+      </w:r>
+      <w:proofErr w:type="spellStart"/>
+      <w:r>
+        <w:t>digitais</w:t>
+      </w:r>
+      <w:proofErr w:type="spellEnd"/>
+      <w:r>
+        <w:t xml:space="preserve"> </w:t>
+      </w:r>
+      <w:proofErr w:type="spellStart"/>
+      <w:r>
+        <w:t>pelo</w:t>
+      </w:r>
+      <w:proofErr w:type="spellEnd"/>
+      <w:r>
+        <w:t xml:space="preserve"> Gift Center para </w:t>
+      </w:r>
+      <w:proofErr w:type="spellStart"/>
+      <w:r>
+        <w:t>surpreender</w:t>
+      </w:r>
+      <w:proofErr w:type="spellEnd"/>
+      <w:r>
+        <w:t xml:space="preserve"> meu par </w:t>
+      </w:r>
+      <w:proofErr w:type="spellStart"/>
+      <w:r>
+        <w:t>em</w:t>
+      </w:r>
+      <w:proofErr w:type="spellEnd"/>
+      <w:r>
+        <w:t xml:space="preserve"> </w:t>
+      </w:r>
+      <w:proofErr w:type="spellStart"/>
+      <w:r>
+        <w:t>momentos</w:t>
+      </w:r>
+      <w:proofErr w:type="spellEnd"/>
+      <w:r>
+        <w:t xml:space="preserve"> </w:t>
+      </w:r>
+      <w:proofErr w:type="spellStart"/>
+      <w:r>
+        <w:t>importantes</w:t>
+      </w:r>
+      <w:proofErr w:type="spellEnd"/>
+      <w:r>
+        <w:t>.</w:t>
       </w:r>
     </w:p>
     <w:p>
@@ -1424,7 +3513,95 @@
         <w:jc w:val="both"/>
       </w:pPr>
       <w:r>
-        <w:t>US-06 — Como casal, quero salvar lugares que visitamos e visualizá-los num mapa de memórias para registrar as experiências que vivemos juntos.</w:t>
+        <w:t xml:space="preserve">US-06 — Como </w:t>
+      </w:r>
+      <w:proofErr w:type="spellStart"/>
+      <w:r>
+        <w:t>casal</w:t>
+      </w:r>
+      <w:proofErr w:type="spellEnd"/>
+      <w:r>
+        <w:t xml:space="preserve">, </w:t>
+      </w:r>
+      <w:proofErr w:type="spellStart"/>
+      <w:r>
+        <w:t>quero</w:t>
+      </w:r>
+      <w:proofErr w:type="spellEnd"/>
+      <w:r>
+        <w:t xml:space="preserve"> </w:t>
+      </w:r>
+      <w:proofErr w:type="spellStart"/>
+      <w:r>
+        <w:t>salvar</w:t>
+      </w:r>
+      <w:proofErr w:type="spellEnd"/>
+      <w:r>
+        <w:t xml:space="preserve"> </w:t>
+      </w:r>
+      <w:proofErr w:type="spellStart"/>
+      <w:r>
+        <w:t>lugares</w:t>
+      </w:r>
+      <w:proofErr w:type="spellEnd"/>
+      <w:r>
+        <w:t xml:space="preserve"> que </w:t>
+      </w:r>
+      <w:proofErr w:type="spellStart"/>
+      <w:r>
+        <w:t>visitamos</w:t>
+      </w:r>
+      <w:proofErr w:type="spellEnd"/>
+      <w:r>
+        <w:t xml:space="preserve"> e </w:t>
+      </w:r>
+      <w:proofErr w:type="spellStart"/>
+      <w:r>
+        <w:t>visualizá-los</w:t>
+      </w:r>
+      <w:proofErr w:type="spellEnd"/>
+      <w:r>
+        <w:t xml:space="preserve"> num </w:t>
+      </w:r>
+      <w:proofErr w:type="spellStart"/>
+      <w:r>
+        <w:t>mapa</w:t>
+      </w:r>
+      <w:proofErr w:type="spellEnd"/>
+      <w:r>
+        <w:t xml:space="preserve"> de </w:t>
+      </w:r>
+      <w:proofErr w:type="spellStart"/>
+      <w:r>
+        <w:t>memórias</w:t>
+      </w:r>
+      <w:proofErr w:type="spellEnd"/>
+      <w:r>
+        <w:t xml:space="preserve"> para registrar as </w:t>
+      </w:r>
+      <w:proofErr w:type="spellStart"/>
+      <w:r>
+        <w:t>experiências</w:t>
+      </w:r>
+      <w:proofErr w:type="spellEnd"/>
+      <w:r>
+        <w:t xml:space="preserve"> que </w:t>
+      </w:r>
+      <w:proofErr w:type="spellStart"/>
+      <w:r>
+        <w:t>vivemos</w:t>
+      </w:r>
+      <w:proofErr w:type="spellEnd"/>
+      <w:r>
+        <w:t xml:space="preserve"> </w:t>
+      </w:r>
+      <w:proofErr w:type="spellStart"/>
+      <w:r>
+        <w:t>juntos</w:t>
+      </w:r>
+      <w:proofErr w:type="spellEnd"/>
+      <w:r>
+        <w:t>.</w:t>
       </w:r>
     </w:p>
     <w:p>
@@ -1437,7 +3614,103 @@
         <w:jc w:val="both"/>
       </w:pPr>
       <w:r>
-        <w:t>US-07 — Como casal, quero jogar quizzes e receber dicas diárias contextualizadas para aprender mais um sobre o outro de forma leve e divertida.</w:t>
+        <w:t xml:space="preserve">US-07 — Como </w:t>
+      </w:r>
+      <w:proofErr w:type="spellStart"/>
+      <w:r>
+        <w:t>casal</w:t>
+      </w:r>
+      <w:proofErr w:type="spellEnd"/>
+      <w:r>
+        <w:t xml:space="preserve">, </w:t>
+      </w:r>
+      <w:proofErr w:type="spellStart"/>
+      <w:r>
+        <w:t>quero</w:t>
+      </w:r>
+      <w:proofErr w:type="spellEnd"/>
+      <w:r>
+        <w:t xml:space="preserve"> </w:t>
+      </w:r>
+      <w:proofErr w:type="spellStart"/>
+      <w:r>
+        <w:t>jogar</w:t>
+      </w:r>
+      <w:proofErr w:type="spellEnd"/>
+      <w:r>
+        <w:t xml:space="preserve"> quizzes e </w:t>
+      </w:r>
+      <w:proofErr w:type="spellStart"/>
+      <w:r>
+        <w:t>receber</w:t>
+      </w:r>
+      <w:proofErr w:type="spellEnd"/>
+      <w:r>
+        <w:t xml:space="preserve"> </w:t>
+      </w:r>
+      <w:proofErr w:type="spellStart"/>
+      <w:r>
+        <w:t>dicas</w:t>
+      </w:r>
+      <w:proofErr w:type="spellEnd"/>
+      <w:r>
+        <w:t xml:space="preserve"> </w:t>
+      </w:r>
+      <w:proofErr w:type="spellStart"/>
+      <w:r>
+        <w:t>diárias</w:t>
+      </w:r>
+      <w:proofErr w:type="spellEnd"/>
+      <w:r>
+        <w:t xml:space="preserve"> </w:t>
+      </w:r>
+      <w:proofErr w:type="spellStart"/>
+      <w:r>
+        <w:t>contextualizadas</w:t>
+      </w:r>
+      <w:proofErr w:type="spellEnd"/>
+      <w:r>
+        <w:t xml:space="preserve"> para </w:t>
+      </w:r>
+      <w:proofErr w:type="spellStart"/>
+      <w:r>
+        <w:t>aprender</w:t>
+      </w:r>
+      <w:proofErr w:type="spellEnd"/>
+      <w:r>
+        <w:t xml:space="preserve"> </w:t>
+      </w:r>
+      <w:proofErr w:type="spellStart"/>
+      <w:r>
+        <w:t>mais</w:t>
+      </w:r>
+      <w:proofErr w:type="spellEnd"/>
+      <w:r>
+        <w:t xml:space="preserve"> um </w:t>
+      </w:r>
+      <w:proofErr w:type="spellStart"/>
+      <w:r>
+        <w:t>sobre</w:t>
+      </w:r>
+      <w:proofErr w:type="spellEnd"/>
+      <w:r>
+        <w:t xml:space="preserve"> o outro de forma </w:t>
+      </w:r>
+      <w:proofErr w:type="spellStart"/>
+      <w:r>
+        <w:t>leve</w:t>
+      </w:r>
+      <w:proofErr w:type="spellEnd"/>
+      <w:r>
+        <w:t xml:space="preserve"> e </w:t>
+      </w:r>
+      <w:proofErr w:type="spellStart"/>
+      <w:r>
+        <w:t>divertida</w:t>
+      </w:r>
+      <w:proofErr w:type="spellEnd"/>
+      <w:r>
+        <w:t>.</w:t>
       </w:r>
     </w:p>
     <w:p>
@@ -1450,7 +3723,95 @@
         <w:jc w:val="both"/>
       </w:pPr>
       <w:r>
-        <w:t>US-08 — Como usuário, quero registrar informações de saúde e bem-estar — como ciclo menstrual e dados do pet real — para centralizar esses cuidados dentro do app do casal.</w:t>
+        <w:t xml:space="preserve">US-08 — Como </w:t>
+      </w:r>
+      <w:proofErr w:type="spellStart"/>
+      <w:r>
+        <w:t>usuário</w:t>
+      </w:r>
+      <w:proofErr w:type="spellEnd"/>
+      <w:r>
+        <w:t xml:space="preserve">, </w:t>
+      </w:r>
+      <w:proofErr w:type="spellStart"/>
+      <w:r>
+        <w:t>quero</w:t>
+      </w:r>
+      <w:proofErr w:type="spellEnd"/>
+      <w:r>
+        <w:t xml:space="preserve"> registrar </w:t>
+      </w:r>
+      <w:proofErr w:type="spellStart"/>
+      <w:r>
+        <w:t>informações</w:t>
+      </w:r>
+      <w:proofErr w:type="spellEnd"/>
+      <w:r>
+        <w:t xml:space="preserve"> de </w:t>
+      </w:r>
+      <w:proofErr w:type="spellStart"/>
+      <w:r>
+        <w:t>saúde</w:t>
+      </w:r>
+      <w:proofErr w:type="spellEnd"/>
+      <w:r>
+        <w:t xml:space="preserve"> e </w:t>
+      </w:r>
+      <w:proofErr w:type="spellStart"/>
+      <w:r>
+        <w:t>bem-estar</w:t>
+      </w:r>
+      <w:proofErr w:type="spellEnd"/>
+      <w:r>
+        <w:t xml:space="preserve"> — </w:t>
+      </w:r>
+      <w:proofErr w:type="spellStart"/>
+      <w:r>
+        <w:t>como</w:t>
+      </w:r>
+      <w:proofErr w:type="spellEnd"/>
+      <w:r>
+        <w:t xml:space="preserve"> </w:t>
+      </w:r>
+      <w:proofErr w:type="spellStart"/>
+      <w:r>
+        <w:t>ciclo</w:t>
+      </w:r>
+      <w:proofErr w:type="spellEnd"/>
+      <w:r>
+        <w:t xml:space="preserve"> menstrual e dados do pet real — para </w:t>
+      </w:r>
+      <w:proofErr w:type="spellStart"/>
+      <w:r>
+        <w:t>centralizar</w:t>
+      </w:r>
+      <w:proofErr w:type="spellEnd"/>
+      <w:r>
+        <w:t xml:space="preserve"> esses </w:t>
+      </w:r>
+      <w:proofErr w:type="spellStart"/>
+      <w:r>
+        <w:t>cuidados</w:t>
+      </w:r>
+      <w:proofErr w:type="spellEnd"/>
+      <w:r>
+        <w:t xml:space="preserve"> </w:t>
+      </w:r>
+      <w:proofErr w:type="spellStart"/>
+      <w:r>
+        <w:t>dentro</w:t>
+      </w:r>
+      <w:proofErr w:type="spellEnd"/>
+      <w:r>
+        <w:t xml:space="preserve"> do app do </w:t>
+      </w:r>
+      <w:proofErr w:type="spellStart"/>
+      <w:r>
+        <w:t>casal</w:t>
+      </w:r>
+      <w:proofErr w:type="spellEnd"/>
+      <w:r>
+        <w:t>.</w:t>
       </w:r>
     </w:p>
     <w:p>
@@ -1463,7 +3824,151 @@
         <w:jc w:val="both"/>
       </w:pPr>
       <w:r>
-        <w:t>US-09 — Como usuário, quero receber notificações de atualizações de emoções do parceiro, lembretes de datas e memórias de lugares para me manter conectado ao que importa na nossa relação.</w:t>
+        <w:t xml:space="preserve">US-09 — Como </w:t>
+      </w:r>
+      <w:proofErr w:type="spellStart"/>
+      <w:r>
+        <w:t>usuário</w:t>
+      </w:r>
+      <w:proofErr w:type="spellEnd"/>
+      <w:r>
+        <w:t xml:space="preserve">, </w:t>
+      </w:r>
+      <w:proofErr w:type="spellStart"/>
+      <w:r>
+        <w:t>quero</w:t>
+      </w:r>
+      <w:proofErr w:type="spellEnd"/>
+      <w:r>
+        <w:t xml:space="preserve"> </w:t>
+      </w:r>
+      <w:proofErr w:type="spellStart"/>
+      <w:r>
+        <w:t>receber</w:t>
+      </w:r>
+      <w:proofErr w:type="spellEnd"/>
+      <w:r>
+        <w:t xml:space="preserve"> </w:t>
+      </w:r>
+      <w:proofErr w:type="spellStart"/>
+      <w:r>
+        <w:t>notificações</w:t>
+      </w:r>
+      <w:proofErr w:type="spellEnd"/>
+      <w:r>
+        <w:t xml:space="preserve"> de </w:t>
+      </w:r>
+      <w:proofErr w:type="spellStart"/>
+      <w:r>
+        <w:t>atualizações</w:t>
+      </w:r>
+      <w:proofErr w:type="spellEnd"/>
+      <w:r>
+        <w:t xml:space="preserve"> de </w:t>
+      </w:r>
+      <w:proofErr w:type="spellStart"/>
+      <w:r>
+        <w:t>emoções</w:t>
+      </w:r>
+      <w:proofErr w:type="spellEnd"/>
+      <w:r>
+        <w:t xml:space="preserve"> do </w:t>
+      </w:r>
+      <w:proofErr w:type="spellStart"/>
+      <w:r>
+        <w:t>parceiro</w:t>
+      </w:r>
+      <w:proofErr w:type="spellEnd"/>
+      <w:r>
+        <w:t xml:space="preserve">, </w:t>
+      </w:r>
+      <w:proofErr w:type="spellStart"/>
+      <w:r>
+        <w:t>lembretes</w:t>
+      </w:r>
+      <w:proofErr w:type="spellEnd"/>
+      <w:r>
+        <w:t xml:space="preserve"> de </w:t>
+      </w:r>
+      <w:proofErr w:type="spellStart"/>
+      <w:r>
+        <w:t>datas</w:t>
+      </w:r>
+      <w:proofErr w:type="spellEnd"/>
+      <w:r>
+        <w:t xml:space="preserve"> e </w:t>
+      </w:r>
+      <w:proofErr w:type="spellStart"/>
+      <w:r>
+        <w:t>memórias</w:t>
+      </w:r>
+      <w:proofErr w:type="spellEnd"/>
+      <w:r>
+        <w:t xml:space="preserve"> de </w:t>
+      </w:r>
+      <w:proofErr w:type="spellStart"/>
+      <w:r>
+        <w:t>lugares</w:t>
+      </w:r>
+      <w:proofErr w:type="spellEnd"/>
+      <w:r>
+        <w:t xml:space="preserve"> para me </w:t>
+      </w:r>
+      <w:proofErr w:type="spellStart"/>
+      <w:r>
+        <w:t>manter</w:t>
+      </w:r>
+      <w:proofErr w:type="spellEnd"/>
+      <w:r>
+        <w:t xml:space="preserve"> </w:t>
+      </w:r>
+      <w:proofErr w:type="spellStart"/>
+      <w:r>
+        <w:t>conectado</w:t>
+      </w:r>
+      <w:proofErr w:type="spellEnd"/>
+      <w:r>
+        <w:t xml:space="preserve"> </w:t>
+      </w:r>
+      <w:proofErr w:type="spellStart"/>
+      <w:r>
+        <w:t>ao</w:t>
+      </w:r>
+      <w:proofErr w:type="spellEnd"/>
+      <w:r>
+        <w:t xml:space="preserve"> que </w:t>
+      </w:r>
+      <w:proofErr w:type="spellStart"/>
+      <w:r>
+        <w:t>importa</w:t>
+      </w:r>
+      <w:proofErr w:type="spellEnd"/>
+      <w:r>
+        <w:t xml:space="preserve"> </w:t>
+      </w:r>
+      <w:proofErr w:type="spellStart"/>
+      <w:r>
+        <w:t>na</w:t>
+      </w:r>
+      <w:proofErr w:type="spellEnd"/>
+      <w:r>
+        <w:t xml:space="preserve"> </w:t>
+      </w:r>
+      <w:proofErr w:type="spellStart"/>
+      <w:r>
+        <w:t>nossa</w:t>
+      </w:r>
+      <w:proofErr w:type="spellEnd"/>
+      <w:r>
+        <w:t xml:space="preserve"> </w:t>
+      </w:r>
+      <w:proofErr w:type="spellStart"/>
+      <w:r>
+        <w:t>relação</w:t>
+      </w:r>
+      <w:proofErr w:type="spellEnd"/>
+      <w:r>
+        <w:t>.</w:t>
       </w:r>
     </w:p>
     <w:p>
@@ -1476,7 +3981,119 @@
         <w:jc w:val="both"/>
       </w:pPr>
       <w:r>
-        <w:t>US-10 — Como administrador, quero editar o conteúdo do aplicativo, visualizar usuários e criar mascotes, acessórios e quizzes para gerenciar e evoluir a plataforma de forma centralizada.</w:t>
+        <w:t xml:space="preserve">US-10 — Como </w:t>
+      </w:r>
+      <w:proofErr w:type="spellStart"/>
+      <w:r>
+        <w:t>administrador</w:t>
+      </w:r>
+      <w:proofErr w:type="spellEnd"/>
+      <w:r>
+        <w:t xml:space="preserve">, </w:t>
+      </w:r>
+      <w:proofErr w:type="spellStart"/>
+      <w:r>
+        <w:t>quero</w:t>
+      </w:r>
+      <w:proofErr w:type="spellEnd"/>
+      <w:r>
+        <w:t xml:space="preserve"> </w:t>
+      </w:r>
+      <w:proofErr w:type="spellStart"/>
+      <w:r>
+        <w:t>editar</w:t>
+      </w:r>
+      <w:proofErr w:type="spellEnd"/>
+      <w:r>
+        <w:t xml:space="preserve"> o </w:t>
+      </w:r>
+      <w:proofErr w:type="spellStart"/>
+      <w:r>
+        <w:t>conteúdo</w:t>
+      </w:r>
+      <w:proofErr w:type="spellEnd"/>
+      <w:r>
+        <w:t xml:space="preserve"> do </w:t>
+      </w:r>
+      <w:proofErr w:type="spellStart"/>
+      <w:r>
+        <w:t>aplicativo</w:t>
+      </w:r>
+      <w:proofErr w:type="spellEnd"/>
+      <w:r>
+        <w:t xml:space="preserve">, </w:t>
+      </w:r>
+      <w:proofErr w:type="spellStart"/>
+      <w:r>
+        <w:t>visualizar</w:t>
+      </w:r>
+      <w:proofErr w:type="spellEnd"/>
+      <w:r>
+        <w:t xml:space="preserve"> </w:t>
+      </w:r>
+      <w:proofErr w:type="spellStart"/>
+      <w:r>
+        <w:t>usuários</w:t>
+      </w:r>
+      <w:proofErr w:type="spellEnd"/>
+      <w:r>
+        <w:t xml:space="preserve"> e </w:t>
+      </w:r>
+      <w:proofErr w:type="spellStart"/>
+      <w:r>
+        <w:t>criar</w:t>
+      </w:r>
+      <w:proofErr w:type="spellEnd"/>
+      <w:r>
+        <w:t xml:space="preserve"> </w:t>
+      </w:r>
+      <w:proofErr w:type="spellStart"/>
+      <w:r>
+        <w:t>mascotes</w:t>
+      </w:r>
+      <w:proofErr w:type="spellEnd"/>
+      <w:r>
+        <w:t xml:space="preserve">, </w:t>
+      </w:r>
+      <w:proofErr w:type="spellStart"/>
+      <w:r>
+        <w:t>acessórios</w:t>
+      </w:r>
+      <w:proofErr w:type="spellEnd"/>
+      <w:r>
+        <w:t xml:space="preserve"> e quizzes para </w:t>
+      </w:r>
+      <w:proofErr w:type="spellStart"/>
+      <w:r>
+        <w:t>gerenciar</w:t>
+      </w:r>
+      <w:proofErr w:type="spellEnd"/>
+      <w:r>
+        <w:t xml:space="preserve"> e </w:t>
+      </w:r>
+      <w:proofErr w:type="spellStart"/>
+      <w:r>
+        <w:t>evoluir</w:t>
+      </w:r>
+      <w:proofErr w:type="spellEnd"/>
+      <w:r>
+        <w:t xml:space="preserve"> a </w:t>
+      </w:r>
+      <w:proofErr w:type="spellStart"/>
+      <w:r>
+        <w:t>plataforma</w:t>
+      </w:r>
+      <w:proofErr w:type="spellEnd"/>
+      <w:r>
+        <w:t xml:space="preserve"> de forma </w:t>
+      </w:r>
+      <w:proofErr w:type="spellStart"/>
+      <w:r>
+        <w:t>centralizada</w:t>
+      </w:r>
+      <w:proofErr w:type="spellEnd"/>
+      <w:r>
+        <w:t>.</w:t>
       </w:r>
     </w:p>
     <w:p>
@@ -1554,9 +4171,22 @@
       </w:pPr>
       <w:bookmarkStart w:id="7" w:name="_ns02tpezvsrt" w:colFirst="0" w:colLast="0"/>
       <w:bookmarkEnd w:id="7"/>
+      <w:proofErr w:type="spellStart"/>
       <w:r>
         <w:lastRenderedPageBreak/>
-        <w:t>Diagrama de Sequência do Sistema</w:t>
+        <w:t>Diagrama</w:t>
+      </w:r>
+      <w:proofErr w:type="spellEnd"/>
+      <w:r>
+        <w:t xml:space="preserve"> de </w:t>
+      </w:r>
+      <w:proofErr w:type="spellStart"/>
+      <w:r>
+        <w:t>Sequência</w:t>
+      </w:r>
+      <w:proofErr w:type="spellEnd"/>
+      <w:r>
+        <w:t xml:space="preserve"> do Sistema</w:t>
       </w:r>
     </w:p>
     <w:p>
@@ -1568,18 +4198,28 @@
       <w:pPr>
         <w:jc w:val="both"/>
       </w:pPr>
-      <w:r>
-        <w:t xml:space="preserve">Contrato 01 — </w:t>
+      <w:proofErr w:type="spellStart"/>
+      <w:r>
+        <w:t>Contrato</w:t>
+      </w:r>
+      <w:proofErr w:type="spellEnd"/>
+      <w:r>
+        <w:t xml:space="preserve"> 01 — </w:t>
       </w:r>
       <w:r>
         <w:t>C</w:t>
       </w:r>
       <w:r>
-        <w:t>heck-in d</w:t>
+        <w:t xml:space="preserve">heck-in </w:t>
+      </w:r>
+      <w:proofErr w:type="spellStart"/>
+      <w:r>
+        <w:t>d</w:t>
       </w:r>
       <w:r>
         <w:t>iário</w:t>
       </w:r>
+      <w:proofErr w:type="spellEnd"/>
     </w:p>
     <w:p>
       <w:pPr>
@@ -1618,12 +4258,14 @@
             <w:pPr>
               <w:jc w:val="both"/>
             </w:pPr>
+            <w:proofErr w:type="spellStart"/>
             <w:r>
               <w:rPr>
                 <w:b/>
               </w:rPr>
               <w:t>Contrato</w:t>
             </w:r>
+            <w:proofErr w:type="spellEnd"/>
           </w:p>
         </w:tc>
         <w:tc>
@@ -1644,11 +4286,16 @@
               <w:t xml:space="preserve">1 - </w:t>
             </w:r>
             <w:r>
-              <w:t>check-in d</w:t>
+              <w:t xml:space="preserve">check-in </w:t>
+            </w:r>
+            <w:proofErr w:type="spellStart"/>
+            <w:r>
+              <w:t>d</w:t>
             </w:r>
             <w:r>
               <w:t>iário</w:t>
             </w:r>
+            <w:proofErr w:type="spellEnd"/>
           </w:p>
         </w:tc>
       </w:tr>
@@ -1664,12 +4311,14 @@
             <w:pPr>
               <w:jc w:val="both"/>
             </w:pPr>
+            <w:proofErr w:type="spellStart"/>
             <w:r>
               <w:rPr>
                 <w:b/>
               </w:rPr>
               <w:t>Operação</w:t>
             </w:r>
+            <w:proofErr w:type="spellEnd"/>
           </w:p>
         </w:tc>
         <w:tc>
@@ -1680,8 +4329,23 @@
             <w:pPr>
               <w:jc w:val="both"/>
             </w:pPr>
-            <w:r>
-              <w:t>registrarHumor(parceiro, humor)</w:t>
+            <w:proofErr w:type="spellStart"/>
+            <w:proofErr w:type="gramStart"/>
+            <w:r>
+              <w:t>registrarHumor</w:t>
+            </w:r>
+            <w:proofErr w:type="spellEnd"/>
+            <w:r>
+              <w:t>(</w:t>
+            </w:r>
+            <w:proofErr w:type="spellStart"/>
+            <w:proofErr w:type="gramEnd"/>
+            <w:r>
+              <w:t>parceiro</w:t>
+            </w:r>
+            <w:proofErr w:type="spellEnd"/>
+            <w:r>
+              <w:t>, humor)</w:t>
             </w:r>
           </w:p>
         </w:tc>
@@ -1698,12 +4362,28 @@
             <w:pPr>
               <w:jc w:val="both"/>
             </w:pPr>
+            <w:proofErr w:type="spellStart"/>
             <w:r>
               <w:rPr>
                 <w:b/>
               </w:rPr>
-              <w:t>Referências cruzadas</w:t>
-            </w:r>
+              <w:t>Referências</w:t>
+            </w:r>
+            <w:proofErr w:type="spellEnd"/>
+            <w:r>
+              <w:rPr>
+                <w:b/>
+              </w:rPr>
+              <w:t xml:space="preserve"> </w:t>
+            </w:r>
+            <w:proofErr w:type="spellStart"/>
+            <w:r>
+              <w:rPr>
+                <w:b/>
+              </w:rPr>
+              <w:t>cruzadas</w:t>
+            </w:r>
+            <w:proofErr w:type="spellEnd"/>
           </w:p>
         </w:tc>
         <w:tc>
@@ -1715,8 +4395,21 @@
               <w:jc w:val="both"/>
             </w:pPr>
             <w:r>
-              <w:t>UC-01 — Realizar check-in de humor diário</w:t>
-            </w:r>
+              <w:t xml:space="preserve">UC-01 — </w:t>
+            </w:r>
+            <w:proofErr w:type="spellStart"/>
+            <w:r>
+              <w:t>Realizar</w:t>
+            </w:r>
+            <w:proofErr w:type="spellEnd"/>
+            <w:r>
+              <w:t xml:space="preserve"> check-in de humor </w:t>
+            </w:r>
+            <w:proofErr w:type="spellStart"/>
+            <w:r>
+              <w:t>diário</w:t>
+            </w:r>
+            <w:proofErr w:type="spellEnd"/>
           </w:p>
         </w:tc>
       </w:tr>
@@ -1736,8 +4429,16 @@
               <w:rPr>
                 <w:b/>
               </w:rPr>
-              <w:t>Pré-condições</w:t>
-            </w:r>
+              <w:t>Pré-</w:t>
+            </w:r>
+            <w:proofErr w:type="spellStart"/>
+            <w:r>
+              <w:rPr>
+                <w:b/>
+              </w:rPr>
+              <w:t>condições</w:t>
+            </w:r>
+            <w:proofErr w:type="spellEnd"/>
           </w:p>
         </w:tc>
         <w:tc>
@@ -1751,11 +4452,61 @@
             <w:r>
               <w:t xml:space="preserve">O </w:t>
             </w:r>
+            <w:proofErr w:type="spellStart"/>
             <w:r>
               <w:t>usuário</w:t>
             </w:r>
-            <w:r>
-              <w:t xml:space="preserve"> está autenticado. O casal está vinculado no sistema.</w:t>
+            <w:proofErr w:type="spellEnd"/>
+            <w:r>
+              <w:t xml:space="preserve"> </w:t>
+            </w:r>
+            <w:proofErr w:type="spellStart"/>
+            <w:r>
+              <w:t>está</w:t>
+            </w:r>
+            <w:proofErr w:type="spellEnd"/>
+            <w:r>
+              <w:t xml:space="preserve"> </w:t>
+            </w:r>
+            <w:proofErr w:type="spellStart"/>
+            <w:r>
+              <w:t>autenticado</w:t>
+            </w:r>
+            <w:proofErr w:type="spellEnd"/>
+            <w:r>
+              <w:t xml:space="preserve">. O </w:t>
+            </w:r>
+            <w:proofErr w:type="spellStart"/>
+            <w:r>
+              <w:t>casal</w:t>
+            </w:r>
+            <w:proofErr w:type="spellEnd"/>
+            <w:r>
+              <w:t xml:space="preserve"> </w:t>
+            </w:r>
+            <w:proofErr w:type="spellStart"/>
+            <w:r>
+              <w:t>está</w:t>
+            </w:r>
+            <w:proofErr w:type="spellEnd"/>
+            <w:r>
+              <w:t xml:space="preserve"> </w:t>
+            </w:r>
+            <w:proofErr w:type="spellStart"/>
+            <w:r>
+              <w:t>vinculado</w:t>
+            </w:r>
+            <w:proofErr w:type="spellEnd"/>
+            <w:r>
+              <w:t xml:space="preserve"> no </w:t>
+            </w:r>
+            <w:proofErr w:type="spellStart"/>
+            <w:r>
+              <w:t>sistema</w:t>
+            </w:r>
+            <w:proofErr w:type="spellEnd"/>
+            <w:r>
+              <w:t>.</w:t>
             </w:r>
           </w:p>
         </w:tc>
@@ -1772,12 +4523,14 @@
             <w:pPr>
               <w:jc w:val="both"/>
             </w:pPr>
+            <w:proofErr w:type="spellStart"/>
             <w:r>
               <w:rPr>
                 <w:b/>
               </w:rPr>
               <w:t>Pós-condições</w:t>
             </w:r>
+            <w:proofErr w:type="spellEnd"/>
           </w:p>
         </w:tc>
         <w:tc>
@@ -1789,14 +4542,187 @@
               <w:jc w:val="both"/>
             </w:pPr>
             <w:r>
-              <w:t xml:space="preserve">O humor do parceiro foi registrado. O par visualiza o humor em tempo real. O mascote atualiza sua reação. O streak é contabilizado se ambos tiverem feito check-in no mesmo dia, persistido no banco e sincronizado no </w:t>
+              <w:t xml:space="preserve">O humor </w:t>
+            </w:r>
+            <w:proofErr w:type="gramStart"/>
+            <w:r>
+              <w:t>do</w:t>
+            </w:r>
+            <w:proofErr w:type="gramEnd"/>
+            <w:r>
+              <w:t xml:space="preserve"> </w:t>
+            </w:r>
+            <w:proofErr w:type="spellStart"/>
+            <w:r>
+              <w:t>parceiro</w:t>
+            </w:r>
+            <w:proofErr w:type="spellEnd"/>
+            <w:r>
+              <w:t xml:space="preserve"> </w:t>
+            </w:r>
+            <w:proofErr w:type="spellStart"/>
+            <w:r>
+              <w:t>foi</w:t>
+            </w:r>
+            <w:proofErr w:type="spellEnd"/>
+            <w:r>
+              <w:t xml:space="preserve"> </w:t>
+            </w:r>
+            <w:proofErr w:type="spellStart"/>
+            <w:r>
+              <w:t>registrado</w:t>
+            </w:r>
+            <w:proofErr w:type="spellEnd"/>
+            <w:r>
+              <w:t xml:space="preserve">. O par </w:t>
+            </w:r>
+            <w:proofErr w:type="spellStart"/>
+            <w:r>
+              <w:t>visualiza</w:t>
+            </w:r>
+            <w:proofErr w:type="spellEnd"/>
+            <w:r>
+              <w:t xml:space="preserve"> o humor </w:t>
+            </w:r>
+            <w:proofErr w:type="spellStart"/>
+            <w:r>
+              <w:t>em</w:t>
+            </w:r>
+            <w:proofErr w:type="spellEnd"/>
+            <w:r>
+              <w:t xml:space="preserve"> tempo real. O </w:t>
+            </w:r>
+            <w:proofErr w:type="spellStart"/>
+            <w:r>
+              <w:t>mascote</w:t>
+            </w:r>
+            <w:proofErr w:type="spellEnd"/>
+            <w:r>
+              <w:t xml:space="preserve"> </w:t>
+            </w:r>
+            <w:proofErr w:type="spellStart"/>
+            <w:r>
+              <w:t>atualiza</w:t>
+            </w:r>
+            <w:proofErr w:type="spellEnd"/>
+            <w:r>
+              <w:t xml:space="preserve"> </w:t>
+            </w:r>
+            <w:proofErr w:type="spellStart"/>
+            <w:r>
+              <w:t>sua</w:t>
+            </w:r>
+            <w:proofErr w:type="spellEnd"/>
+            <w:r>
+              <w:t xml:space="preserve"> </w:t>
+            </w:r>
+            <w:proofErr w:type="spellStart"/>
+            <w:r>
+              <w:t>reação</w:t>
+            </w:r>
+            <w:proofErr w:type="spellEnd"/>
+            <w:r>
+              <w:t xml:space="preserve">. O streak é </w:t>
+            </w:r>
+            <w:proofErr w:type="spellStart"/>
+            <w:r>
+              <w:t>contabilizado</w:t>
+            </w:r>
+            <w:proofErr w:type="spellEnd"/>
+            <w:r>
+              <w:t xml:space="preserve"> se ambos </w:t>
+            </w:r>
+            <w:proofErr w:type="spellStart"/>
+            <w:r>
+              <w:t>tiverem</w:t>
+            </w:r>
+            <w:proofErr w:type="spellEnd"/>
+            <w:r>
+              <w:t xml:space="preserve"> </w:t>
+            </w:r>
+            <w:proofErr w:type="spellStart"/>
+            <w:r>
+              <w:t>feito</w:t>
+            </w:r>
+            <w:proofErr w:type="spellEnd"/>
+            <w:r>
+              <w:t xml:space="preserve"> check-in no </w:t>
+            </w:r>
+            <w:proofErr w:type="spellStart"/>
+            <w:r>
+              <w:t>mesmo</w:t>
+            </w:r>
+            <w:proofErr w:type="spellEnd"/>
+            <w:r>
+              <w:t xml:space="preserve"> </w:t>
+            </w:r>
+            <w:proofErr w:type="spellStart"/>
+            <w:r>
+              <w:t>dia</w:t>
+            </w:r>
+            <w:proofErr w:type="spellEnd"/>
+            <w:r>
+              <w:t xml:space="preserve">, </w:t>
+            </w:r>
+            <w:proofErr w:type="spellStart"/>
+            <w:r>
+              <w:t>persistido</w:t>
+            </w:r>
+            <w:proofErr w:type="spellEnd"/>
+            <w:r>
+              <w:t xml:space="preserve"> no banco e </w:t>
+            </w:r>
+            <w:proofErr w:type="spellStart"/>
+            <w:r>
+              <w:t>sincronizado</w:t>
+            </w:r>
+            <w:proofErr w:type="spellEnd"/>
+            <w:r>
+              <w:t xml:space="preserve"> no </w:t>
             </w:r>
             <w:r>
               <w:t>cache</w:t>
             </w:r>
             <w:r>
-              <w:t>. O XP e as conquistas do casal são atualizados automaticamente</w:t>
-            </w:r>
+              <w:t xml:space="preserve">. O XP e as </w:t>
+            </w:r>
+            <w:proofErr w:type="spellStart"/>
+            <w:r>
+              <w:t>conquistas</w:t>
+            </w:r>
+            <w:proofErr w:type="spellEnd"/>
+            <w:r>
+              <w:t xml:space="preserve"> do </w:t>
+            </w:r>
+            <w:proofErr w:type="spellStart"/>
+            <w:r>
+              <w:t>casal</w:t>
+            </w:r>
+            <w:proofErr w:type="spellEnd"/>
+            <w:r>
+              <w:t xml:space="preserve"> </w:t>
+            </w:r>
+            <w:proofErr w:type="spellStart"/>
+            <w:r>
+              <w:t>são</w:t>
+            </w:r>
+            <w:proofErr w:type="spellEnd"/>
+            <w:r>
+              <w:t xml:space="preserve"> </w:t>
+            </w:r>
+            <w:proofErr w:type="spellStart"/>
+            <w:r>
+              <w:t>atualizados</w:t>
+            </w:r>
+            <w:proofErr w:type="spellEnd"/>
+            <w:r>
+              <w:t xml:space="preserve"> </w:t>
+            </w:r>
+            <w:proofErr w:type="spellStart"/>
+            <w:r>
+              <w:t>automaticamente</w:t>
+            </w:r>
+            <w:proofErr w:type="spellEnd"/>
             <w:r>
               <w:t>.</w:t>
             </w:r>
@@ -1881,8 +4807,13 @@
       <w:pPr>
         <w:jc w:val="both"/>
       </w:pPr>
-      <w:r>
-        <w:t>Contrato 0</w:t>
+      <w:proofErr w:type="spellStart"/>
+      <w:r>
+        <w:t>Contrato</w:t>
+      </w:r>
+      <w:proofErr w:type="spellEnd"/>
+      <w:r>
+        <w:t xml:space="preserve"> 0</w:t>
       </w:r>
       <w:r>
         <w:t>2</w:t>
@@ -1930,12 +4861,14 @@
             <w:pPr>
               <w:jc w:val="both"/>
             </w:pPr>
+            <w:proofErr w:type="spellStart"/>
             <w:r>
               <w:rPr>
                 <w:b/>
               </w:rPr>
               <w:t>Contrato</w:t>
             </w:r>
+            <w:proofErr w:type="spellEnd"/>
           </w:p>
         </w:tc>
         <w:tc>
@@ -1953,19 +4886,21 @@
               <w:t>0</w:t>
             </w:r>
             <w:r>
-              <w:t>2</w:t>
+              <w:t xml:space="preserve">2 </w:t>
+            </w:r>
+            <w:r>
+              <w:t>–</w:t>
             </w:r>
             <w:r>
               <w:t xml:space="preserve"> </w:t>
             </w:r>
-            <w:r>
-              <w:t>–</w:t>
-            </w:r>
-            <w:r>
-              <w:t xml:space="preserve"> </w:t>
-            </w:r>
-            <w:r>
-              <w:t>envio de gift card</w:t>
+            <w:proofErr w:type="spellStart"/>
+            <w:r>
+              <w:t>envio</w:t>
+            </w:r>
+            <w:proofErr w:type="spellEnd"/>
+            <w:r>
+              <w:t xml:space="preserve"> de gift card</w:t>
             </w:r>
           </w:p>
         </w:tc>
@@ -1982,12 +4917,14 @@
             <w:pPr>
               <w:jc w:val="both"/>
             </w:pPr>
+            <w:proofErr w:type="spellStart"/>
             <w:r>
               <w:rPr>
                 <w:b/>
               </w:rPr>
               <w:t>Operação</w:t>
             </w:r>
+            <w:proofErr w:type="spellEnd"/>
           </w:p>
         </w:tc>
         <w:tc>
@@ -1998,8 +4935,31 @@
             <w:pPr>
               <w:jc w:val="both"/>
             </w:pPr>
-            <w:r>
-              <w:t>enviarPresente(parceiro, tipoPresente)</w:t>
+            <w:proofErr w:type="spellStart"/>
+            <w:proofErr w:type="gramStart"/>
+            <w:r>
+              <w:t>enviarPresente</w:t>
+            </w:r>
+            <w:proofErr w:type="spellEnd"/>
+            <w:r>
+              <w:t>(</w:t>
+            </w:r>
+            <w:proofErr w:type="spellStart"/>
+            <w:proofErr w:type="gramEnd"/>
+            <w:r>
+              <w:t>parceiro</w:t>
+            </w:r>
+            <w:proofErr w:type="spellEnd"/>
+            <w:r>
+              <w:t xml:space="preserve">, </w:t>
+            </w:r>
+            <w:proofErr w:type="spellStart"/>
+            <w:r>
+              <w:t>tipoPresente</w:t>
+            </w:r>
+            <w:proofErr w:type="spellEnd"/>
+            <w:r>
+              <w:t>)</w:t>
             </w:r>
           </w:p>
         </w:tc>
@@ -2016,12 +4976,28 @@
             <w:pPr>
               <w:jc w:val="both"/>
             </w:pPr>
+            <w:proofErr w:type="spellStart"/>
             <w:r>
               <w:rPr>
                 <w:b/>
               </w:rPr>
-              <w:t>Referências cruzadas</w:t>
-            </w:r>
+              <w:t>Referências</w:t>
+            </w:r>
+            <w:proofErr w:type="spellEnd"/>
+            <w:r>
+              <w:rPr>
+                <w:b/>
+              </w:rPr>
+              <w:t xml:space="preserve"> </w:t>
+            </w:r>
+            <w:proofErr w:type="spellStart"/>
+            <w:r>
+              <w:rPr>
+                <w:b/>
+              </w:rPr>
+              <w:t>cruzadas</w:t>
+            </w:r>
+            <w:proofErr w:type="spellEnd"/>
           </w:p>
         </w:tc>
         <w:tc>
@@ -2033,7 +5009,47 @@
               <w:jc w:val="both"/>
             </w:pPr>
             <w:r>
-              <w:t>UC-05 — Gerenciar datas especiais e enviar presente digital</w:t>
+              <w:t xml:space="preserve">UC-05 — </w:t>
+            </w:r>
+            <w:proofErr w:type="spellStart"/>
+            <w:r>
+              <w:t>Gerenciar</w:t>
+            </w:r>
+            <w:proofErr w:type="spellEnd"/>
+            <w:r>
+              <w:t xml:space="preserve"> </w:t>
+            </w:r>
+            <w:proofErr w:type="spellStart"/>
+            <w:r>
+              <w:t>datas</w:t>
+            </w:r>
+            <w:proofErr w:type="spellEnd"/>
+            <w:r>
+              <w:t xml:space="preserve"> </w:t>
+            </w:r>
+            <w:proofErr w:type="spellStart"/>
+            <w:r>
+              <w:t>especiais</w:t>
+            </w:r>
+            <w:proofErr w:type="spellEnd"/>
+            <w:r>
+              <w:t xml:space="preserve"> e </w:t>
+            </w:r>
+            <w:proofErr w:type="spellStart"/>
+            <w:r>
+              <w:t>enviar</w:t>
+            </w:r>
+            <w:proofErr w:type="spellEnd"/>
+            <w:r>
+              <w:t xml:space="preserve"> </w:t>
+            </w:r>
+            <w:proofErr w:type="spellStart"/>
+            <w:r>
+              <w:t>presente</w:t>
+            </w:r>
+            <w:proofErr w:type="spellEnd"/>
+            <w:r>
+              <w:t xml:space="preserve"> digital</w:t>
             </w:r>
           </w:p>
         </w:tc>
@@ -2054,8 +5070,16 @@
               <w:rPr>
                 <w:b/>
               </w:rPr>
-              <w:t>Pré-condições</w:t>
-            </w:r>
+              <w:t>Pré-</w:t>
+            </w:r>
+            <w:proofErr w:type="spellStart"/>
+            <w:r>
+              <w:rPr>
+                <w:b/>
+              </w:rPr>
+              <w:t>condições</w:t>
+            </w:r>
+            <w:proofErr w:type="spellEnd"/>
           </w:p>
         </w:tc>
         <w:tc>
@@ -2069,17 +5093,107 @@
             <w:r>
               <w:t xml:space="preserve">O </w:t>
             </w:r>
+            <w:proofErr w:type="spellStart"/>
             <w:r>
               <w:t>usuário</w:t>
             </w:r>
-            <w:r>
-              <w:t xml:space="preserve"> está autenticado. </w:t>
-            </w:r>
-            <w:r>
-              <w:t xml:space="preserve">O casal está vinculado no Sistema. </w:t>
-            </w:r>
-            <w:r>
-              <w:t>O Gift Center está disponível. O pagamento foi processado com sucesso.</w:t>
+            <w:proofErr w:type="spellEnd"/>
+            <w:r>
+              <w:t xml:space="preserve"> </w:t>
+            </w:r>
+            <w:proofErr w:type="spellStart"/>
+            <w:r>
+              <w:t>está</w:t>
+            </w:r>
+            <w:proofErr w:type="spellEnd"/>
+            <w:r>
+              <w:t xml:space="preserve"> </w:t>
+            </w:r>
+            <w:proofErr w:type="spellStart"/>
+            <w:r>
+              <w:t>autenticado</w:t>
+            </w:r>
+            <w:proofErr w:type="spellEnd"/>
+            <w:r>
+              <w:t xml:space="preserve">. </w:t>
+            </w:r>
+            <w:r>
+              <w:t xml:space="preserve">O </w:t>
+            </w:r>
+            <w:proofErr w:type="spellStart"/>
+            <w:r>
+              <w:t>casal</w:t>
+            </w:r>
+            <w:proofErr w:type="spellEnd"/>
+            <w:r>
+              <w:t xml:space="preserve"> </w:t>
+            </w:r>
+            <w:proofErr w:type="spellStart"/>
+            <w:r>
+              <w:t>está</w:t>
+            </w:r>
+            <w:proofErr w:type="spellEnd"/>
+            <w:r>
+              <w:t xml:space="preserve"> </w:t>
+            </w:r>
+            <w:proofErr w:type="spellStart"/>
+            <w:r>
+              <w:t>vinculado</w:t>
+            </w:r>
+            <w:proofErr w:type="spellEnd"/>
+            <w:r>
+              <w:t xml:space="preserve"> no Sistema. </w:t>
+            </w:r>
+            <w:r>
+              <w:t xml:space="preserve">O Gift Center </w:t>
+            </w:r>
+            <w:proofErr w:type="spellStart"/>
+            <w:r>
+              <w:t>está</w:t>
+            </w:r>
+            <w:proofErr w:type="spellEnd"/>
+            <w:r>
+              <w:t xml:space="preserve"> </w:t>
+            </w:r>
+            <w:proofErr w:type="spellStart"/>
+            <w:r>
+              <w:t>disponível</w:t>
+            </w:r>
+            <w:proofErr w:type="spellEnd"/>
+            <w:r>
+              <w:t xml:space="preserve">. O </w:t>
+            </w:r>
+            <w:proofErr w:type="spellStart"/>
+            <w:r>
+              <w:t>pagamento</w:t>
+            </w:r>
+            <w:proofErr w:type="spellEnd"/>
+            <w:r>
+              <w:t xml:space="preserve"> </w:t>
+            </w:r>
+            <w:proofErr w:type="spellStart"/>
+            <w:r>
+              <w:t>foi</w:t>
+            </w:r>
+            <w:proofErr w:type="spellEnd"/>
+            <w:r>
+              <w:t xml:space="preserve"> </w:t>
+            </w:r>
+            <w:proofErr w:type="spellStart"/>
+            <w:r>
+              <w:t>processado</w:t>
+            </w:r>
+            <w:proofErr w:type="spellEnd"/>
+            <w:r>
+              <w:t xml:space="preserve"> com </w:t>
+            </w:r>
+            <w:proofErr w:type="spellStart"/>
+            <w:r>
+              <w:t>sucesso</w:t>
+            </w:r>
+            <w:proofErr w:type="spellEnd"/>
+            <w:r>
+              <w:t>.</w:t>
             </w:r>
           </w:p>
         </w:tc>
@@ -2096,6 +5210,7 @@
             <w:pPr>
               <w:jc w:val="both"/>
             </w:pPr>
+            <w:proofErr w:type="spellStart"/>
             <w:r>
               <w:rPr>
                 <w:b/>
@@ -2103,6 +5218,7 @@
               <w:lastRenderedPageBreak/>
               <w:t>Pós-condições</w:t>
             </w:r>
+            <w:proofErr w:type="spellEnd"/>
           </w:p>
         </w:tc>
         <w:tc>
@@ -2114,10 +5230,138 @@
               <w:jc w:val="both"/>
             </w:pPr>
             <w:r>
-              <w:t>O gift card foi gerado e entregue ao par. A animação de surpresa foi exibida. O presente foi registrado no histórico do casal.</w:t>
-            </w:r>
-            <w:r>
-              <w:t xml:space="preserve"> O par recebe uma notificação.</w:t>
+              <w:t xml:space="preserve">O gift card </w:t>
+            </w:r>
+            <w:proofErr w:type="spellStart"/>
+            <w:r>
+              <w:t>foi</w:t>
+            </w:r>
+            <w:proofErr w:type="spellEnd"/>
+            <w:r>
+              <w:t xml:space="preserve"> </w:t>
+            </w:r>
+            <w:proofErr w:type="spellStart"/>
+            <w:r>
+              <w:t>gerado</w:t>
+            </w:r>
+            <w:proofErr w:type="spellEnd"/>
+            <w:r>
+              <w:t xml:space="preserve"> e </w:t>
+            </w:r>
+            <w:proofErr w:type="spellStart"/>
+            <w:r>
+              <w:t>entregue</w:t>
+            </w:r>
+            <w:proofErr w:type="spellEnd"/>
+            <w:r>
+              <w:t xml:space="preserve"> </w:t>
+            </w:r>
+            <w:proofErr w:type="spellStart"/>
+            <w:r>
+              <w:t>ao</w:t>
+            </w:r>
+            <w:proofErr w:type="spellEnd"/>
+            <w:r>
+              <w:t xml:space="preserve"> par. A </w:t>
+            </w:r>
+            <w:proofErr w:type="spellStart"/>
+            <w:r>
+              <w:t>animação</w:t>
+            </w:r>
+            <w:proofErr w:type="spellEnd"/>
+            <w:r>
+              <w:t xml:space="preserve"> de </w:t>
+            </w:r>
+            <w:proofErr w:type="spellStart"/>
+            <w:r>
+              <w:t>surpresa</w:t>
+            </w:r>
+            <w:proofErr w:type="spellEnd"/>
+            <w:r>
+              <w:t xml:space="preserve"> </w:t>
+            </w:r>
+            <w:proofErr w:type="spellStart"/>
+            <w:r>
+              <w:t>foi</w:t>
+            </w:r>
+            <w:proofErr w:type="spellEnd"/>
+            <w:r>
+              <w:t xml:space="preserve"> </w:t>
+            </w:r>
+            <w:proofErr w:type="spellStart"/>
+            <w:r>
+              <w:t>exibida</w:t>
+            </w:r>
+            <w:proofErr w:type="spellEnd"/>
+            <w:r>
+              <w:t xml:space="preserve">. O </w:t>
+            </w:r>
+            <w:proofErr w:type="spellStart"/>
+            <w:r>
+              <w:t>presente</w:t>
+            </w:r>
+            <w:proofErr w:type="spellEnd"/>
+            <w:r>
+              <w:t xml:space="preserve"> </w:t>
+            </w:r>
+            <w:proofErr w:type="spellStart"/>
+            <w:r>
+              <w:t>foi</w:t>
+            </w:r>
+            <w:proofErr w:type="spellEnd"/>
+            <w:r>
+              <w:t xml:space="preserve"> </w:t>
+            </w:r>
+            <w:proofErr w:type="spellStart"/>
+            <w:r>
+              <w:t>registrado</w:t>
+            </w:r>
+            <w:proofErr w:type="spellEnd"/>
+            <w:r>
+              <w:t xml:space="preserve"> no </w:t>
+            </w:r>
+            <w:proofErr w:type="spellStart"/>
+            <w:r>
+              <w:t>histórico</w:t>
+            </w:r>
+            <w:proofErr w:type="spellEnd"/>
+            <w:r>
+              <w:t xml:space="preserve"> do </w:t>
+            </w:r>
+            <w:proofErr w:type="spellStart"/>
+            <w:r>
+              <w:t>casal</w:t>
+            </w:r>
+            <w:proofErr w:type="spellEnd"/>
+            <w:r>
+              <w:t>.</w:t>
+            </w:r>
+            <w:r>
+              <w:t xml:space="preserve"> O par </w:t>
+            </w:r>
+            <w:proofErr w:type="spellStart"/>
+            <w:r>
+              <w:t>recebe</w:t>
+            </w:r>
+            <w:proofErr w:type="spellEnd"/>
+            <w:r>
+              <w:t xml:space="preserve"> </w:t>
+            </w:r>
+            <w:proofErr w:type="spellStart"/>
+            <w:r>
+              <w:t>uma</w:t>
+            </w:r>
+            <w:proofErr w:type="spellEnd"/>
+            <w:r>
+              <w:t xml:space="preserve"> </w:t>
+            </w:r>
+            <w:proofErr w:type="spellStart"/>
+            <w:r>
+              <w:t>notificação</w:t>
+            </w:r>
+            <w:proofErr w:type="spellEnd"/>
+            <w:r>
+              <w:t>.</w:t>
             </w:r>
           </w:p>
         </w:tc>
@@ -2190,8 +5434,13 @@
       <w:pPr>
         <w:jc w:val="both"/>
       </w:pPr>
-      <w:r>
-        <w:t>Contrato 0</w:t>
+      <w:proofErr w:type="spellStart"/>
+      <w:r>
+        <w:t>Contrato</w:t>
+      </w:r>
+      <w:proofErr w:type="spellEnd"/>
+      <w:r>
+        <w:t xml:space="preserve"> 0</w:t>
       </w:r>
       <w:r>
         <w:t>3</w:t>
@@ -2202,12 +5451,22 @@
       <w:r>
         <w:t xml:space="preserve"> </w:t>
       </w:r>
+      <w:proofErr w:type="spellStart"/>
       <w:r>
         <w:t>C</w:t>
       </w:r>
       <w:r>
-        <w:t>riar meta compartilhada</w:t>
-      </w:r>
+        <w:t>riar</w:t>
+      </w:r>
+      <w:proofErr w:type="spellEnd"/>
+      <w:r>
+        <w:t xml:space="preserve"> meta </w:t>
+      </w:r>
+      <w:proofErr w:type="spellStart"/>
+      <w:r>
+        <w:t>compartilhada</w:t>
+      </w:r>
+      <w:proofErr w:type="spellEnd"/>
     </w:p>
     <w:p>
       <w:pPr>
@@ -2245,12 +5504,14 @@
             <w:pPr>
               <w:jc w:val="both"/>
             </w:pPr>
+            <w:proofErr w:type="spellStart"/>
             <w:r>
               <w:rPr>
                 <w:b/>
               </w:rPr>
               <w:t>Contrato</w:t>
             </w:r>
+            <w:proofErr w:type="spellEnd"/>
           </w:p>
         </w:tc>
         <w:tc>
@@ -2268,23 +5529,24 @@
               <w:t>0</w:t>
             </w:r>
             <w:r>
-              <w:t>3</w:t>
-            </w:r>
-            <w:r>
-              <w:t xml:space="preserve"> </w:t>
-            </w:r>
-            <w:r>
-              <w:t>–</w:t>
-            </w:r>
-            <w:r>
-              <w:t xml:space="preserve"> </w:t>
-            </w:r>
+              <w:t xml:space="preserve">3 – </w:t>
+            </w:r>
+            <w:proofErr w:type="spellStart"/>
             <w:r>
               <w:t>c</w:t>
             </w:r>
             <w:r>
-              <w:t>riar meta compartilhada</w:t>
-            </w:r>
+              <w:t>riar</w:t>
+            </w:r>
+            <w:proofErr w:type="spellEnd"/>
+            <w:r>
+              <w:t xml:space="preserve"> meta </w:t>
+            </w:r>
+            <w:proofErr w:type="spellStart"/>
+            <w:r>
+              <w:t>compartilhada</w:t>
+            </w:r>
+            <w:proofErr w:type="spellEnd"/>
           </w:p>
         </w:tc>
       </w:tr>
@@ -2300,12 +5562,14 @@
             <w:pPr>
               <w:jc w:val="both"/>
             </w:pPr>
+            <w:proofErr w:type="spellStart"/>
             <w:r>
               <w:rPr>
                 <w:b/>
               </w:rPr>
               <w:t>Operação</w:t>
             </w:r>
+            <w:proofErr w:type="spellEnd"/>
           </w:p>
         </w:tc>
         <w:tc>
@@ -2316,20 +5580,50 @@
             <w:pPr>
               <w:jc w:val="both"/>
             </w:pPr>
-            <w:r>
-              <w:t>criarMeta(</w:t>
-            </w:r>
-            <w:r>
-              <w:t>compartilhada (boolean)</w:t>
+            <w:proofErr w:type="spellStart"/>
+            <w:proofErr w:type="gramStart"/>
+            <w:r>
+              <w:t>criarMeta</w:t>
+            </w:r>
+            <w:proofErr w:type="spellEnd"/>
+            <w:r>
+              <w:t>(</w:t>
+            </w:r>
+            <w:proofErr w:type="spellStart"/>
+            <w:proofErr w:type="gramEnd"/>
+            <w:r>
+              <w:t>compartilhada</w:t>
+            </w:r>
+            <w:proofErr w:type="spellEnd"/>
+            <w:r>
+              <w:t xml:space="preserve"> (</w:t>
+            </w:r>
+            <w:proofErr w:type="spellStart"/>
+            <w:r>
+              <w:t>boolean</w:t>
+            </w:r>
+            <w:proofErr w:type="spellEnd"/>
+            <w:r>
+              <w:t>)</w:t>
             </w:r>
             <w:r>
               <w:t xml:space="preserve">, </w:t>
             </w:r>
+            <w:proofErr w:type="spellStart"/>
             <w:r>
               <w:t>descricao</w:t>
             </w:r>
-            <w:r>
-              <w:t>, prazo)</w:t>
+            <w:proofErr w:type="spellEnd"/>
+            <w:r>
+              <w:t xml:space="preserve">, </w:t>
+            </w:r>
+            <w:proofErr w:type="spellStart"/>
+            <w:r>
+              <w:t>prazo</w:t>
+            </w:r>
+            <w:proofErr w:type="spellEnd"/>
+            <w:r>
+              <w:t>)</w:t>
             </w:r>
           </w:p>
         </w:tc>
@@ -2346,12 +5640,28 @@
             <w:pPr>
               <w:jc w:val="both"/>
             </w:pPr>
+            <w:proofErr w:type="spellStart"/>
             <w:r>
               <w:rPr>
                 <w:b/>
               </w:rPr>
-              <w:t>Referências cruzadas</w:t>
-            </w:r>
+              <w:t>Referências</w:t>
+            </w:r>
+            <w:proofErr w:type="spellEnd"/>
+            <w:r>
+              <w:rPr>
+                <w:b/>
+              </w:rPr>
+              <w:t xml:space="preserve"> </w:t>
+            </w:r>
+            <w:proofErr w:type="spellStart"/>
+            <w:r>
+              <w:rPr>
+                <w:b/>
+              </w:rPr>
+              <w:t>cruzadas</w:t>
+            </w:r>
+            <w:proofErr w:type="spellEnd"/>
           </w:p>
         </w:tc>
         <w:tc>
@@ -2363,8 +5673,37 @@
               <w:jc w:val="both"/>
             </w:pPr>
             <w:r>
-              <w:t>UC-03 — Gerenciar metas, notas e listas</w:t>
-            </w:r>
+              <w:t xml:space="preserve">UC-03 — </w:t>
+            </w:r>
+            <w:proofErr w:type="spellStart"/>
+            <w:r>
+              <w:t>Gerenciar</w:t>
+            </w:r>
+            <w:proofErr w:type="spellEnd"/>
+            <w:r>
+              <w:t xml:space="preserve"> </w:t>
+            </w:r>
+            <w:proofErr w:type="spellStart"/>
+            <w:r>
+              <w:t>metas</w:t>
+            </w:r>
+            <w:proofErr w:type="spellEnd"/>
+            <w:r>
+              <w:t xml:space="preserve">, </w:t>
+            </w:r>
+            <w:proofErr w:type="spellStart"/>
+            <w:r>
+              <w:t>notas</w:t>
+            </w:r>
+            <w:proofErr w:type="spellEnd"/>
+            <w:r>
+              <w:t xml:space="preserve"> e </w:t>
+            </w:r>
+            <w:proofErr w:type="spellStart"/>
+            <w:r>
+              <w:t>listas</w:t>
+            </w:r>
+            <w:proofErr w:type="spellEnd"/>
           </w:p>
         </w:tc>
       </w:tr>
@@ -2384,8 +5723,16 @@
               <w:rPr>
                 <w:b/>
               </w:rPr>
-              <w:t>Pré-condições</w:t>
-            </w:r>
+              <w:t>Pré-</w:t>
+            </w:r>
+            <w:proofErr w:type="spellStart"/>
+            <w:r>
+              <w:rPr>
+                <w:b/>
+              </w:rPr>
+              <w:t>condições</w:t>
+            </w:r>
+            <w:proofErr w:type="spellEnd"/>
           </w:p>
         </w:tc>
         <w:tc>
@@ -2402,20 +5749,64 @@
             <w:r>
               <w:t xml:space="preserve"> </w:t>
             </w:r>
+            <w:proofErr w:type="spellStart"/>
             <w:r>
               <w:t>casal</w:t>
             </w:r>
+            <w:proofErr w:type="spellEnd"/>
             <w:r>
               <w:t xml:space="preserve"> </w:t>
             </w:r>
-            <w:r>
-              <w:t>está vinculado no Sistema</w:t>
+            <w:proofErr w:type="spellStart"/>
+            <w:r>
+              <w:t>está</w:t>
+            </w:r>
+            <w:proofErr w:type="spellEnd"/>
+            <w:r>
+              <w:t xml:space="preserve"> </w:t>
+            </w:r>
+            <w:proofErr w:type="spellStart"/>
+            <w:r>
+              <w:t>vinculado</w:t>
+            </w:r>
+            <w:proofErr w:type="spellEnd"/>
+            <w:r>
+              <w:t xml:space="preserve"> no Sistema</w:t>
             </w:r>
             <w:r>
               <w:t xml:space="preserve">. </w:t>
             </w:r>
-            <w:r>
-              <w:t>Todos os campos para a meta foram preenchidos.</w:t>
+            <w:proofErr w:type="spellStart"/>
+            <w:r>
+              <w:t>Todos</w:t>
+            </w:r>
+            <w:proofErr w:type="spellEnd"/>
+            <w:r>
+              <w:t xml:space="preserve"> </w:t>
+            </w:r>
+            <w:proofErr w:type="spellStart"/>
+            <w:r>
+              <w:t>os</w:t>
+            </w:r>
+            <w:proofErr w:type="spellEnd"/>
+            <w:r>
+              <w:t xml:space="preserve"> campos para a meta </w:t>
+            </w:r>
+            <w:proofErr w:type="spellStart"/>
+            <w:r>
+              <w:t>foram</w:t>
+            </w:r>
+            <w:proofErr w:type="spellEnd"/>
+            <w:r>
+              <w:t xml:space="preserve"> </w:t>
+            </w:r>
+            <w:proofErr w:type="spellStart"/>
+            <w:r>
+              <w:t>preenchidos</w:t>
+            </w:r>
+            <w:proofErr w:type="spellEnd"/>
+            <w:r>
+              <w:t>.</w:t>
             </w:r>
           </w:p>
         </w:tc>
@@ -2432,12 +5823,14 @@
             <w:pPr>
               <w:jc w:val="both"/>
             </w:pPr>
+            <w:proofErr w:type="spellStart"/>
             <w:r>
               <w:rPr>
                 <w:b/>
               </w:rPr>
               <w:t>Pós-condições</w:t>
             </w:r>
+            <w:proofErr w:type="spellEnd"/>
           </w:p>
         </w:tc>
         <w:tc>
@@ -2449,7 +5842,63 @@
               <w:jc w:val="both"/>
             </w:pPr>
             <w:r>
-              <w:t>A meta foi criada e está visível para os dois parceiros.</w:t>
+              <w:t xml:space="preserve">A meta </w:t>
+            </w:r>
+            <w:proofErr w:type="spellStart"/>
+            <w:r>
+              <w:t>foi</w:t>
+            </w:r>
+            <w:proofErr w:type="spellEnd"/>
+            <w:r>
+              <w:t xml:space="preserve"> </w:t>
+            </w:r>
+            <w:proofErr w:type="spellStart"/>
+            <w:r>
+              <w:t>criada</w:t>
+            </w:r>
+            <w:proofErr w:type="spellEnd"/>
+            <w:r>
+              <w:t xml:space="preserve"> e </w:t>
+            </w:r>
+            <w:proofErr w:type="spellStart"/>
+            <w:r>
+              <w:t>está</w:t>
+            </w:r>
+            <w:proofErr w:type="spellEnd"/>
+            <w:r>
+              <w:t xml:space="preserve"> </w:t>
+            </w:r>
+            <w:proofErr w:type="spellStart"/>
+            <w:r>
+              <w:t>visível</w:t>
+            </w:r>
+            <w:proofErr w:type="spellEnd"/>
+            <w:r>
+              <w:t xml:space="preserve"> para </w:t>
+            </w:r>
+            <w:proofErr w:type="spellStart"/>
+            <w:r>
+              <w:t>os</w:t>
+            </w:r>
+            <w:proofErr w:type="spellEnd"/>
+            <w:r>
+              <w:t xml:space="preserve"> </w:t>
+            </w:r>
+            <w:proofErr w:type="spellStart"/>
+            <w:r>
+              <w:t>dois</w:t>
+            </w:r>
+            <w:proofErr w:type="spellEnd"/>
+            <w:r>
+              <w:t xml:space="preserve"> </w:t>
+            </w:r>
+            <w:proofErr w:type="spellStart"/>
+            <w:r>
+              <w:t>parceiros</w:t>
+            </w:r>
+            <w:proofErr w:type="spellEnd"/>
+            <w:r>
+              <w:t>.</w:t>
             </w:r>
           </w:p>
         </w:tc>
@@ -2524,9 +5973,19 @@
         </w:numPr>
         <w:jc w:val="both"/>
       </w:pPr>
-      <w:r>
-        <w:t>Modelos de Projeto</w:t>
-      </w:r>
+      <w:proofErr w:type="spellStart"/>
+      <w:r>
+        <w:t>Modelos</w:t>
+      </w:r>
+      <w:proofErr w:type="spellEnd"/>
+      <w:r>
+        <w:t xml:space="preserve"> de </w:t>
+      </w:r>
+      <w:proofErr w:type="spellStart"/>
+      <w:r>
+        <w:t>Projeto</w:t>
+      </w:r>
+      <w:proofErr w:type="spellEnd"/>
     </w:p>
     <w:p>
       <w:pPr>
@@ -2539,8 +5998,13 @@
       </w:pPr>
       <w:bookmarkStart w:id="8" w:name="_2s8eyo1" w:colFirst="0" w:colLast="0"/>
       <w:bookmarkEnd w:id="8"/>
-      <w:r>
-        <w:t xml:space="preserve">Arquitetura </w:t>
+      <w:proofErr w:type="spellStart"/>
+      <w:r>
+        <w:t>Arquitetura</w:t>
+      </w:r>
+      <w:proofErr w:type="spellEnd"/>
+      <w:r>
+        <w:t xml:space="preserve"> </w:t>
       </w:r>
     </w:p>
     <w:p>
@@ -2549,21 +6013,130 @@
       </w:pPr>
       <w:r>
         <w:rPr>
-          <w:rFonts w:ascii="Times New Roman" w:eastAsia="Times New Roman" w:hAnsi="Times New Roman" w:cs="Times New Roman"/>
-          <w:sz w:val="22"/>
-          <w:szCs w:val="22"/>
-        </w:rPr>
-        <w:t xml:space="preserve">Pode ser descrita com um diagrama apropriado da UML ou </w:t>
-      </w:r>
-      <w:r>
-        <w:rPr>
-          <w:rFonts w:ascii="Arial" w:eastAsia="Arial" w:hAnsi="Arial" w:cs="Arial"/>
-          <w:color w:val="222222"/>
-          <w:sz w:val="22"/>
-          <w:szCs w:val="22"/>
-          <w:highlight w:val="white"/>
-        </w:rPr>
-        <w:t xml:space="preserve"> C4 Model</w:t>
+          <w:noProof/>
+        </w:rPr>
+        <w:drawing>
+          <wp:inline distT="0" distB="0" distL="0" distR="0" wp14:anchorId="02FD89FE" wp14:editId="2FAE7D5D">
+            <wp:extent cx="5105391" cy="3406068"/>
+            <wp:effectExtent l="0" t="0" r="635" b="4445"/>
+            <wp:docPr id="10" name="Imagem 10"/>
+            <wp:cNvGraphicFramePr>
+              <a:graphicFrameLocks xmlns:a="http://schemas.openxmlformats.org/drawingml/2006/main" noChangeAspect="1"/>
+            </wp:cNvGraphicFramePr>
+            <a:graphic xmlns:a="http://schemas.openxmlformats.org/drawingml/2006/main">
+              <a:graphicData uri="http://schemas.openxmlformats.org/drawingml/2006/picture">
+                <pic:pic xmlns:pic="http://schemas.openxmlformats.org/drawingml/2006/picture">
+                  <pic:nvPicPr>
+                    <pic:cNvPr id="0" name="Picture 6"/>
+                    <pic:cNvPicPr>
+                      <a:picLocks noChangeAspect="1" noChangeArrowheads="1"/>
+                    </pic:cNvPicPr>
+                  </pic:nvPicPr>
+                  <pic:blipFill>
+                    <a:blip r:embed="rId16" cstate="print">
+                      <a:extLst>
+                        <a:ext uri="{28A0092B-C50C-407E-A947-70E740481C1C}">
+                          <a14:useLocalDpi xmlns:a14="http://schemas.microsoft.com/office/drawing/2010/main" val="0"/>
+                        </a:ext>
+                      </a:extLst>
+                    </a:blip>
+                    <a:srcRect/>
+                    <a:stretch>
+                      <a:fillRect/>
+                    </a:stretch>
+                  </pic:blipFill>
+                  <pic:spPr bwMode="auto">
+                    <a:xfrm>
+                      <a:off x="0" y="0"/>
+                      <a:ext cx="5113137" cy="3411236"/>
+                    </a:xfrm>
+                    <a:prstGeom prst="rect">
+                      <a:avLst/>
+                    </a:prstGeom>
+                    <a:noFill/>
+                    <a:ln>
+                      <a:noFill/>
+                    </a:ln>
+                  </pic:spPr>
+                </pic:pic>
+              </a:graphicData>
+            </a:graphic>
+          </wp:inline>
+        </w:drawing>
+      </w:r>
+      <w:r>
+        <w:t xml:space="preserve"> </w:t>
+      </w:r>
+      <w:r>
+        <w:rPr>
+          <w:noProof/>
+        </w:rPr>
+        <mc:AlternateContent>
+          <mc:Choice Requires="wps">
+            <w:drawing>
+              <wp:inline distT="0" distB="0" distL="0" distR="0" wp14:anchorId="35610832" wp14:editId="2E9A588C">
+                <wp:extent cx="301625" cy="301625"/>
+                <wp:effectExtent l="0" t="0" r="0" b="0"/>
+                <wp:docPr id="5" name="Retângulo 5" descr="Arquitetura de Sistema LifeDuo"/>
+                <wp:cNvGraphicFramePr>
+                  <a:graphicFrameLocks xmlns:a="http://schemas.openxmlformats.org/drawingml/2006/main" noChangeAspect="1"/>
+                </wp:cNvGraphicFramePr>
+                <a:graphic xmlns:a="http://schemas.openxmlformats.org/drawingml/2006/main">
+                  <a:graphicData uri="http://schemas.microsoft.com/office/word/2010/wordprocessingShape">
+                    <wps:wsp>
+                      <wps:cNvSpPr>
+                        <a:spLocks noChangeAspect="1" noChangeArrowheads="1"/>
+                      </wps:cNvSpPr>
+                      <wps:spPr bwMode="auto">
+                        <a:xfrm>
+                          <a:off x="0" y="0"/>
+                          <a:ext cx="301625" cy="301625"/>
+                        </a:xfrm>
+                        <a:prstGeom prst="rect">
+                          <a:avLst/>
+                        </a:prstGeom>
+                        <a:noFill/>
+                        <a:ln>
+                          <a:noFill/>
+                        </a:ln>
+                        <a:extLst>
+                          <a:ext uri="{909E8E84-426E-40DD-AFC4-6F175D3DCCD1}">
+                            <a14:hiddenFill xmlns:a14="http://schemas.microsoft.com/office/drawing/2010/main">
+                              <a:solidFill>
+                                <a:srgbClr val="FFFFFF"/>
+                              </a:solidFill>
+                            </a14:hiddenFill>
+                          </a:ext>
+                          <a:ext uri="{91240B29-F687-4F45-9708-019B960494DF}">
+                            <a14:hiddenLine xmlns:a14="http://schemas.microsoft.com/office/drawing/2010/main" w="9525">
+                              <a:solidFill>
+                                <a:srgbClr val="000000"/>
+                              </a:solidFill>
+                              <a:miter lim="800000"/>
+                              <a:headEnd/>
+                              <a:tailEnd/>
+                            </a14:hiddenLine>
+                          </a:ext>
+                        </a:extLst>
+                      </wps:spPr>
+                      <wps:bodyPr rot="0" vert="horz" wrap="square" lIns="91440" tIns="45720" rIns="91440" bIns="45720" anchor="t" anchorCtr="0" upright="1">
+                        <a:noAutofit/>
+                      </wps:bodyPr>
+                    </wps:wsp>
+                  </a:graphicData>
+                </a:graphic>
+              </wp:inline>
+            </w:drawing>
+          </mc:Choice>
+          <mc:Fallback>
+            <w:pict>
+              <v:rect w14:anchorId="350783E4" id="Retângulo 5" o:spid="_x0000_s1026" alt="Arquitetura de Sistema LifeDuo" style="width:23.75pt;height:23.75pt;visibility:visible;mso-wrap-style:square;mso-left-percent:-10001;mso-top-percent:-10001;mso-position-horizontal:absolute;mso-position-horizontal-relative:char;mso-position-vertical:absolute;mso-position-vertical-relative:line;mso-left-percent:-10001;mso-top-percent:-10001;v-text-anchor:top" o:gfxdata="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" filled="f" stroked="f">
+                <o:lock v:ext="edit" aspectratio="t"/>
+                <w10:anchorlock/>
+              </v:rect>
+            </w:pict>
+          </mc:Fallback>
+        </mc:AlternateContent>
       </w:r>
     </w:p>
     <w:p>
@@ -2577,8 +6150,30 @@
       </w:pPr>
       <w:bookmarkStart w:id="9" w:name="_3rdcrjn" w:colFirst="0" w:colLast="0"/>
       <w:bookmarkEnd w:id="9"/>
-      <w:r>
-        <w:t>Diagrama de Componentes e Implantação.</w:t>
+      <w:proofErr w:type="spellStart"/>
+      <w:r>
+        <w:lastRenderedPageBreak/>
+        <w:t>Diagrama</w:t>
+      </w:r>
+      <w:proofErr w:type="spellEnd"/>
+      <w:r>
+        <w:t xml:space="preserve"> de </w:t>
+      </w:r>
+      <w:proofErr w:type="spellStart"/>
+      <w:r>
+        <w:t>Componentes</w:t>
+      </w:r>
+      <w:proofErr w:type="spellEnd"/>
+      <w:r>
+        <w:t xml:space="preserve"> e </w:t>
+      </w:r>
+      <w:proofErr w:type="spellStart"/>
+      <w:r>
+        <w:t>Implantação</w:t>
+      </w:r>
+      <w:proofErr w:type="spellEnd"/>
+      <w:r>
+        <w:t>.</w:t>
       </w:r>
     </w:p>
     <w:p>
@@ -2590,13 +6185,239 @@
           <w:szCs w:val="22"/>
         </w:rPr>
       </w:pPr>
+      <w:proofErr w:type="spellStart"/>
       <w:r>
         <w:rPr>
           <w:rFonts w:ascii="Times New Roman" w:eastAsia="Times New Roman" w:hAnsi="Times New Roman" w:cs="Times New Roman"/>
           <w:sz w:val="22"/>
           <w:szCs w:val="22"/>
         </w:rPr>
-        <w:t>Diagramas de componentes do sistema. Diagrama de implantação mostrando onde os componentes estarão alocados para a execução.</w:t>
+        <w:t>Diagramas</w:t>
+      </w:r>
+      <w:proofErr w:type="spellEnd"/>
+      <w:r>
+        <w:rPr>
+          <w:rFonts w:ascii="Times New Roman" w:eastAsia="Times New Roman" w:hAnsi="Times New Roman" w:cs="Times New Roman"/>
+          <w:sz w:val="22"/>
+          <w:szCs w:val="22"/>
+        </w:rPr>
+        <w:t xml:space="preserve"> de </w:t>
+      </w:r>
+      <w:proofErr w:type="spellStart"/>
+      <w:r>
+        <w:rPr>
+          <w:rFonts w:ascii="Times New Roman" w:eastAsia="Times New Roman" w:hAnsi="Times New Roman" w:cs="Times New Roman"/>
+          <w:sz w:val="22"/>
+          <w:szCs w:val="22"/>
+        </w:rPr>
+        <w:t>componentes</w:t>
+      </w:r>
+      <w:proofErr w:type="spellEnd"/>
+      <w:r>
+        <w:rPr>
+          <w:rFonts w:ascii="Times New Roman" w:eastAsia="Times New Roman" w:hAnsi="Times New Roman" w:cs="Times New Roman"/>
+          <w:sz w:val="22"/>
+          <w:szCs w:val="22"/>
+        </w:rPr>
+        <w:t xml:space="preserve"> do </w:t>
+      </w:r>
+      <w:proofErr w:type="spellStart"/>
+      <w:r>
+        <w:rPr>
+          <w:rFonts w:ascii="Times New Roman" w:eastAsia="Times New Roman" w:hAnsi="Times New Roman" w:cs="Times New Roman"/>
+          <w:sz w:val="22"/>
+          <w:szCs w:val="22"/>
+        </w:rPr>
+        <w:t>sistema</w:t>
+      </w:r>
+      <w:proofErr w:type="spellEnd"/>
+      <w:r>
+        <w:rPr>
+          <w:rFonts w:ascii="Times New Roman" w:eastAsia="Times New Roman" w:hAnsi="Times New Roman" w:cs="Times New Roman"/>
+          <w:sz w:val="22"/>
+          <w:szCs w:val="22"/>
+        </w:rPr>
+        <w:t xml:space="preserve">. </w:t>
+      </w:r>
+      <w:proofErr w:type="spellStart"/>
+      <w:r>
+        <w:rPr>
+          <w:rFonts w:ascii="Times New Roman" w:eastAsia="Times New Roman" w:hAnsi="Times New Roman" w:cs="Times New Roman"/>
+          <w:sz w:val="22"/>
+          <w:szCs w:val="22"/>
+        </w:rPr>
+        <w:t>Diagrama</w:t>
+      </w:r>
+      <w:proofErr w:type="spellEnd"/>
+      <w:r>
+        <w:rPr>
+          <w:rFonts w:ascii="Times New Roman" w:eastAsia="Times New Roman" w:hAnsi="Times New Roman" w:cs="Times New Roman"/>
+          <w:sz w:val="22"/>
+          <w:szCs w:val="22"/>
+        </w:rPr>
+        <w:t xml:space="preserve"> de </w:t>
+      </w:r>
+      <w:proofErr w:type="spellStart"/>
+      <w:r>
+        <w:rPr>
+          <w:rFonts w:ascii="Times New Roman" w:eastAsia="Times New Roman" w:hAnsi="Times New Roman" w:cs="Times New Roman"/>
+          <w:sz w:val="22"/>
+          <w:szCs w:val="22"/>
+        </w:rPr>
+        <w:t>implantação</w:t>
+      </w:r>
+      <w:proofErr w:type="spellEnd"/>
+      <w:r>
+        <w:rPr>
+          <w:rFonts w:ascii="Times New Roman" w:eastAsia="Times New Roman" w:hAnsi="Times New Roman" w:cs="Times New Roman"/>
+          <w:sz w:val="22"/>
+          <w:szCs w:val="22"/>
+        </w:rPr>
+        <w:t xml:space="preserve"> </w:t>
+      </w:r>
+      <w:proofErr w:type="spellStart"/>
+      <w:r>
+        <w:rPr>
+          <w:rFonts w:ascii="Times New Roman" w:eastAsia="Times New Roman" w:hAnsi="Times New Roman" w:cs="Times New Roman"/>
+          <w:sz w:val="22"/>
+          <w:szCs w:val="22"/>
+        </w:rPr>
+        <w:t>mostrando</w:t>
+      </w:r>
+      <w:proofErr w:type="spellEnd"/>
+      <w:r>
+        <w:rPr>
+          <w:rFonts w:ascii="Times New Roman" w:eastAsia="Times New Roman" w:hAnsi="Times New Roman" w:cs="Times New Roman"/>
+          <w:sz w:val="22"/>
+          <w:szCs w:val="22"/>
+        </w:rPr>
+        <w:t xml:space="preserve"> </w:t>
+      </w:r>
+      <w:proofErr w:type="spellStart"/>
+      <w:r>
+        <w:rPr>
+          <w:rFonts w:ascii="Times New Roman" w:eastAsia="Times New Roman" w:hAnsi="Times New Roman" w:cs="Times New Roman"/>
+          <w:sz w:val="22"/>
+          <w:szCs w:val="22"/>
+        </w:rPr>
+        <w:t>onde</w:t>
+      </w:r>
+      <w:proofErr w:type="spellEnd"/>
+      <w:r>
+        <w:rPr>
+          <w:rFonts w:ascii="Times New Roman" w:eastAsia="Times New Roman" w:hAnsi="Times New Roman" w:cs="Times New Roman"/>
+          <w:sz w:val="22"/>
+          <w:szCs w:val="22"/>
+        </w:rPr>
+        <w:t xml:space="preserve"> </w:t>
+      </w:r>
+      <w:proofErr w:type="spellStart"/>
+      <w:r>
+        <w:rPr>
+          <w:rFonts w:ascii="Times New Roman" w:eastAsia="Times New Roman" w:hAnsi="Times New Roman" w:cs="Times New Roman"/>
+          <w:sz w:val="22"/>
+          <w:szCs w:val="22"/>
+        </w:rPr>
+        <w:t>os</w:t>
+      </w:r>
+      <w:proofErr w:type="spellEnd"/>
+      <w:r>
+        <w:rPr>
+          <w:rFonts w:ascii="Times New Roman" w:eastAsia="Times New Roman" w:hAnsi="Times New Roman" w:cs="Times New Roman"/>
+          <w:sz w:val="22"/>
+          <w:szCs w:val="22"/>
+        </w:rPr>
+        <w:t xml:space="preserve"> </w:t>
+      </w:r>
+      <w:proofErr w:type="spellStart"/>
+      <w:r>
+        <w:rPr>
+          <w:rFonts w:ascii="Times New Roman" w:eastAsia="Times New Roman" w:hAnsi="Times New Roman" w:cs="Times New Roman"/>
+          <w:sz w:val="22"/>
+          <w:szCs w:val="22"/>
+        </w:rPr>
+        <w:t>componentes</w:t>
+      </w:r>
+      <w:proofErr w:type="spellEnd"/>
+      <w:r>
+        <w:rPr>
+          <w:rFonts w:ascii="Times New Roman" w:eastAsia="Times New Roman" w:hAnsi="Times New Roman" w:cs="Times New Roman"/>
+          <w:sz w:val="22"/>
+          <w:szCs w:val="22"/>
+        </w:rPr>
+        <w:t xml:space="preserve"> </w:t>
+      </w:r>
+      <w:proofErr w:type="spellStart"/>
+      <w:r>
+        <w:rPr>
+          <w:rFonts w:ascii="Times New Roman" w:eastAsia="Times New Roman" w:hAnsi="Times New Roman" w:cs="Times New Roman"/>
+          <w:sz w:val="22"/>
+          <w:szCs w:val="22"/>
+        </w:rPr>
+        <w:t>estarão</w:t>
+      </w:r>
+      <w:proofErr w:type="spellEnd"/>
+      <w:r>
+        <w:rPr>
+          <w:rFonts w:ascii="Times New Roman" w:eastAsia="Times New Roman" w:hAnsi="Times New Roman" w:cs="Times New Roman"/>
+          <w:sz w:val="22"/>
+          <w:szCs w:val="22"/>
+        </w:rPr>
+        <w:t xml:space="preserve"> </w:t>
+      </w:r>
+      <w:proofErr w:type="spellStart"/>
+      <w:r>
+        <w:rPr>
+          <w:rFonts w:ascii="Times New Roman" w:eastAsia="Times New Roman" w:hAnsi="Times New Roman" w:cs="Times New Roman"/>
+          <w:sz w:val="22"/>
+          <w:szCs w:val="22"/>
+        </w:rPr>
+        <w:t>alocados</w:t>
+      </w:r>
+      <w:proofErr w:type="spellEnd"/>
+      <w:r>
+        <w:rPr>
+          <w:rFonts w:ascii="Times New Roman" w:eastAsia="Times New Roman" w:hAnsi="Times New Roman" w:cs="Times New Roman"/>
+          <w:sz w:val="22"/>
+          <w:szCs w:val="22"/>
+        </w:rPr>
+        <w:t xml:space="preserve"> para </w:t>
+      </w:r>
+      <w:proofErr w:type="gramStart"/>
+      <w:r>
+        <w:rPr>
+          <w:rFonts w:ascii="Times New Roman" w:eastAsia="Times New Roman" w:hAnsi="Times New Roman" w:cs="Times New Roman"/>
+          <w:sz w:val="22"/>
+          <w:szCs w:val="22"/>
+        </w:rPr>
+        <w:t>a</w:t>
+      </w:r>
+      <w:proofErr w:type="gramEnd"/>
+      <w:r>
+        <w:rPr>
+          <w:rFonts w:ascii="Times New Roman" w:eastAsia="Times New Roman" w:hAnsi="Times New Roman" w:cs="Times New Roman"/>
+          <w:sz w:val="22"/>
+          <w:szCs w:val="22"/>
+        </w:rPr>
+        <w:t xml:space="preserve"> </w:t>
+      </w:r>
+      <w:proofErr w:type="spellStart"/>
+      <w:r>
+        <w:rPr>
+          <w:rFonts w:ascii="Times New Roman" w:eastAsia="Times New Roman" w:hAnsi="Times New Roman" w:cs="Times New Roman"/>
+          <w:sz w:val="22"/>
+          <w:szCs w:val="22"/>
+        </w:rPr>
+        <w:t>execução</w:t>
+      </w:r>
+      <w:proofErr w:type="spellEnd"/>
+      <w:r>
+        <w:rPr>
+          <w:rFonts w:ascii="Times New Roman" w:eastAsia="Times New Roman" w:hAnsi="Times New Roman" w:cs="Times New Roman"/>
+          <w:sz w:val="22"/>
+          <w:szCs w:val="22"/>
+        </w:rPr>
+        <w:t>.</w:t>
       </w:r>
     </w:p>
     <w:p>
@@ -2620,16 +6441,34 @@
       </w:pPr>
       <w:bookmarkStart w:id="10" w:name="_3dy6vkm" w:colFirst="0" w:colLast="0"/>
       <w:bookmarkEnd w:id="10"/>
-      <w:r>
-        <w:t>Diagrama de Classes</w:t>
+      <w:proofErr w:type="spellStart"/>
+      <w:r>
+        <w:t>Diagrama</w:t>
+      </w:r>
+      <w:proofErr w:type="spellEnd"/>
+      <w:r>
+        <w:t xml:space="preserve"> de Classes</w:t>
       </w:r>
     </w:p>
     <w:p>
       <w:pPr>
         <w:jc w:val="both"/>
       </w:pPr>
-      <w:r>
-        <w:t>Diagrama de classes do sistema.</w:t>
+      <w:proofErr w:type="spellStart"/>
+      <w:r>
+        <w:t>Diagrama</w:t>
+      </w:r>
+      <w:proofErr w:type="spellEnd"/>
+      <w:r>
+        <w:t xml:space="preserve"> de classes do </w:t>
+      </w:r>
+      <w:proofErr w:type="spellStart"/>
+      <w:r>
+        <w:t>sistema</w:t>
+      </w:r>
+      <w:proofErr w:type="spellEnd"/>
+      <w:r>
+        <w:t>.</w:t>
       </w:r>
     </w:p>
     <w:p>
@@ -2648,21 +6487,113 @@
       </w:pPr>
       <w:bookmarkStart w:id="11" w:name="_1t3h5sf" w:colFirst="0" w:colLast="0"/>
       <w:bookmarkEnd w:id="11"/>
-      <w:r>
-        <w:t>Diagramas de Sequência</w:t>
-      </w:r>
+      <w:proofErr w:type="spellStart"/>
+      <w:r>
+        <w:t>Diagramas</w:t>
+      </w:r>
+      <w:proofErr w:type="spellEnd"/>
+      <w:r>
+        <w:t xml:space="preserve"> de </w:t>
+      </w:r>
+      <w:proofErr w:type="spellStart"/>
+      <w:r>
+        <w:t>Sequência</w:t>
+      </w:r>
+      <w:proofErr w:type="spellEnd"/>
     </w:p>
     <w:p>
       <w:pPr>
         <w:jc w:val="both"/>
       </w:pPr>
+      <w:proofErr w:type="spellStart"/>
       <w:r>
         <w:rPr>
           <w:rFonts w:ascii="Times New Roman" w:eastAsia="Times New Roman" w:hAnsi="Times New Roman" w:cs="Times New Roman"/>
           <w:sz w:val="22"/>
           <w:szCs w:val="22"/>
         </w:rPr>
-        <w:t>Diagramas de sequência para realização de casos de uso.</w:t>
+        <w:t>Diagramas</w:t>
+      </w:r>
+      <w:proofErr w:type="spellEnd"/>
+      <w:r>
+        <w:rPr>
+          <w:rFonts w:ascii="Times New Roman" w:eastAsia="Times New Roman" w:hAnsi="Times New Roman" w:cs="Times New Roman"/>
+          <w:sz w:val="22"/>
+          <w:szCs w:val="22"/>
+        </w:rPr>
+        <w:t xml:space="preserve"> de </w:t>
+      </w:r>
+      <w:proofErr w:type="spellStart"/>
+      <w:r>
+        <w:rPr>
+          <w:rFonts w:ascii="Times New Roman" w:eastAsia="Times New Roman" w:hAnsi="Times New Roman" w:cs="Times New Roman"/>
+          <w:sz w:val="22"/>
+          <w:szCs w:val="22"/>
+        </w:rPr>
+        <w:t>sequência</w:t>
+      </w:r>
+      <w:proofErr w:type="spellEnd"/>
+      <w:r>
+        <w:rPr>
+          <w:rFonts w:ascii="Times New Roman" w:eastAsia="Times New Roman" w:hAnsi="Times New Roman" w:cs="Times New Roman"/>
+          <w:sz w:val="22"/>
+          <w:szCs w:val="22"/>
+        </w:rPr>
+        <w:t xml:space="preserve"> para </w:t>
+      </w:r>
+      <w:proofErr w:type="spellStart"/>
+      <w:r>
+        <w:rPr>
+          <w:rFonts w:ascii="Times New Roman" w:eastAsia="Times New Roman" w:hAnsi="Times New Roman" w:cs="Times New Roman"/>
+          <w:sz w:val="22"/>
+          <w:szCs w:val="22"/>
+        </w:rPr>
+        <w:t>realização</w:t>
+      </w:r>
+      <w:proofErr w:type="spellEnd"/>
+      <w:r>
+        <w:rPr>
+          <w:rFonts w:ascii="Times New Roman" w:eastAsia="Times New Roman" w:hAnsi="Times New Roman" w:cs="Times New Roman"/>
+          <w:sz w:val="22"/>
+          <w:szCs w:val="22"/>
+        </w:rPr>
+        <w:t xml:space="preserve"> de </w:t>
+      </w:r>
+      <w:proofErr w:type="spellStart"/>
+      <w:r>
+        <w:rPr>
+          <w:rFonts w:ascii="Times New Roman" w:eastAsia="Times New Roman" w:hAnsi="Times New Roman" w:cs="Times New Roman"/>
+          <w:sz w:val="22"/>
+          <w:szCs w:val="22"/>
+        </w:rPr>
+        <w:t>casos</w:t>
+      </w:r>
+      <w:proofErr w:type="spellEnd"/>
+      <w:r>
+        <w:rPr>
+          <w:rFonts w:ascii="Times New Roman" w:eastAsia="Times New Roman" w:hAnsi="Times New Roman" w:cs="Times New Roman"/>
+          <w:sz w:val="22"/>
+          <w:szCs w:val="22"/>
+        </w:rPr>
+        <w:t xml:space="preserve"> de </w:t>
+      </w:r>
+      <w:proofErr w:type="spellStart"/>
+      <w:r>
+        <w:rPr>
+          <w:rFonts w:ascii="Times New Roman" w:eastAsia="Times New Roman" w:hAnsi="Times New Roman" w:cs="Times New Roman"/>
+          <w:sz w:val="22"/>
+          <w:szCs w:val="22"/>
+        </w:rPr>
+        <w:t>uso</w:t>
+      </w:r>
+      <w:proofErr w:type="spellEnd"/>
+      <w:r>
+        <w:rPr>
+          <w:rFonts w:ascii="Times New Roman" w:eastAsia="Times New Roman" w:hAnsi="Times New Roman" w:cs="Times New Roman"/>
+          <w:sz w:val="22"/>
+          <w:szCs w:val="22"/>
+        </w:rPr>
+        <w:t>.</w:t>
       </w:r>
     </w:p>
     <w:p>
@@ -2681,22 +6612,113 @@
       </w:pPr>
       <w:bookmarkStart w:id="12" w:name="_4d34og8" w:colFirst="0" w:colLast="0"/>
       <w:bookmarkEnd w:id="12"/>
-      <w:r>
-        <w:lastRenderedPageBreak/>
-        <w:t>Diagramas de Comunicação</w:t>
-      </w:r>
+      <w:proofErr w:type="spellStart"/>
+      <w:r>
+        <w:t>Diagramas</w:t>
+      </w:r>
+      <w:proofErr w:type="spellEnd"/>
+      <w:r>
+        <w:t xml:space="preserve"> de </w:t>
+      </w:r>
+      <w:proofErr w:type="spellStart"/>
+      <w:r>
+        <w:t>Comunicação</w:t>
+      </w:r>
+      <w:proofErr w:type="spellEnd"/>
     </w:p>
     <w:p>
       <w:pPr>
         <w:jc w:val="both"/>
       </w:pPr>
+      <w:proofErr w:type="spellStart"/>
       <w:r>
         <w:rPr>
           <w:rFonts w:ascii="Times New Roman" w:eastAsia="Times New Roman" w:hAnsi="Times New Roman" w:cs="Times New Roman"/>
           <w:sz w:val="22"/>
           <w:szCs w:val="22"/>
         </w:rPr>
-        <w:t>Diagramas de comunicação para realização de casos de uso.</w:t>
+        <w:t>Diagramas</w:t>
+      </w:r>
+      <w:proofErr w:type="spellEnd"/>
+      <w:r>
+        <w:rPr>
+          <w:rFonts w:ascii="Times New Roman" w:eastAsia="Times New Roman" w:hAnsi="Times New Roman" w:cs="Times New Roman"/>
+          <w:sz w:val="22"/>
+          <w:szCs w:val="22"/>
+        </w:rPr>
+        <w:t xml:space="preserve"> de </w:t>
+      </w:r>
+      <w:proofErr w:type="spellStart"/>
+      <w:r>
+        <w:rPr>
+          <w:rFonts w:ascii="Times New Roman" w:eastAsia="Times New Roman" w:hAnsi="Times New Roman" w:cs="Times New Roman"/>
+          <w:sz w:val="22"/>
+          <w:szCs w:val="22"/>
+        </w:rPr>
+        <w:t>comunicação</w:t>
+      </w:r>
+      <w:proofErr w:type="spellEnd"/>
+      <w:r>
+        <w:rPr>
+          <w:rFonts w:ascii="Times New Roman" w:eastAsia="Times New Roman" w:hAnsi="Times New Roman" w:cs="Times New Roman"/>
+          <w:sz w:val="22"/>
+          <w:szCs w:val="22"/>
+        </w:rPr>
+        <w:t xml:space="preserve"> para </w:t>
+      </w:r>
+      <w:proofErr w:type="spellStart"/>
+      <w:r>
+        <w:rPr>
+          <w:rFonts w:ascii="Times New Roman" w:eastAsia="Times New Roman" w:hAnsi="Times New Roman" w:cs="Times New Roman"/>
+          <w:sz w:val="22"/>
+          <w:szCs w:val="22"/>
+        </w:rPr>
+        <w:t>realização</w:t>
+      </w:r>
+      <w:proofErr w:type="spellEnd"/>
+      <w:r>
+        <w:rPr>
+          <w:rFonts w:ascii="Times New Roman" w:eastAsia="Times New Roman" w:hAnsi="Times New Roman" w:cs="Times New Roman"/>
+          <w:sz w:val="22"/>
+          <w:szCs w:val="22"/>
+        </w:rPr>
+        <w:t xml:space="preserve"> de </w:t>
+      </w:r>
+      <w:proofErr w:type="spellStart"/>
+      <w:r>
+        <w:rPr>
+          <w:rFonts w:ascii="Times New Roman" w:eastAsia="Times New Roman" w:hAnsi="Times New Roman" w:cs="Times New Roman"/>
+          <w:sz w:val="22"/>
+          <w:szCs w:val="22"/>
+        </w:rPr>
+        <w:t>casos</w:t>
+      </w:r>
+      <w:proofErr w:type="spellEnd"/>
+      <w:r>
+        <w:rPr>
+          <w:rFonts w:ascii="Times New Roman" w:eastAsia="Times New Roman" w:hAnsi="Times New Roman" w:cs="Times New Roman"/>
+          <w:sz w:val="22"/>
+          <w:szCs w:val="22"/>
+        </w:rPr>
+        <w:t xml:space="preserve"> de </w:t>
+      </w:r>
+      <w:proofErr w:type="spellStart"/>
+      <w:r>
+        <w:rPr>
+          <w:rFonts w:ascii="Times New Roman" w:eastAsia="Times New Roman" w:hAnsi="Times New Roman" w:cs="Times New Roman"/>
+          <w:sz w:val="22"/>
+          <w:szCs w:val="22"/>
+        </w:rPr>
+        <w:t>uso</w:t>
+      </w:r>
+      <w:proofErr w:type="spellEnd"/>
+      <w:r>
+        <w:rPr>
+          <w:rFonts w:ascii="Times New Roman" w:eastAsia="Times New Roman" w:hAnsi="Times New Roman" w:cs="Times New Roman"/>
+          <w:sz w:val="22"/>
+          <w:szCs w:val="22"/>
+        </w:rPr>
+        <w:t>.</w:t>
       </w:r>
     </w:p>
     <w:p>
@@ -2728,9 +6750,19 @@
       </w:pPr>
       <w:bookmarkStart w:id="13" w:name="_17dp8vu" w:colFirst="0" w:colLast="0"/>
       <w:bookmarkEnd w:id="13"/>
-      <w:r>
-        <w:t>Diagramas de Estados</w:t>
-      </w:r>
+      <w:proofErr w:type="spellStart"/>
+      <w:r>
+        <w:t>Diagramas</w:t>
+      </w:r>
+      <w:proofErr w:type="spellEnd"/>
+      <w:r>
+        <w:t xml:space="preserve"> de </w:t>
+      </w:r>
+      <w:proofErr w:type="spellStart"/>
+      <w:r>
+        <w:t>Estados</w:t>
+      </w:r>
+      <w:proofErr w:type="spellEnd"/>
     </w:p>
     <w:p>
       <w:pPr>
@@ -2750,13 +6782,59 @@
           <w:szCs w:val="22"/>
         </w:rPr>
       </w:pPr>
+      <w:proofErr w:type="spellStart"/>
       <w:r>
         <w:rPr>
           <w:rFonts w:ascii="Times New Roman" w:eastAsia="Times New Roman" w:hAnsi="Times New Roman" w:cs="Times New Roman"/>
           <w:sz w:val="22"/>
           <w:szCs w:val="22"/>
         </w:rPr>
-        <w:t>Diagramas de estados do sistema.</w:t>
+        <w:t>Diagramas</w:t>
+      </w:r>
+      <w:proofErr w:type="spellEnd"/>
+      <w:r>
+        <w:rPr>
+          <w:rFonts w:ascii="Times New Roman" w:eastAsia="Times New Roman" w:hAnsi="Times New Roman" w:cs="Times New Roman"/>
+          <w:sz w:val="22"/>
+          <w:szCs w:val="22"/>
+        </w:rPr>
+        <w:t xml:space="preserve"> de </w:t>
+      </w:r>
+      <w:proofErr w:type="spellStart"/>
+      <w:r>
+        <w:rPr>
+          <w:rFonts w:ascii="Times New Roman" w:eastAsia="Times New Roman" w:hAnsi="Times New Roman" w:cs="Times New Roman"/>
+          <w:sz w:val="22"/>
+          <w:szCs w:val="22"/>
+        </w:rPr>
+        <w:t>estados</w:t>
+      </w:r>
+      <w:proofErr w:type="spellEnd"/>
+      <w:r>
+        <w:rPr>
+          <w:rFonts w:ascii="Times New Roman" w:eastAsia="Times New Roman" w:hAnsi="Times New Roman" w:cs="Times New Roman"/>
+          <w:sz w:val="22"/>
+          <w:szCs w:val="22"/>
+        </w:rPr>
+        <w:t xml:space="preserve"> do </w:t>
+      </w:r>
+      <w:proofErr w:type="spellStart"/>
+      <w:r>
+        <w:rPr>
+          <w:rFonts w:ascii="Times New Roman" w:eastAsia="Times New Roman" w:hAnsi="Times New Roman" w:cs="Times New Roman"/>
+          <w:sz w:val="22"/>
+          <w:szCs w:val="22"/>
+        </w:rPr>
+        <w:t>sistema</w:t>
+      </w:r>
+      <w:proofErr w:type="spellEnd"/>
+      <w:r>
+        <w:rPr>
+          <w:rFonts w:ascii="Times New Roman" w:eastAsia="Times New Roman" w:hAnsi="Times New Roman" w:cs="Times New Roman"/>
+          <w:sz w:val="22"/>
+          <w:szCs w:val="22"/>
+        </w:rPr>
+        <w:t>.</w:t>
       </w:r>
     </w:p>
     <w:p>
@@ -2770,8 +6848,13 @@
       </w:pPr>
       <w:bookmarkStart w:id="14" w:name="_44sinio" w:colFirst="0" w:colLast="0"/>
       <w:bookmarkEnd w:id="14"/>
-      <w:r>
-        <w:t>Modelos de Dados</w:t>
+      <w:proofErr w:type="spellStart"/>
+      <w:r>
+        <w:t>Modelos</w:t>
+      </w:r>
+      <w:proofErr w:type="spellEnd"/>
+      <w:r>
+        <w:t xml:space="preserve"> de Dados</w:t>
       </w:r>
     </w:p>
     <w:p>
@@ -2793,8 +6876,45 @@
           <w:sz w:val="22"/>
           <w:szCs w:val="22"/>
         </w:rPr>
-        <w:t xml:space="preserve">Deve-se apresentar os </w:t>
-      </w:r>
+        <w:t xml:space="preserve">Deve-se </w:t>
+      </w:r>
+      <w:proofErr w:type="spellStart"/>
+      <w:r>
+        <w:rPr>
+          <w:rFonts w:ascii="Times New Roman" w:eastAsia="Times New Roman" w:hAnsi="Times New Roman" w:cs="Times New Roman"/>
+          <w:sz w:val="22"/>
+          <w:szCs w:val="22"/>
+        </w:rPr>
+        <w:t>apresentar</w:t>
+      </w:r>
+      <w:proofErr w:type="spellEnd"/>
+      <w:r>
+        <w:rPr>
+          <w:rFonts w:ascii="Times New Roman" w:eastAsia="Times New Roman" w:hAnsi="Times New Roman" w:cs="Times New Roman"/>
+          <w:sz w:val="22"/>
+          <w:szCs w:val="22"/>
+        </w:rPr>
+        <w:t xml:space="preserve"> </w:t>
+      </w:r>
+      <w:proofErr w:type="spellStart"/>
+      <w:r>
+        <w:rPr>
+          <w:rFonts w:ascii="Times New Roman" w:eastAsia="Times New Roman" w:hAnsi="Times New Roman" w:cs="Times New Roman"/>
+          <w:sz w:val="22"/>
+          <w:szCs w:val="22"/>
+        </w:rPr>
+        <w:t>os</w:t>
+      </w:r>
+      <w:proofErr w:type="spellEnd"/>
+      <w:r>
+        <w:rPr>
+          <w:rFonts w:ascii="Times New Roman" w:eastAsia="Times New Roman" w:hAnsi="Times New Roman" w:cs="Times New Roman"/>
+          <w:sz w:val="22"/>
+          <w:szCs w:val="22"/>
+        </w:rPr>
+        <w:t xml:space="preserve"> </w:t>
+      </w:r>
+      <w:proofErr w:type="spellStart"/>
       <w:r>
         <w:rPr>
           <w:rFonts w:ascii="Times New Roman" w:eastAsia="Times New Roman" w:hAnsi="Times New Roman" w:cs="Times New Roman"/>
@@ -2802,11 +6922,121 @@
           <w:sz w:val="22"/>
           <w:szCs w:val="22"/>
         </w:rPr>
-        <w:t xml:space="preserve">esquemas de banco de dados e as estratégias de mapeamento entre as representações de objetos e não-objetos. </w:t>
+        <w:t>esquemas</w:t>
+      </w:r>
+      <w:proofErr w:type="spellEnd"/>
+      <w:r>
+        <w:rPr>
+          <w:rFonts w:ascii="Times New Roman" w:eastAsia="Times New Roman" w:hAnsi="Times New Roman" w:cs="Times New Roman"/>
+          <w:color w:val="000000"/>
+          <w:sz w:val="22"/>
+          <w:szCs w:val="22"/>
+        </w:rPr>
+        <w:t xml:space="preserve"> de banco de dados e as </w:t>
+      </w:r>
+      <w:proofErr w:type="spellStart"/>
+      <w:r>
+        <w:rPr>
+          <w:rFonts w:ascii="Times New Roman" w:eastAsia="Times New Roman" w:hAnsi="Times New Roman" w:cs="Times New Roman"/>
+          <w:color w:val="000000"/>
+          <w:sz w:val="22"/>
+          <w:szCs w:val="22"/>
+        </w:rPr>
+        <w:t>estratégias</w:t>
+      </w:r>
+      <w:proofErr w:type="spellEnd"/>
+      <w:r>
+        <w:rPr>
+          <w:rFonts w:ascii="Times New Roman" w:eastAsia="Times New Roman" w:hAnsi="Times New Roman" w:cs="Times New Roman"/>
+          <w:color w:val="000000"/>
+          <w:sz w:val="22"/>
+          <w:szCs w:val="22"/>
+        </w:rPr>
+        <w:t xml:space="preserve"> de </w:t>
+      </w:r>
+      <w:proofErr w:type="spellStart"/>
+      <w:r>
+        <w:rPr>
+          <w:rFonts w:ascii="Times New Roman" w:eastAsia="Times New Roman" w:hAnsi="Times New Roman" w:cs="Times New Roman"/>
+          <w:color w:val="000000"/>
+          <w:sz w:val="22"/>
+          <w:szCs w:val="22"/>
+        </w:rPr>
+        <w:t>mapeamento</w:t>
+      </w:r>
+      <w:proofErr w:type="spellEnd"/>
+      <w:r>
+        <w:rPr>
+          <w:rFonts w:ascii="Times New Roman" w:eastAsia="Times New Roman" w:hAnsi="Times New Roman" w:cs="Times New Roman"/>
+          <w:color w:val="000000"/>
+          <w:sz w:val="22"/>
+          <w:szCs w:val="22"/>
+        </w:rPr>
+        <w:t xml:space="preserve"> entre as </w:t>
+      </w:r>
+      <w:proofErr w:type="spellStart"/>
+      <w:r>
+        <w:rPr>
+          <w:rFonts w:ascii="Times New Roman" w:eastAsia="Times New Roman" w:hAnsi="Times New Roman" w:cs="Times New Roman"/>
+          <w:color w:val="000000"/>
+          <w:sz w:val="22"/>
+          <w:szCs w:val="22"/>
+        </w:rPr>
+        <w:t>representações</w:t>
+      </w:r>
+      <w:proofErr w:type="spellEnd"/>
+      <w:r>
+        <w:rPr>
+          <w:rFonts w:ascii="Times New Roman" w:eastAsia="Times New Roman" w:hAnsi="Times New Roman" w:cs="Times New Roman"/>
+          <w:color w:val="000000"/>
+          <w:sz w:val="22"/>
+          <w:szCs w:val="22"/>
+        </w:rPr>
+        <w:t xml:space="preserve"> de </w:t>
+      </w:r>
+      <w:proofErr w:type="spellStart"/>
+      <w:r>
+        <w:rPr>
+          <w:rFonts w:ascii="Times New Roman" w:eastAsia="Times New Roman" w:hAnsi="Times New Roman" w:cs="Times New Roman"/>
+          <w:color w:val="000000"/>
+          <w:sz w:val="22"/>
+          <w:szCs w:val="22"/>
+        </w:rPr>
+        <w:t>objetos</w:t>
+      </w:r>
+      <w:proofErr w:type="spellEnd"/>
+      <w:r>
+        <w:rPr>
+          <w:rFonts w:ascii="Times New Roman" w:eastAsia="Times New Roman" w:hAnsi="Times New Roman" w:cs="Times New Roman"/>
+          <w:color w:val="000000"/>
+          <w:sz w:val="22"/>
+          <w:szCs w:val="22"/>
+        </w:rPr>
+        <w:t xml:space="preserve"> e </w:t>
+      </w:r>
+      <w:proofErr w:type="spellStart"/>
+      <w:r>
+        <w:rPr>
+          <w:rFonts w:ascii="Times New Roman" w:eastAsia="Times New Roman" w:hAnsi="Times New Roman" w:cs="Times New Roman"/>
+          <w:color w:val="000000"/>
+          <w:sz w:val="22"/>
+          <w:szCs w:val="22"/>
+        </w:rPr>
+        <w:t>não-objetos</w:t>
+      </w:r>
+      <w:proofErr w:type="spellEnd"/>
+      <w:r>
+        <w:rPr>
+          <w:rFonts w:ascii="Times New Roman" w:eastAsia="Times New Roman" w:hAnsi="Times New Roman" w:cs="Times New Roman"/>
+          <w:color w:val="000000"/>
+          <w:sz w:val="22"/>
+          <w:szCs w:val="22"/>
+        </w:rPr>
+        <w:t xml:space="preserve">. </w:t>
       </w:r>
     </w:p>
     <w:sectPr>
-      <w:headerReference w:type="default" r:id="rId16"/>
+      <w:headerReference w:type="default" r:id="rId17"/>
       <w:pgSz w:w="12240" w:h="15840"/>
       <w:pgMar w:top="1440" w:right="1296" w:bottom="1440" w:left="1296" w:header="720" w:footer="720" w:gutter="0"/>
       <w:pgNumType w:start="1"/>
@@ -3074,6 +7304,7 @@
         <w:szCs w:val="20"/>
       </w:rPr>
     </w:pPr>
+    <w:proofErr w:type="spellStart"/>
     <w:r>
       <w:rPr>
         <w:b/>
@@ -3082,8 +7313,42 @@
         <w:sz w:val="20"/>
         <w:szCs w:val="20"/>
       </w:rPr>
-      <w:t>Documentação de Projeto para o Sistema &lt;</w:t>
+      <w:t>Documentação</w:t>
     </w:r>
+    <w:proofErr w:type="spellEnd"/>
+    <w:r>
+      <w:rPr>
+        <w:b/>
+        <w:i/>
+        <w:color w:val="000000"/>
+        <w:sz w:val="20"/>
+        <w:szCs w:val="20"/>
+      </w:rPr>
+      <w:t xml:space="preserve"> de </w:t>
+    </w:r>
+    <w:proofErr w:type="spellStart"/>
+    <w:r>
+      <w:rPr>
+        <w:b/>
+        <w:i/>
+        <w:color w:val="000000"/>
+        <w:sz w:val="20"/>
+        <w:szCs w:val="20"/>
+      </w:rPr>
+      <w:t>Projeto</w:t>
+    </w:r>
+    <w:proofErr w:type="spellEnd"/>
+    <w:r>
+      <w:rPr>
+        <w:b/>
+        <w:i/>
+        <w:color w:val="000000"/>
+        <w:sz w:val="20"/>
+        <w:szCs w:val="20"/>
+      </w:rPr>
+      <w:t xml:space="preserve"> para o Sistema &lt;</w:t>
+    </w:r>
+    <w:proofErr w:type="spellStart"/>
     <w:r>
       <w:rPr>
         <w:b/>
@@ -3094,6 +7359,7 @@
       </w:rPr>
       <w:t>LifeDuo</w:t>
     </w:r>
+    <w:proofErr w:type="spellEnd"/>
     <w:r>
       <w:rPr>
         <w:b/>
@@ -3102,7 +7368,29 @@
         <w:sz w:val="20"/>
         <w:szCs w:val="20"/>
       </w:rPr>
-      <w:t xml:space="preserve">&gt; Página  </w:t>
+      <w:t xml:space="preserve">&gt; </w:t>
+    </w:r>
+    <w:proofErr w:type="spellStart"/>
+    <w:r>
+      <w:rPr>
+        <w:b/>
+        <w:i/>
+        <w:color w:val="000000"/>
+        <w:sz w:val="20"/>
+        <w:szCs w:val="20"/>
+      </w:rPr>
+      <w:t>Página</w:t>
+    </w:r>
+    <w:proofErr w:type="spellEnd"/>
+    <w:r>
+      <w:rPr>
+        <w:b/>
+        <w:i/>
+        <w:color w:val="000000"/>
+        <w:sz w:val="20"/>
+        <w:szCs w:val="20"/>
+      </w:rPr>
+      <w:t xml:space="preserve">  </w:t>
     </w:r>
     <w:r>
       <w:rPr>
@@ -3207,6 +7495,7 @@
         <w:szCs w:val="20"/>
       </w:rPr>
     </w:pPr>
+    <w:proofErr w:type="spellStart"/>
     <w:r>
       <w:rPr>
         <w:b/>
@@ -3215,8 +7504,42 @@
         <w:sz w:val="20"/>
         <w:szCs w:val="20"/>
       </w:rPr>
-      <w:t>Documentação de Projeto para o Sistema &lt;</w:t>
+      <w:t>Documentação</w:t>
     </w:r>
+    <w:proofErr w:type="spellEnd"/>
+    <w:r>
+      <w:rPr>
+        <w:b/>
+        <w:i/>
+        <w:color w:val="000000"/>
+        <w:sz w:val="20"/>
+        <w:szCs w:val="20"/>
+      </w:rPr>
+      <w:t xml:space="preserve"> de </w:t>
+    </w:r>
+    <w:proofErr w:type="spellStart"/>
+    <w:r>
+      <w:rPr>
+        <w:b/>
+        <w:i/>
+        <w:color w:val="000000"/>
+        <w:sz w:val="20"/>
+        <w:szCs w:val="20"/>
+      </w:rPr>
+      <w:t>Projeto</w:t>
+    </w:r>
+    <w:proofErr w:type="spellEnd"/>
+    <w:r>
+      <w:rPr>
+        <w:b/>
+        <w:i/>
+        <w:color w:val="000000"/>
+        <w:sz w:val="20"/>
+        <w:szCs w:val="20"/>
+      </w:rPr>
+      <w:t xml:space="preserve"> para o Sistema &lt;</w:t>
+    </w:r>
+    <w:proofErr w:type="spellStart"/>
     <w:r>
       <w:rPr>
         <w:b/>
@@ -3227,6 +7550,7 @@
       </w:rPr>
       <w:t>LifeDuo</w:t>
     </w:r>
+    <w:proofErr w:type="spellEnd"/>
     <w:r>
       <w:rPr>
         <w:b/>
@@ -3235,7 +7559,29 @@
         <w:sz w:val="20"/>
         <w:szCs w:val="20"/>
       </w:rPr>
-      <w:t xml:space="preserve">&gt; Página </w:t>
+      <w:t xml:space="preserve">&gt; </w:t>
+    </w:r>
+    <w:proofErr w:type="spellStart"/>
+    <w:r>
+      <w:rPr>
+        <w:b/>
+        <w:i/>
+        <w:color w:val="000000"/>
+        <w:sz w:val="20"/>
+        <w:szCs w:val="20"/>
+      </w:rPr>
+      <w:t>Página</w:t>
+    </w:r>
+    <w:proofErr w:type="spellEnd"/>
+    <w:r>
+      <w:rPr>
+        <w:b/>
+        <w:i/>
+        <w:color w:val="000000"/>
+        <w:sz w:val="20"/>
+        <w:szCs w:val="20"/>
+      </w:rPr>
+      <w:t xml:space="preserve"> </w:t>
     </w:r>
     <w:r>
       <w:rPr>

--- a/docs/LifeDuo - Documentação de Projeto.docx
+++ b/docs/LifeDuo - Documentação de Projeto.docx
@@ -6185,239 +6185,61 @@
           <w:szCs w:val="22"/>
         </w:rPr>
       </w:pPr>
-      <w:proofErr w:type="spellStart"/>
       <w:r>
         <w:rPr>
           <w:rFonts w:ascii="Times New Roman" w:eastAsia="Times New Roman" w:hAnsi="Times New Roman" w:cs="Times New Roman"/>
+          <w:noProof/>
           <w:sz w:val="22"/>
           <w:szCs w:val="22"/>
         </w:rPr>
-        <w:t>Diagramas</w:t>
-      </w:r>
-      <w:proofErr w:type="spellEnd"/>
-      <w:r>
-        <w:rPr>
-          <w:rFonts w:ascii="Times New Roman" w:eastAsia="Times New Roman" w:hAnsi="Times New Roman" w:cs="Times New Roman"/>
-          <w:sz w:val="22"/>
-          <w:szCs w:val="22"/>
-        </w:rPr>
-        <w:t xml:space="preserve"> de </w:t>
-      </w:r>
-      <w:proofErr w:type="spellStart"/>
-      <w:r>
-        <w:rPr>
-          <w:rFonts w:ascii="Times New Roman" w:eastAsia="Times New Roman" w:hAnsi="Times New Roman" w:cs="Times New Roman"/>
-          <w:sz w:val="22"/>
-          <w:szCs w:val="22"/>
-        </w:rPr>
-        <w:t>componentes</w:t>
-      </w:r>
-      <w:proofErr w:type="spellEnd"/>
-      <w:r>
-        <w:rPr>
-          <w:rFonts w:ascii="Times New Roman" w:eastAsia="Times New Roman" w:hAnsi="Times New Roman" w:cs="Times New Roman"/>
-          <w:sz w:val="22"/>
-          <w:szCs w:val="22"/>
-        </w:rPr>
-        <w:t xml:space="preserve"> do </w:t>
-      </w:r>
-      <w:proofErr w:type="spellStart"/>
-      <w:r>
-        <w:rPr>
-          <w:rFonts w:ascii="Times New Roman" w:eastAsia="Times New Roman" w:hAnsi="Times New Roman" w:cs="Times New Roman"/>
-          <w:sz w:val="22"/>
-          <w:szCs w:val="22"/>
-        </w:rPr>
-        <w:t>sistema</w:t>
-      </w:r>
-      <w:proofErr w:type="spellEnd"/>
-      <w:r>
-        <w:rPr>
-          <w:rFonts w:ascii="Times New Roman" w:eastAsia="Times New Roman" w:hAnsi="Times New Roman" w:cs="Times New Roman"/>
-          <w:sz w:val="22"/>
-          <w:szCs w:val="22"/>
-        </w:rPr>
-        <w:t xml:space="preserve">. </w:t>
-      </w:r>
-      <w:proofErr w:type="spellStart"/>
-      <w:r>
-        <w:rPr>
-          <w:rFonts w:ascii="Times New Roman" w:eastAsia="Times New Roman" w:hAnsi="Times New Roman" w:cs="Times New Roman"/>
-          <w:sz w:val="22"/>
-          <w:szCs w:val="22"/>
-        </w:rPr>
-        <w:t>Diagrama</w:t>
-      </w:r>
-      <w:proofErr w:type="spellEnd"/>
-      <w:r>
-        <w:rPr>
-          <w:rFonts w:ascii="Times New Roman" w:eastAsia="Times New Roman" w:hAnsi="Times New Roman" w:cs="Times New Roman"/>
-          <w:sz w:val="22"/>
-          <w:szCs w:val="22"/>
-        </w:rPr>
-        <w:t xml:space="preserve"> de </w:t>
-      </w:r>
-      <w:proofErr w:type="spellStart"/>
-      <w:r>
-        <w:rPr>
-          <w:rFonts w:ascii="Times New Roman" w:eastAsia="Times New Roman" w:hAnsi="Times New Roman" w:cs="Times New Roman"/>
-          <w:sz w:val="22"/>
-          <w:szCs w:val="22"/>
-        </w:rPr>
-        <w:t>implantação</w:t>
-      </w:r>
-      <w:proofErr w:type="spellEnd"/>
-      <w:r>
-        <w:rPr>
-          <w:rFonts w:ascii="Times New Roman" w:eastAsia="Times New Roman" w:hAnsi="Times New Roman" w:cs="Times New Roman"/>
-          <w:sz w:val="22"/>
-          <w:szCs w:val="22"/>
-        </w:rPr>
-        <w:t xml:space="preserve"> </w:t>
-      </w:r>
-      <w:proofErr w:type="spellStart"/>
-      <w:r>
-        <w:rPr>
-          <w:rFonts w:ascii="Times New Roman" w:eastAsia="Times New Roman" w:hAnsi="Times New Roman" w:cs="Times New Roman"/>
-          <w:sz w:val="22"/>
-          <w:szCs w:val="22"/>
-        </w:rPr>
-        <w:t>mostrando</w:t>
-      </w:r>
-      <w:proofErr w:type="spellEnd"/>
-      <w:r>
-        <w:rPr>
-          <w:rFonts w:ascii="Times New Roman" w:eastAsia="Times New Roman" w:hAnsi="Times New Roman" w:cs="Times New Roman"/>
-          <w:sz w:val="22"/>
-          <w:szCs w:val="22"/>
-        </w:rPr>
-        <w:t xml:space="preserve"> </w:t>
-      </w:r>
-      <w:proofErr w:type="spellStart"/>
-      <w:r>
-        <w:rPr>
-          <w:rFonts w:ascii="Times New Roman" w:eastAsia="Times New Roman" w:hAnsi="Times New Roman" w:cs="Times New Roman"/>
-          <w:sz w:val="22"/>
-          <w:szCs w:val="22"/>
-        </w:rPr>
-        <w:t>onde</w:t>
-      </w:r>
-      <w:proofErr w:type="spellEnd"/>
-      <w:r>
-        <w:rPr>
-          <w:rFonts w:ascii="Times New Roman" w:eastAsia="Times New Roman" w:hAnsi="Times New Roman" w:cs="Times New Roman"/>
-          <w:sz w:val="22"/>
-          <w:szCs w:val="22"/>
-        </w:rPr>
-        <w:t xml:space="preserve"> </w:t>
-      </w:r>
-      <w:proofErr w:type="spellStart"/>
-      <w:r>
-        <w:rPr>
-          <w:rFonts w:ascii="Times New Roman" w:eastAsia="Times New Roman" w:hAnsi="Times New Roman" w:cs="Times New Roman"/>
-          <w:sz w:val="22"/>
-          <w:szCs w:val="22"/>
-        </w:rPr>
-        <w:t>os</w:t>
-      </w:r>
-      <w:proofErr w:type="spellEnd"/>
-      <w:r>
-        <w:rPr>
-          <w:rFonts w:ascii="Times New Roman" w:eastAsia="Times New Roman" w:hAnsi="Times New Roman" w:cs="Times New Roman"/>
-          <w:sz w:val="22"/>
-          <w:szCs w:val="22"/>
-        </w:rPr>
-        <w:t xml:space="preserve"> </w:t>
-      </w:r>
-      <w:proofErr w:type="spellStart"/>
-      <w:r>
-        <w:rPr>
-          <w:rFonts w:ascii="Times New Roman" w:eastAsia="Times New Roman" w:hAnsi="Times New Roman" w:cs="Times New Roman"/>
-          <w:sz w:val="22"/>
-          <w:szCs w:val="22"/>
-        </w:rPr>
-        <w:t>componentes</w:t>
-      </w:r>
-      <w:proofErr w:type="spellEnd"/>
-      <w:r>
-        <w:rPr>
-          <w:rFonts w:ascii="Times New Roman" w:eastAsia="Times New Roman" w:hAnsi="Times New Roman" w:cs="Times New Roman"/>
-          <w:sz w:val="22"/>
-          <w:szCs w:val="22"/>
-        </w:rPr>
-        <w:t xml:space="preserve"> </w:t>
-      </w:r>
-      <w:proofErr w:type="spellStart"/>
-      <w:r>
-        <w:rPr>
-          <w:rFonts w:ascii="Times New Roman" w:eastAsia="Times New Roman" w:hAnsi="Times New Roman" w:cs="Times New Roman"/>
-          <w:sz w:val="22"/>
-          <w:szCs w:val="22"/>
-        </w:rPr>
-        <w:t>estarão</w:t>
-      </w:r>
-      <w:proofErr w:type="spellEnd"/>
-      <w:r>
-        <w:rPr>
-          <w:rFonts w:ascii="Times New Roman" w:eastAsia="Times New Roman" w:hAnsi="Times New Roman" w:cs="Times New Roman"/>
-          <w:sz w:val="22"/>
-          <w:szCs w:val="22"/>
-        </w:rPr>
-        <w:t xml:space="preserve"> </w:t>
-      </w:r>
-      <w:proofErr w:type="spellStart"/>
-      <w:r>
-        <w:rPr>
-          <w:rFonts w:ascii="Times New Roman" w:eastAsia="Times New Roman" w:hAnsi="Times New Roman" w:cs="Times New Roman"/>
-          <w:sz w:val="22"/>
-          <w:szCs w:val="22"/>
-        </w:rPr>
-        <w:t>alocados</w:t>
-      </w:r>
-      <w:proofErr w:type="spellEnd"/>
-      <w:r>
-        <w:rPr>
-          <w:rFonts w:ascii="Times New Roman" w:eastAsia="Times New Roman" w:hAnsi="Times New Roman" w:cs="Times New Roman"/>
-          <w:sz w:val="22"/>
-          <w:szCs w:val="22"/>
-        </w:rPr>
-        <w:t xml:space="preserve"> para </w:t>
-      </w:r>
-      <w:proofErr w:type="gramStart"/>
-      <w:r>
-        <w:rPr>
-          <w:rFonts w:ascii="Times New Roman" w:eastAsia="Times New Roman" w:hAnsi="Times New Roman" w:cs="Times New Roman"/>
-          <w:sz w:val="22"/>
-          <w:szCs w:val="22"/>
-        </w:rPr>
-        <w:t>a</w:t>
-      </w:r>
-      <w:proofErr w:type="gramEnd"/>
-      <w:r>
-        <w:rPr>
-          <w:rFonts w:ascii="Times New Roman" w:eastAsia="Times New Roman" w:hAnsi="Times New Roman" w:cs="Times New Roman"/>
-          <w:sz w:val="22"/>
-          <w:szCs w:val="22"/>
-        </w:rPr>
-        <w:t xml:space="preserve"> </w:t>
-      </w:r>
-      <w:proofErr w:type="spellStart"/>
-      <w:r>
-        <w:rPr>
-          <w:rFonts w:ascii="Times New Roman" w:eastAsia="Times New Roman" w:hAnsi="Times New Roman" w:cs="Times New Roman"/>
-          <w:sz w:val="22"/>
-          <w:szCs w:val="22"/>
-        </w:rPr>
-        <w:t>execução</w:t>
-      </w:r>
-      <w:proofErr w:type="spellEnd"/>
-      <w:r>
-        <w:rPr>
-          <w:rFonts w:ascii="Times New Roman" w:eastAsia="Times New Roman" w:hAnsi="Times New Roman" w:cs="Times New Roman"/>
-          <w:sz w:val="22"/>
-          <w:szCs w:val="22"/>
-        </w:rPr>
-        <w:t>.</w:t>
+        <w:drawing>
+          <wp:inline distT="0" distB="0" distL="0" distR="0" wp14:anchorId="29F33495" wp14:editId="18EE36BB">
+            <wp:extent cx="6107430" cy="3390265"/>
+            <wp:effectExtent l="0" t="0" r="7620" b="635"/>
+            <wp:docPr id="2" name="Imagem 2"/>
+            <wp:cNvGraphicFramePr>
+              <a:graphicFrameLocks xmlns:a="http://schemas.openxmlformats.org/drawingml/2006/main" noChangeAspect="1"/>
+            </wp:cNvGraphicFramePr>
+            <a:graphic xmlns:a="http://schemas.openxmlformats.org/drawingml/2006/main">
+              <a:graphicData uri="http://schemas.openxmlformats.org/drawingml/2006/picture">
+                <pic:pic xmlns:pic="http://schemas.openxmlformats.org/drawingml/2006/picture">
+                  <pic:nvPicPr>
+                    <pic:cNvPr id="0" name="Picture 1"/>
+                    <pic:cNvPicPr>
+                      <a:picLocks noChangeAspect="1" noChangeArrowheads="1"/>
+                    </pic:cNvPicPr>
+                  </pic:nvPicPr>
+                  <pic:blipFill>
+                    <a:blip r:embed="rId17" cstate="print">
+                      <a:extLst>
+                        <a:ext uri="{28A0092B-C50C-407E-A947-70E740481C1C}">
+                          <a14:useLocalDpi xmlns:a14="http://schemas.microsoft.com/office/drawing/2010/main" val="0"/>
+                        </a:ext>
+                      </a:extLst>
+                    </a:blip>
+                    <a:srcRect/>
+                    <a:stretch>
+                      <a:fillRect/>
+                    </a:stretch>
+                  </pic:blipFill>
+                  <pic:spPr bwMode="auto">
+                    <a:xfrm>
+                      <a:off x="0" y="0"/>
+                      <a:ext cx="6107430" cy="3390265"/>
+                    </a:xfrm>
+                    <a:prstGeom prst="rect">
+                      <a:avLst/>
+                    </a:prstGeom>
+                    <a:noFill/>
+                    <a:ln>
+                      <a:noFill/>
+                    </a:ln>
+                  </pic:spPr>
+                </pic:pic>
+              </a:graphicData>
+            </a:graphic>
+          </wp:inline>
+        </w:drawing>
       </w:r>
     </w:p>
     <w:p>
@@ -6850,6 +6672,7 @@
       <w:bookmarkEnd w:id="14"/>
       <w:proofErr w:type="spellStart"/>
       <w:r>
+        <w:lastRenderedPageBreak/>
         <w:t>Modelos</w:t>
       </w:r>
       <w:proofErr w:type="spellEnd"/>
@@ -7036,7 +6859,7 @@
       </w:r>
     </w:p>
     <w:sectPr>
-      <w:headerReference w:type="default" r:id="rId17"/>
+      <w:headerReference w:type="default" r:id="rId18"/>
       <w:pgSz w:w="12240" w:h="15840"/>
       <w:pgMar w:top="1440" w:right="1296" w:bottom="1440" w:left="1296" w:header="720" w:footer="720" w:gutter="0"/>
       <w:pgNumType w:start="1"/>

--- a/docs/LifeDuo - Documentação de Projeto.docx
+++ b/docs/LifeDuo - Documentação de Projeto.docx
@@ -968,21 +968,7 @@
                 <w:b/>
                 <w:color w:val="000000"/>
               </w:rPr>
-              <w:t>4. Modelos de D</w:t>
-            </w:r>
-            <w:r>
-              <w:rPr>
-                <w:b/>
-                <w:color w:val="000000"/>
-              </w:rPr>
-              <w:t>a</w:t>
-            </w:r>
-            <w:r>
-              <w:rPr>
-                <w:b/>
-                <w:color w:val="000000"/>
-              </w:rPr>
-              <w:t>dos</w:t>
+              <w:t>4. Modelos de Dados</w:t>
             </w:r>
             <w:r>
               <w:rPr>
@@ -7245,7 +7231,7 @@
           <w:noProof/>
         </w:rPr>
         <w:drawing>
-          <wp:inline distT="0" distB="0" distL="0" distR="0" wp14:anchorId="74233265" wp14:editId="5DBB720F">
+          <wp:inline distT="0" distB="0" distL="0" distR="0" wp14:anchorId="74233265" wp14:editId="0177A5FB">
             <wp:extent cx="6124575" cy="2665730"/>
             <wp:effectExtent l="0" t="0" r="9525" b="1270"/>
             <wp:docPr id="3" name="Imagem 3"/>
@@ -7352,7 +7338,7 @@
           <w:noProof/>
         </w:rPr>
         <w:drawing>
-          <wp:inline distT="0" distB="0" distL="0" distR="0" wp14:anchorId="7C7E095C" wp14:editId="2B14F303">
+          <wp:inline distT="0" distB="0" distL="0" distR="0" wp14:anchorId="7C7E095C" wp14:editId="3128B36A">
             <wp:extent cx="6116320" cy="3338195"/>
             <wp:effectExtent l="0" t="0" r="0" b="0"/>
             <wp:docPr id="9" name="Imagem 9"/>
@@ -7428,7 +7414,7 @@
           <w:noProof/>
         </w:rPr>
         <w:drawing>
-          <wp:inline distT="0" distB="0" distL="0" distR="0" wp14:anchorId="6D7C70E7" wp14:editId="78CB51FB">
+          <wp:inline distT="0" distB="0" distL="0" distR="0" wp14:anchorId="6D7C70E7" wp14:editId="70FCE6A1">
             <wp:extent cx="6124575" cy="2018665"/>
             <wp:effectExtent l="0" t="0" r="9525" b="635"/>
             <wp:docPr id="11" name="Imagem 11"/>
@@ -7560,7 +7546,7 @@
           <w:noProof/>
         </w:rPr>
         <w:drawing>
-          <wp:inline distT="0" distB="0" distL="0" distR="0" wp14:anchorId="33E14F7B" wp14:editId="5A43DEE8">
+          <wp:inline distT="0" distB="0" distL="0" distR="0" wp14:anchorId="33E14F7B" wp14:editId="29605DD8">
             <wp:extent cx="6124575" cy="3605530"/>
             <wp:effectExtent l="0" t="0" r="9525" b="0"/>
             <wp:docPr id="13" name="Imagem 13"/>
@@ -7641,7 +7627,7 @@
           <w:noProof/>
         </w:rPr>
         <w:drawing>
-          <wp:inline distT="0" distB="0" distL="0" distR="0" wp14:anchorId="264DCBCD" wp14:editId="582338B8">
+          <wp:inline distT="0" distB="0" distL="0" distR="0" wp14:anchorId="264DCBCD" wp14:editId="72F7D983">
             <wp:extent cx="6124575" cy="2259965"/>
             <wp:effectExtent l="0" t="0" r="9525" b="6985"/>
             <wp:docPr id="14" name="Imagem 14"/>
@@ -7842,7 +7828,7 @@
           <w:noProof/>
         </w:rPr>
         <w:drawing>
-          <wp:inline distT="0" distB="0" distL="0" distR="0" wp14:anchorId="1A731FA8" wp14:editId="294506D1">
+          <wp:inline distT="0" distB="0" distL="0" distR="0" wp14:anchorId="1A731FA8" wp14:editId="0BF93877">
             <wp:extent cx="5038725" cy="3624199"/>
             <wp:effectExtent l="0" t="0" r="0" b="0"/>
             <wp:docPr id="17" name="Imagem 17"/>
@@ -8017,7 +8003,7 @@
           <w:noProof/>
         </w:rPr>
         <w:drawing>
-          <wp:inline distT="0" distB="0" distL="0" distR="0" wp14:anchorId="08E7E143" wp14:editId="15EC6756">
+          <wp:inline distT="0" distB="0" distL="0" distR="0" wp14:anchorId="08E7E143" wp14:editId="7C9C1C5E">
             <wp:extent cx="6124575" cy="3070860"/>
             <wp:effectExtent l="0" t="0" r="9525" b="0"/>
             <wp:docPr id="19" name="Imagem 19"/>
@@ -8369,7 +8355,7 @@
           <w:noProof/>
         </w:rPr>
         <w:drawing>
-          <wp:inline distT="0" distB="0" distL="0" distR="0" wp14:anchorId="4344961C" wp14:editId="77ABD3E1">
+          <wp:inline distT="0" distB="0" distL="0" distR="0" wp14:anchorId="4344961C" wp14:editId="734D6EAF">
             <wp:extent cx="6124575" cy="3907790"/>
             <wp:effectExtent l="0" t="0" r="9525" b="0"/>
             <wp:docPr id="27" name="Imagem 27"/>
@@ -8758,7 +8744,7 @@
           <w:noProof/>
         </w:rPr>
         <w:drawing>
-          <wp:inline distT="0" distB="0" distL="0" distR="0" wp14:anchorId="70617C6A" wp14:editId="6EB6D8E6">
+          <wp:inline distT="0" distB="0" distL="0" distR="0" wp14:anchorId="70617C6A" wp14:editId="45629DD3">
             <wp:extent cx="6116320" cy="3510915"/>
             <wp:effectExtent l="0" t="0" r="0" b="0"/>
             <wp:docPr id="31" name="Imagem 31"/>
@@ -9023,13 +9009,8 @@
       </w:r>
       <w:proofErr w:type="spellEnd"/>
       <w:r>
-        <w:t xml:space="preserve"> e </w:t>
-      </w:r>
-      <w:proofErr w:type="spellStart"/>
-      <w:r>
-        <w:t>Bem-estar</w:t>
-      </w:r>
-      <w:proofErr w:type="spellEnd"/>
+        <w:t xml:space="preserve"> e Bem-estar</w:t>
+      </w:r>
     </w:p>
     <w:p>
       <w:pPr>
@@ -9050,7 +9031,7 @@
           <w:noProof/>
         </w:rPr>
         <w:drawing>
-          <wp:inline distT="0" distB="0" distL="0" distR="0" wp14:anchorId="1EA78F4D" wp14:editId="0FDB64CD">
+          <wp:inline distT="0" distB="0" distL="0" distR="0" wp14:anchorId="1EA78F4D" wp14:editId="017D779E">
             <wp:extent cx="6116320" cy="4201160"/>
             <wp:effectExtent l="0" t="0" r="0" b="8890"/>
             <wp:docPr id="33" name="Imagem 33"/>
@@ -13822,23 +13803,6 @@
     </w:p>
     <w:p>
       <w:pPr>
-        <w:pStyle w:val="Ttulo1"/>
-        <w:numPr>
-          <w:ilvl w:val="0"/>
-          <w:numId w:val="1"/>
-        </w:numPr>
-      </w:pPr>
-      <w:proofErr w:type="spellStart"/>
-      <w:r>
-        <w:t>Modelos</w:t>
-      </w:r>
-      <w:proofErr w:type="spellEnd"/>
-      <w:r>
-        <w:t xml:space="preserve"> de Dados</w:t>
-      </w:r>
-    </w:p>
-    <w:p>
-      <w:pPr>
         <w:pBdr>
           <w:top w:val="nil"/>
           <w:left w:val="nil"/>
@@ -13860,14 +13824,194 @@
         </w:pBdr>
         <w:jc w:val="both"/>
       </w:pPr>
-      <w:proofErr w:type="spellStart"/>
-      <w:r>
-        <w:t>asd</w:t>
-      </w:r>
-      <w:proofErr w:type="spellEnd"/>
+    </w:p>
+    <w:p>
+      <w:pPr>
+        <w:pBdr>
+          <w:top w:val="nil"/>
+          <w:left w:val="nil"/>
+          <w:bottom w:val="nil"/>
+          <w:right w:val="nil"/>
+          <w:between w:val="nil"/>
+        </w:pBdr>
+        <w:jc w:val="both"/>
+      </w:pPr>
+    </w:p>
+    <w:p>
+      <w:pPr>
+        <w:pStyle w:val="Ttulo1"/>
+        <w:numPr>
+          <w:ilvl w:val="0"/>
+          <w:numId w:val="1"/>
+        </w:numPr>
+      </w:pPr>
+      <w:proofErr w:type="spellStart"/>
+      <w:r>
+        <w:lastRenderedPageBreak/>
+        <w:t>Modelos</w:t>
+      </w:r>
+      <w:proofErr w:type="spellEnd"/>
+      <w:r>
+        <w:t xml:space="preserve"> de Dados</w:t>
+      </w:r>
+    </w:p>
+    <w:p>
+      <w:pPr>
+        <w:pBdr>
+          <w:top w:val="nil"/>
+          <w:left w:val="nil"/>
+          <w:bottom w:val="nil"/>
+          <w:right w:val="nil"/>
+          <w:between w:val="nil"/>
+        </w:pBdr>
+        <w:jc w:val="both"/>
+      </w:pPr>
+    </w:p>
+    <w:p>
+      <w:pPr>
+        <w:pBdr>
+          <w:top w:val="nil"/>
+          <w:left w:val="nil"/>
+          <w:bottom w:val="nil"/>
+          <w:right w:val="nil"/>
+          <w:between w:val="nil"/>
+        </w:pBdr>
+        <w:jc w:val="both"/>
+      </w:pPr>
+      <w:r>
+        <w:rPr>
+          <w:noProof/>
+        </w:rPr>
+        <w:drawing>
+          <wp:inline distT="0" distB="0" distL="0" distR="0" wp14:anchorId="14361946" wp14:editId="2416ECA1">
+            <wp:extent cx="4257675" cy="7378262"/>
+            <wp:effectExtent l="0" t="0" r="0" b="0"/>
+            <wp:docPr id="37" name="Imagem 37"/>
+            <wp:cNvGraphicFramePr>
+              <a:graphicFrameLocks xmlns:a="http://schemas.openxmlformats.org/drawingml/2006/main" noChangeAspect="1"/>
+            </wp:cNvGraphicFramePr>
+            <a:graphic xmlns:a="http://schemas.openxmlformats.org/drawingml/2006/main">
+              <a:graphicData uri="http://schemas.openxmlformats.org/drawingml/2006/picture">
+                <pic:pic xmlns:pic="http://schemas.openxmlformats.org/drawingml/2006/picture">
+                  <pic:nvPicPr>
+                    <pic:cNvPr id="0" name="Picture 3"/>
+                    <pic:cNvPicPr>
+                      <a:picLocks noChangeAspect="1" noChangeArrowheads="1"/>
+                    </pic:cNvPicPr>
+                  </pic:nvPicPr>
+                  <pic:blipFill>
+                    <a:blip r:embed="rId42">
+                      <a:extLst>
+                        <a:ext uri="{28A0092B-C50C-407E-A947-70E740481C1C}">
+                          <a14:useLocalDpi xmlns:a14="http://schemas.microsoft.com/office/drawing/2010/main" val="0"/>
+                        </a:ext>
+                      </a:extLst>
+                    </a:blip>
+                    <a:srcRect/>
+                    <a:stretch>
+                      <a:fillRect/>
+                    </a:stretch>
+                  </pic:blipFill>
+                  <pic:spPr bwMode="auto">
+                    <a:xfrm>
+                      <a:off x="0" y="0"/>
+                      <a:ext cx="4265711" cy="7392187"/>
+                    </a:xfrm>
+                    <a:prstGeom prst="rect">
+                      <a:avLst/>
+                    </a:prstGeom>
+                    <a:noFill/>
+                    <a:ln>
+                      <a:noFill/>
+                    </a:ln>
+                  </pic:spPr>
+                </pic:pic>
+              </a:graphicData>
+            </a:graphic>
+          </wp:inline>
+        </w:drawing>
+      </w:r>
+    </w:p>
+    <w:p>
+      <w:pPr>
+        <w:pBdr>
+          <w:top w:val="nil"/>
+          <w:left w:val="nil"/>
+          <w:bottom w:val="nil"/>
+          <w:right w:val="nil"/>
+          <w:between w:val="nil"/>
+        </w:pBdr>
+        <w:jc w:val="both"/>
+      </w:pPr>
+    </w:p>
+    <w:p>
+      <w:pPr>
+        <w:pBdr>
+          <w:top w:val="nil"/>
+          <w:left w:val="nil"/>
+          <w:bottom w:val="nil"/>
+          <w:right w:val="nil"/>
+          <w:between w:val="nil"/>
+        </w:pBdr>
+        <w:jc w:val="both"/>
+      </w:pPr>
+      <w:r>
+        <w:rPr>
+          <w:noProof/>
+        </w:rPr>
+        <w:lastRenderedPageBreak/>
+        <w:drawing>
+          <wp:inline distT="0" distB="0" distL="0" distR="0" wp14:anchorId="094C40B6" wp14:editId="2A1EFA85">
+            <wp:extent cx="4276725" cy="6755195"/>
+            <wp:effectExtent l="0" t="0" r="0" b="7620"/>
+            <wp:docPr id="38" name="Imagem 38"/>
+            <wp:cNvGraphicFramePr>
+              <a:graphicFrameLocks xmlns:a="http://schemas.openxmlformats.org/drawingml/2006/main" noChangeAspect="1"/>
+            </wp:cNvGraphicFramePr>
+            <a:graphic xmlns:a="http://schemas.openxmlformats.org/drawingml/2006/main">
+              <a:graphicData uri="http://schemas.openxmlformats.org/drawingml/2006/picture">
+                <pic:pic xmlns:pic="http://schemas.openxmlformats.org/drawingml/2006/picture">
+                  <pic:nvPicPr>
+                    <pic:cNvPr id="0" name="Picture 4"/>
+                    <pic:cNvPicPr>
+                      <a:picLocks noChangeAspect="1" noChangeArrowheads="1"/>
+                    </pic:cNvPicPr>
+                  </pic:nvPicPr>
+                  <pic:blipFill>
+                    <a:blip r:embed="rId43">
+                      <a:extLst>
+                        <a:ext uri="{28A0092B-C50C-407E-A947-70E740481C1C}">
+                          <a14:useLocalDpi xmlns:a14="http://schemas.microsoft.com/office/drawing/2010/main" val="0"/>
+                        </a:ext>
+                      </a:extLst>
+                    </a:blip>
+                    <a:srcRect/>
+                    <a:stretch>
+                      <a:fillRect/>
+                    </a:stretch>
+                  </pic:blipFill>
+                  <pic:spPr bwMode="auto">
+                    <a:xfrm>
+                      <a:off x="0" y="0"/>
+                      <a:ext cx="4301607" cy="6794497"/>
+                    </a:xfrm>
+                    <a:prstGeom prst="rect">
+                      <a:avLst/>
+                    </a:prstGeom>
+                    <a:noFill/>
+                    <a:ln>
+                      <a:noFill/>
+                    </a:ln>
+                  </pic:spPr>
+                </pic:pic>
+              </a:graphicData>
+            </a:graphic>
+          </wp:inline>
+        </w:drawing>
+      </w:r>
     </w:p>
     <w:sectPr>
-      <w:headerReference w:type="default" r:id="rId42"/>
+      <w:headerReference w:type="default" r:id="rId44"/>
       <w:pgSz w:w="12240" w:h="15840"/>
       <w:pgMar w:top="1440" w:right="1296" w:bottom="1440" w:left="1296" w:header="720" w:footer="720" w:gutter="0"/>
       <w:pgNumType w:start="1"/>
@@ -15742,6 +15886,7 @@
   <w:style w:type="character" w:default="1" w:styleId="Fontepargpadro">
     <w:name w:val="Default Paragraph Font"/>
     <w:uiPriority w:val="1"/>
+    <w:semiHidden/>
     <w:unhideWhenUsed/>
   </w:style>
   <w:style w:type="table" w:default="1" w:styleId="Tabelanormal">
